--- a/02-放大电路/01-运算放大电路/精密整流电路/精密整流电路.docx
+++ b/02-放大电路/01-运算放大电路/精密整流电路/精密整流电路.docx
@@ -1937,6 +1937,20 @@
     </w:p>
     <w:bookmarkEnd w:id="26"/>
     <w:bookmarkEnd w:id="27"/>
+    <w:p>
+      <w:pPr>
+        <w:spacing w:before="360"/>
+        <w:jc w:val="center"/>
+      </w:pPr>
+      <w:r>
+        <w:rPr>
+          <w:rFonts w:ascii="Times New Roman" w:hAnsi="Times New Roman"/>
+          <w:color w:val="555555"/>
+          <w:sz w:val="21"/>
+        </w:rPr>
+        <w:t>材料收集者：杜文杰</w:t>
+      </w:r>
+    </w:p>
     <w:sectPr>
       <w:headerReference r:id="rId9" w:type="default"/>
       <w:footerReference r:id="rId10" w:type="default"/>

--- a/02-放大电路/01-运算放大电路/精密整流电路/精密整流电路.docx
+++ b/02-放大电路/01-运算放大电路/精密整流电路/精密整流电路.docx
@@ -1,6 +1,6 @@
 
 <file path=word/document.xml><?xml version="1.0" encoding="utf-8"?>
-<w:document xmlns:w="http://schemas.openxmlformats.org/wordprocessingml/2006/main" xmlns:m="http://schemas.openxmlformats.org/officeDocument/2006/math" xmlns:r="http://schemas.openxmlformats.org/officeDocument/2006/relationships" xmlns:o="urn:schemas-microsoft-com:office:office" xmlns:v="urn:schemas-microsoft-com:vml" xmlns:w10="urn:schemas-microsoft-com:office:word" xmlns:a="http://schemas.openxmlformats.org/drawingml/2006/main" xmlns:pic="http://schemas.openxmlformats.org/drawingml/2006/picture" xmlns:wp="http://schemas.openxmlformats.org/drawingml/2006/wordprocessingDrawing">
+<w:document xmlns:m="http://schemas.openxmlformats.org/officeDocument/2006/math" xmlns:r="http://schemas.openxmlformats.org/officeDocument/2006/relationships" xmlns:w="http://schemas.openxmlformats.org/wordprocessingml/2006/main" xmlns:o="urn:schemas-microsoft-com:office:office" xmlns:v="urn:schemas-microsoft-com:vml" xmlns:w10="urn:schemas-microsoft-com:office:word" xmlns:a="http://schemas.openxmlformats.org/drawingml/2006/main" xmlns:pic="http://schemas.openxmlformats.org/drawingml/2006/picture" xmlns:wp="http://schemas.openxmlformats.org/drawingml/2006/wordprocessingDrawing">
   <w:body>
     <w:bookmarkStart w:id="27" w:name="精密整流电路"/>
     <w:p>
@@ -9,7 +9,7 @@
       </w:pPr>
       <w:r>
         <w:rPr>
-          <w:rFonts w:hint="eastAsia"/>
+          <w:rFonts w:hint="eastAsia" w:eastAsia="黑体"/>
         </w:rPr>
         <w:t xml:space="preserve">精密整流电路</w:t>
       </w:r>
@@ -21,7 +21,7 @@
       </w:pPr>
       <w:r>
         <w:rPr>
-          <w:rFonts w:hint="eastAsia"/>
+          <w:rFonts w:hint="eastAsia" w:eastAsia="黑体"/>
         </w:rPr>
         <w:t xml:space="preserve">拓扑描述</w:t>
       </w:r>
@@ -32,16 +32,19 @@
       </w:pPr>
       <w:r>
         <w:rPr>
-          <w:rFonts w:hint="eastAsia"/>
+          <w:rFonts w:hint="eastAsia" w:eastAsia="黑体"/>
         </w:rPr>
         <w:t xml:space="preserve">由</w:t>
       </w:r>
       <w:r>
+        <w:rPr>
+          <w:rFonts w:eastAsia="黑体"/>
+        </w:rPr>
         <w:t xml:space="preserve"> </w:t>
       </w:r>
       <w:r>
         <w:rPr>
-          <w:rFonts w:hint="eastAsia"/>
+          <w:rFonts w:hint="eastAsia" w:eastAsia="黑体"/>
           <w:b/>
           <w:bCs/>
         </w:rPr>
@@ -49,17 +52,21 @@
       </w:r>
       <w:r>
         <w:rPr>
+          <w:rFonts w:eastAsia="黑体"/>
           <w:b/>
           <w:bCs/>
         </w:rPr>
         <w:t xml:space="preserve"> A1</w:t>
       </w:r>
       <w:r>
+        <w:rPr>
+          <w:rFonts w:eastAsia="黑体"/>
+        </w:rPr>
         <w:t xml:space="preserve">、</w:t>
       </w:r>
       <w:r>
         <w:rPr>
-          <w:rFonts w:hint="eastAsia"/>
+          <w:rFonts w:hint="eastAsia" w:eastAsia="黑体"/>
           <w:b/>
           <w:bCs/>
         </w:rPr>
@@ -67,26 +74,33 @@
       </w:r>
       <w:r>
         <w:rPr>
+          <w:rFonts w:eastAsia="黑体"/>
           <w:b/>
           <w:bCs/>
         </w:rPr>
         <w:t xml:space="preserve"> D</w:t>
       </w:r>
       <w:r>
+        <w:rPr>
+          <w:rFonts w:eastAsia="黑体"/>
+        </w:rPr>
         <w:t xml:space="preserve"> </w:t>
       </w:r>
       <w:r>
         <w:rPr>
-          <w:rFonts w:hint="eastAsia"/>
+          <w:rFonts w:hint="eastAsia" w:eastAsia="黑体"/>
         </w:rPr>
         <w:t xml:space="preserve">与</w:t>
       </w:r>
       <w:r>
+        <w:rPr>
+          <w:rFonts w:eastAsia="黑体"/>
+        </w:rPr>
         <w:t xml:space="preserve"> </w:t>
       </w:r>
       <w:r>
         <w:rPr>
-          <w:rFonts w:hint="eastAsia"/>
+          <w:rFonts w:hint="eastAsia" w:eastAsia="黑体"/>
           <w:b/>
           <w:bCs/>
         </w:rPr>
@@ -94,6 +108,7 @@
       </w:r>
       <w:r>
         <w:rPr>
+          <w:rFonts w:eastAsia="黑体"/>
           <w:b/>
           <w:bCs/>
         </w:rPr>
@@ -115,6 +130,7 @@
       </m:oMath>
       <w:r>
         <w:rPr>
+          <w:rFonts w:eastAsia="黑体"/>
           <w:b/>
           <w:bCs/>
         </w:rPr>
@@ -135,17 +151,20 @@
         </m:sSub>
       </m:oMath>
       <w:r>
+        <w:rPr>
+          <w:rFonts w:eastAsia="黑体"/>
+        </w:rPr>
         <w:t xml:space="preserve"> </w:t>
       </w:r>
       <w:r>
         <w:rPr>
-          <w:rFonts w:hint="eastAsia"/>
+          <w:rFonts w:hint="eastAsia" w:eastAsia="黑体"/>
         </w:rPr>
         <w:t xml:space="preserve">组成（半波为单运放单二极管，全波绝对值电路由两个半波单元叠加）。以反相半波为例，电路关键节点：</w:t>
       </w:r>
       <w:r>
         <w:rPr>
-          <w:rFonts w:hint="eastAsia"/>
+          <w:rFonts w:hint="eastAsia" w:eastAsia="黑体"/>
           <w:b/>
           <w:bCs/>
         </w:rPr>
@@ -153,7 +172,7 @@
       </w:r>
       <w:r>
         <w:rPr>
-          <w:rFonts w:hint="eastAsia"/>
+          <w:rFonts w:hint="eastAsia" w:eastAsia="黑体"/>
         </w:rPr>
         <w:t xml:space="preserve">（</w:t>
       </w:r>
@@ -175,15 +194,21 @@
         </m:sSub>
       </m:oMath>
       <w:r>
+        <w:rPr>
+          <w:rFonts w:eastAsia="黑体"/>
+        </w:rPr>
         <w:t xml:space="preserve"> </w:t>
       </w:r>
       <w:r>
         <w:rPr>
-          <w:rFonts w:hint="eastAsia"/>
+          <w:rFonts w:hint="eastAsia" w:eastAsia="黑体"/>
         </w:rPr>
         <w:t xml:space="preserve">经</w:t>
       </w:r>
       <w:r>
+        <w:rPr>
+          <w:rFonts w:eastAsia="黑体"/>
+        </w:rPr>
         <w:t xml:space="preserve"> </w:t>
       </w:r>
       <m:oMath>
@@ -201,17 +226,20 @@
         </m:sSub>
       </m:oMath>
       <w:r>
+        <w:rPr>
+          <w:rFonts w:eastAsia="黑体"/>
+        </w:rPr>
         <w:t xml:space="preserve"> </w:t>
       </w:r>
       <w:r>
         <w:rPr>
-          <w:rFonts w:hint="eastAsia"/>
+          <w:rFonts w:hint="eastAsia" w:eastAsia="黑体"/>
         </w:rPr>
         <w:t xml:space="preserve">上端接入）；</w:t>
       </w:r>
       <w:r>
         <w:rPr>
-          <w:rFonts w:hint="eastAsia"/>
+          <w:rFonts w:hint="eastAsia" w:eastAsia="黑体"/>
           <w:b/>
           <w:bCs/>
         </w:rPr>
@@ -219,7 +247,7 @@
       </w:r>
       <w:r>
         <w:rPr>
-          <w:rFonts w:hint="eastAsia"/>
+          <w:rFonts w:hint="eastAsia" w:eastAsia="黑体"/>
         </w:rPr>
         <w:t xml:space="preserve">（</w:t>
       </w:r>
@@ -238,11 +266,14 @@
         </m:sSub>
       </m:oMath>
       <w:r>
+        <w:rPr>
+          <w:rFonts w:eastAsia="黑体"/>
+        </w:rPr>
         <w:t xml:space="preserve"> </w:t>
       </w:r>
       <w:r>
         <w:rPr>
-          <w:rFonts w:hint="eastAsia"/>
+          <w:rFonts w:hint="eastAsia" w:eastAsia="黑体"/>
         </w:rPr>
         <w:t xml:space="preserve">下端、</w:t>
       </w:r>
@@ -261,35 +292,44 @@
         </m:sSub>
       </m:oMath>
       <w:r>
+        <w:rPr>
+          <w:rFonts w:eastAsia="黑体"/>
+        </w:rPr>
         <w:t xml:space="preserve"> </w:t>
       </w:r>
       <w:r>
         <w:rPr>
-          <w:rFonts w:hint="eastAsia"/>
+          <w:rFonts w:hint="eastAsia" w:eastAsia="黑体"/>
         </w:rPr>
         <w:t xml:space="preserve">一端、A1</w:t>
       </w:r>
       <w:r>
+        <w:rPr>
+          <w:rFonts w:eastAsia="黑体"/>
+        </w:rPr>
         <w:t xml:space="preserve"> </w:t>
       </w:r>
       <w:r>
         <w:rPr>
-          <w:rFonts w:hint="eastAsia"/>
+          <w:rFonts w:hint="eastAsia" w:eastAsia="黑体"/>
         </w:rPr>
         <w:t xml:space="preserve">的</w:t>
       </w:r>
       <w:r>
+        <w:rPr>
+          <w:rFonts w:eastAsia="黑体"/>
+        </w:rPr>
         <w:t xml:space="preserve"> IN− </w:t>
       </w:r>
       <w:r>
         <w:rPr>
-          <w:rFonts w:hint="eastAsia"/>
+          <w:rFonts w:hint="eastAsia" w:eastAsia="黑体"/>
         </w:rPr>
         <w:t xml:space="preserve">相连）；</w:t>
       </w:r>
       <w:r>
         <w:rPr>
-          <w:rFonts w:hint="eastAsia"/>
+          <w:rFonts w:hint="eastAsia" w:eastAsia="黑体"/>
           <w:b/>
           <w:bCs/>
         </w:rPr>
@@ -297,7 +337,7 @@
       </w:r>
       <w:r>
         <w:rPr>
-          <w:rFonts w:hint="eastAsia"/>
+          <w:rFonts w:hint="eastAsia" w:eastAsia="黑体"/>
         </w:rPr>
         <w:t xml:space="preserve">（</w:t>
       </w:r>
@@ -316,24 +356,33 @@
         </m:sSub>
       </m:oMath>
       <w:r>
+        <w:rPr>
+          <w:rFonts w:eastAsia="黑体"/>
+        </w:rPr>
         <w:t xml:space="preserve"> </w:t>
       </w:r>
       <w:r>
         <w:rPr>
-          <w:rFonts w:hint="eastAsia"/>
+          <w:rFonts w:hint="eastAsia" w:eastAsia="黑体"/>
         </w:rPr>
         <w:t xml:space="preserve">另一端与</w:t>
       </w:r>
       <w:r>
+        <w:rPr>
+          <w:rFonts w:eastAsia="黑体"/>
+        </w:rPr>
         <w:t xml:space="preserve"> D </w:t>
       </w:r>
       <w:r>
         <w:rPr>
-          <w:rFonts w:hint="eastAsia"/>
+          <w:rFonts w:hint="eastAsia" w:eastAsia="黑体"/>
         </w:rPr>
         <w:t xml:space="preserve">的阴极相连，作为输出</w:t>
       </w:r>
       <w:r>
+        <w:rPr>
+          <w:rFonts w:eastAsia="黑体"/>
+        </w:rPr>
         <w:t xml:space="preserve"> </w:t>
       </w:r>
       <m:oMath>
@@ -358,29 +407,38 @@
       </m:oMath>
       <w:r>
         <w:rPr>
-          <w:rFonts w:hint="eastAsia"/>
+          <w:rFonts w:hint="eastAsia" w:eastAsia="黑体"/>
         </w:rPr>
         <w:t xml:space="preserve">）；A1</w:t>
       </w:r>
       <w:r>
+        <w:rPr>
+          <w:rFonts w:eastAsia="黑体"/>
+        </w:rPr>
         <w:t xml:space="preserve"> </w:t>
       </w:r>
       <w:r>
         <w:rPr>
-          <w:rFonts w:hint="eastAsia"/>
+          <w:rFonts w:hint="eastAsia" w:eastAsia="黑体"/>
         </w:rPr>
         <w:t xml:space="preserve">的</w:t>
       </w:r>
       <w:r>
+        <w:rPr>
+          <w:rFonts w:eastAsia="黑体"/>
+        </w:rPr>
         <w:t xml:space="preserve"> IN+ </w:t>
       </w:r>
       <w:r>
         <w:rPr>
-          <w:rFonts w:hint="eastAsia"/>
+          <w:rFonts w:hint="eastAsia" w:eastAsia="黑体"/>
         </w:rPr>
         <w:t xml:space="preserve">接地</w:t>
       </w:r>
       <w:r>
+        <w:rPr>
+          <w:rFonts w:eastAsia="黑体"/>
+        </w:rPr>
         <w:t xml:space="preserve"> GND。</w:t>
       </w:r>
     </w:p>
@@ -388,7 +446,7 @@
       <w:pPr/>
       <w:r>
         <w:rPr>
-          <w:rFonts w:hint="eastAsia"/>
+          <w:rFonts w:hint="eastAsia" w:eastAsia="黑体"/>
         </w:rPr>
         <w:t xml:space="preserve">各元件管脚连接：</w:t>
       </w:r>
@@ -407,45 +465,58 @@
         </m:sSub>
       </m:oMath>
       <w:r>
+        <w:rPr>
+          <w:rFonts w:eastAsia="黑体"/>
+        </w:rPr>
         <w:t xml:space="preserve"> </w:t>
       </w:r>
       <w:r>
         <w:rPr>
-          <w:rFonts w:hint="eastAsia"/>
+          <w:rFonts w:hint="eastAsia" w:eastAsia="黑体"/>
         </w:rPr>
         <w:t xml:space="preserve">一端接输入节点、另一端接反相端节点；</w:t>
       </w:r>
       <w:r>
         <w:rPr>
+          <w:rFonts w:eastAsia="黑体"/>
           <w:b/>
           <w:bCs/>
         </w:rPr>
         <w:t xml:space="preserve">D</w:t>
       </w:r>
       <w:r>
+        <w:rPr>
+          <w:rFonts w:eastAsia="黑体"/>
+        </w:rPr>
         <w:t xml:space="preserve"> </w:t>
       </w:r>
       <w:r>
         <w:rPr>
-          <w:rFonts w:hint="eastAsia"/>
+          <w:rFonts w:hint="eastAsia" w:eastAsia="黑体"/>
         </w:rPr>
         <w:t xml:space="preserve">的阳极接</w:t>
       </w:r>
       <w:r>
+        <w:rPr>
+          <w:rFonts w:eastAsia="黑体"/>
+        </w:rPr>
         <w:t xml:space="preserve"> A1 </w:t>
       </w:r>
       <w:r>
         <w:rPr>
-          <w:rFonts w:hint="eastAsia"/>
+          <w:rFonts w:hint="eastAsia" w:eastAsia="黑体"/>
         </w:rPr>
         <w:t xml:space="preserve">的输出端</w:t>
       </w:r>
       <w:r>
+        <w:rPr>
+          <w:rFonts w:eastAsia="黑体"/>
+        </w:rPr>
         <w:t xml:space="preserve"> </w:t>
       </w:r>
       <w:r>
         <w:rPr>
-          <w:rFonts w:hint="eastAsia"/>
+          <w:rFonts w:hint="eastAsia" w:eastAsia="黑体"/>
         </w:rPr>
         <w:t xml:space="preserve">OUT、阴极接输出节点；</w:t>
       </w:r>
@@ -464,85 +535,113 @@
         </m:sSub>
       </m:oMath>
       <w:r>
+        <w:rPr>
+          <w:rFonts w:eastAsia="黑体"/>
+        </w:rPr>
         <w:t xml:space="preserve"> </w:t>
       </w:r>
       <w:r>
         <w:rPr>
-          <w:rFonts w:hint="eastAsia"/>
+          <w:rFonts w:hint="eastAsia" w:eastAsia="黑体"/>
         </w:rPr>
         <w:t xml:space="preserve">一端接反相端节点、另一端接输出节点；</w:t>
       </w:r>
       <w:r>
         <w:rPr>
+          <w:rFonts w:eastAsia="黑体"/>
           <w:b/>
           <w:bCs/>
         </w:rPr>
         <w:t xml:space="preserve">A1</w:t>
       </w:r>
       <w:r>
+        <w:rPr>
+          <w:rFonts w:eastAsia="黑体"/>
+        </w:rPr>
         <w:t xml:space="preserve"> </w:t>
       </w:r>
       <w:r>
         <w:rPr>
-          <w:rFonts w:hint="eastAsia"/>
+          <w:rFonts w:hint="eastAsia" w:eastAsia="黑体"/>
         </w:rPr>
         <w:t xml:space="preserve">的</w:t>
       </w:r>
       <w:r>
+        <w:rPr>
+          <w:rFonts w:eastAsia="黑体"/>
+        </w:rPr>
         <w:t xml:space="preserve"> IN− </w:t>
       </w:r>
       <w:r>
         <w:rPr>
-          <w:rFonts w:hint="eastAsia"/>
+          <w:rFonts w:hint="eastAsia" w:eastAsia="黑体"/>
         </w:rPr>
         <w:t xml:space="preserve">接反相端节点、IN+</w:t>
       </w:r>
       <w:r>
+        <w:rPr>
+          <w:rFonts w:eastAsia="黑体"/>
+        </w:rPr>
         <w:t xml:space="preserve"> </w:t>
       </w:r>
       <w:r>
         <w:rPr>
-          <w:rFonts w:hint="eastAsia"/>
+          <w:rFonts w:hint="eastAsia" w:eastAsia="黑体"/>
         </w:rPr>
         <w:t xml:space="preserve">接地</w:t>
       </w:r>
       <w:r>
+        <w:rPr>
+          <w:rFonts w:eastAsia="黑体"/>
+        </w:rPr>
         <w:t xml:space="preserve"> GND、OUT </w:t>
       </w:r>
       <w:r>
         <w:rPr>
-          <w:rFonts w:hint="eastAsia"/>
+          <w:rFonts w:hint="eastAsia" w:eastAsia="黑体"/>
         </w:rPr>
         <w:t xml:space="preserve">接</w:t>
       </w:r>
       <w:r>
+        <w:rPr>
+          <w:rFonts w:eastAsia="黑体"/>
+        </w:rPr>
         <w:t xml:space="preserve"> D </w:t>
       </w:r>
       <w:r>
         <w:rPr>
-          <w:rFonts w:hint="eastAsia"/>
+          <w:rFonts w:hint="eastAsia" w:eastAsia="黑体"/>
         </w:rPr>
         <w:t xml:space="preserve">的阳极、V+</w:t>
       </w:r>
       <w:r>
+        <w:rPr>
+          <w:rFonts w:eastAsia="黑体"/>
+        </w:rPr>
         <w:t xml:space="preserve"> </w:t>
       </w:r>
       <w:r>
         <w:rPr>
-          <w:rFonts w:hint="eastAsia"/>
+          <w:rFonts w:hint="eastAsia" w:eastAsia="黑体"/>
         </w:rPr>
         <w:t xml:space="preserve">接</w:t>
       </w:r>
       <w:r>
+        <w:rPr>
+          <w:rFonts w:eastAsia="黑体"/>
+        </w:rPr>
         <w:t xml:space="preserve"> +VCC、V− </w:t>
       </w:r>
       <w:r>
         <w:rPr>
-          <w:rFonts w:hint="eastAsia"/>
+          <w:rFonts w:hint="eastAsia" w:eastAsia="黑体"/>
         </w:rPr>
         <w:t xml:space="preserve">接</w:t>
       </w:r>
       <w:r>
+        <w:rPr>
+          <w:rFonts w:eastAsia="黑体"/>
+        </w:rPr>
         <w:t xml:space="preserve"> −VEE。</w:t>
       </w:r>
     </w:p>
@@ -550,11 +649,14 @@
       <w:pPr/>
       <w:r>
         <w:rPr>
-          <w:rFonts w:hint="eastAsia"/>
+          <w:rFonts w:hint="eastAsia" w:eastAsia="黑体"/>
         </w:rPr>
         <w:t xml:space="preserve">由此构成精密整流组态：二极管位于运放输出与反馈支路之间，其正向压降被开环增益压缩，使微弱信号也能被整流；全波精密整流再叠加成绝对值输出</w:t>
       </w:r>
       <w:r>
+        <w:rPr>
+          <w:rFonts w:eastAsia="黑体"/>
+        </w:rPr>
         <w:t xml:space="preserve"> </w:t>
       </w:r>
       <m:oMath>
@@ -611,6 +713,9 @@
         </m:r>
       </m:oMath>
       <w:r>
+        <w:rPr>
+          <w:rFonts w:eastAsia="黑体"/>
+        </w:rPr>
         <w:t xml:space="preserve">。</w:t>
       </w:r>
     </w:p>
@@ -622,7 +727,7 @@
       </w:pPr>
       <w:r>
         <w:rPr>
-          <w:rFonts w:hint="eastAsia"/>
+          <w:rFonts w:hint="eastAsia" w:eastAsia="黑体"/>
         </w:rPr>
         <w:t xml:space="preserve">工作原理</w:t>
       </w:r>
@@ -633,7 +738,7 @@
       </w:pPr>
       <w:r>
         <w:rPr>
-          <w:rFonts w:hint="eastAsia"/>
+          <w:rFonts w:hint="eastAsia" w:eastAsia="黑体"/>
         </w:rPr>
         <w:t xml:space="preserve">运放闭环反馈补偿二极管正向压降：输入为正半周时运放驱动二极管导通，输出跟随输入；负半周时另一支路工作。全波精密整流把负半周翻转后与正半周相加，输出信号的绝对值。</w:t>
       </w:r>
@@ -646,7 +751,7 @@
       </w:pPr>
       <w:r>
         <w:rPr>
-          <w:rFonts w:hint="eastAsia"/>
+          <w:rFonts w:hint="eastAsia" w:eastAsia="黑体"/>
         </w:rPr>
         <w:t xml:space="preserve">关键计算公式</w:t>
       </w:r>
@@ -660,7 +765,7 @@
       </w:pPr>
       <w:r>
         <w:rPr>
-          <w:rFonts w:hint="eastAsia"/>
+          <w:rFonts w:hint="eastAsia" w:eastAsia="黑体"/>
         </w:rPr>
         <w:t xml:space="preserve">半波精密整流输出：</w:t>
       </w:r>
@@ -837,7 +942,7 @@
       </w:pPr>
       <w:r>
         <w:rPr>
-          <w:rFonts w:hint="eastAsia"/>
+          <w:rFonts w:hint="eastAsia" w:eastAsia="黑体"/>
         </w:rPr>
         <w:t xml:space="preserve">全波精密整流输出（绝对值）：</w:t>
       </w:r>
@@ -915,7 +1020,7 @@
       </w:pPr>
       <w:r>
         <w:rPr>
-          <w:rFonts w:hint="eastAsia"/>
+          <w:rFonts w:hint="eastAsia" w:eastAsia="黑体"/>
         </w:rPr>
         <w:t xml:space="preserve">有效导通阈值（二极管压降被开环增益压缩）：</w:t>
       </w:r>
@@ -1021,7 +1126,7 @@
             </w:pPr>
             <w:r>
               <w:rPr>
-                <w:rFonts w:hint="eastAsia"/>
+                <w:rFonts w:hint="eastAsia" w:eastAsia="黑体"/>
               </w:rPr>
               <w:t xml:space="preserve">符号</w:t>
             </w:r>
@@ -1035,7 +1140,7 @@
             </w:pPr>
             <w:r>
               <w:rPr>
-                <w:rFonts w:hint="eastAsia"/>
+                <w:rFonts w:hint="eastAsia" w:eastAsia="黑体"/>
               </w:rPr>
               <w:t xml:space="preserve">含义</w:t>
             </w:r>
@@ -1049,7 +1154,7 @@
             </w:pPr>
             <w:r>
               <w:rPr>
-                <w:rFonts w:hint="eastAsia"/>
+                <w:rFonts w:hint="eastAsia" w:eastAsia="黑体"/>
               </w:rPr>
               <w:t xml:space="preserve">单位</w:t>
             </w:r>
@@ -1081,6 +1186,9 @@
               </m:sSub>
             </m:oMath>
             <w:r>
+              <w:rPr>
+                <w:rFonts w:eastAsia="黑体"/>
+              </w:rPr>
               <w:t xml:space="preserve">​</w:t>
             </w:r>
           </w:p>
@@ -1093,7 +1201,7 @@
             </w:pPr>
             <w:r>
               <w:rPr>
-                <w:rFonts w:hint="eastAsia"/>
+                <w:rFonts w:hint="eastAsia" w:eastAsia="黑体"/>
               </w:rPr>
               <w:t xml:space="preserve">输入电压</w:t>
             </w:r>
@@ -1106,6 +1214,9 @@
               <w:pStyle w:val="Compact"/>
             </w:pPr>
             <w:r>
+              <w:rPr>
+                <w:rFonts w:eastAsia="黑体"/>
+              </w:rPr>
               <w:t xml:space="preserve">V</w:t>
             </w:r>
           </w:p>
@@ -1139,6 +1250,9 @@
               </m:sSub>
             </m:oMath>
             <w:r>
+              <w:rPr>
+                <w:rFonts w:eastAsia="黑体"/>
+              </w:rPr>
               <w:t xml:space="preserve">​</w:t>
             </w:r>
           </w:p>
@@ -1151,7 +1265,7 @@
             </w:pPr>
             <w:r>
               <w:rPr>
-                <w:rFonts w:hint="eastAsia"/>
+                <w:rFonts w:hint="eastAsia" w:eastAsia="黑体"/>
               </w:rPr>
               <w:t xml:space="preserve">输出电压</w:t>
             </w:r>
@@ -1164,6 +1278,9 @@
               <w:pStyle w:val="Compact"/>
             </w:pPr>
             <w:r>
+              <w:rPr>
+                <w:rFonts w:eastAsia="黑体"/>
+              </w:rPr>
               <w:t xml:space="preserve">V</w:t>
             </w:r>
           </w:p>
@@ -1191,6 +1308,9 @@
               </m:sSub>
             </m:oMath>
             <w:r>
+              <w:rPr>
+                <w:rFonts w:eastAsia="黑体"/>
+              </w:rPr>
               <w:t xml:space="preserve">​</w:t>
             </w:r>
           </w:p>
@@ -1203,7 +1323,7 @@
             </w:pPr>
             <w:r>
               <w:rPr>
-                <w:rFonts w:hint="eastAsia"/>
+                <w:rFonts w:hint="eastAsia" w:eastAsia="黑体"/>
               </w:rPr>
               <w:t xml:space="preserve">二极管正向压降</w:t>
             </w:r>
@@ -1216,6 +1336,9 @@
               <w:pStyle w:val="Compact"/>
             </w:pPr>
             <w:r>
+              <w:rPr>
+                <w:rFonts w:eastAsia="黑体"/>
+              </w:rPr>
               <w:t xml:space="preserve">V</w:t>
             </w:r>
           </w:p>
@@ -1246,6 +1369,9 @@
               </m:sSub>
             </m:oMath>
             <w:r>
+              <w:rPr>
+                <w:rFonts w:eastAsia="黑体"/>
+              </w:rPr>
               <w:t xml:space="preserve">​</w:t>
             </w:r>
           </w:p>
@@ -1258,7 +1384,7 @@
             </w:pPr>
             <w:r>
               <w:rPr>
-                <w:rFonts w:hint="eastAsia"/>
+                <w:rFonts w:hint="eastAsia" w:eastAsia="黑体"/>
               </w:rPr>
               <w:t xml:space="preserve">运放开环增益</w:t>
             </w:r>
@@ -1271,6 +1397,9 @@
               <w:pStyle w:val="Compact"/>
             </w:pPr>
             <w:r>
+              <w:rPr>
+                <w:rFonts w:eastAsia="黑体"/>
+              </w:rPr>
               <w:t xml:space="preserve">—</w:t>
             </w:r>
           </w:p>
@@ -1301,6 +1430,9 @@
               </m:sSub>
             </m:oMath>
             <w:r>
+              <w:rPr>
+                <w:rFonts w:eastAsia="黑体"/>
+              </w:rPr>
               <w:t xml:space="preserve">​</w:t>
             </w:r>
           </w:p>
@@ -1313,7 +1445,7 @@
             </w:pPr>
             <w:r>
               <w:rPr>
-                <w:rFonts w:hint="eastAsia"/>
+                <w:rFonts w:hint="eastAsia" w:eastAsia="黑体"/>
               </w:rPr>
               <w:t xml:space="preserve">等效导通阈值</w:t>
             </w:r>
@@ -1326,6 +1458,9 @@
               <w:pStyle w:val="Compact"/>
             </w:pPr>
             <w:r>
+              <w:rPr>
+                <w:rFonts w:eastAsia="黑体"/>
+              </w:rPr>
               <w:t xml:space="preserve">V</w:t>
             </w:r>
           </w:p>
@@ -1340,7 +1475,7 @@
       </w:pPr>
       <w:r>
         <w:rPr>
-          <w:rFonts w:hint="eastAsia"/>
+          <w:rFonts w:hint="eastAsia" w:eastAsia="黑体"/>
         </w:rPr>
         <w:t xml:space="preserve">元件调整影响</w:t>
       </w:r>
@@ -1355,16 +1490,19 @@
       </w:pPr>
       <w:r>
         <w:rPr>
-          <w:rFonts w:hint="eastAsia"/>
+          <w:rFonts w:hint="eastAsia" w:eastAsia="黑体"/>
         </w:rPr>
         <w:t xml:space="preserve">运放开环增益越大</w:t>
       </w:r>
       <w:r>
+        <w:rPr>
+          <w:rFonts w:eastAsia="黑体"/>
+        </w:rPr>
         <w:t xml:space="preserve"> → </w:t>
       </w:r>
       <w:r>
         <w:rPr>
-          <w:rFonts w:hint="eastAsia"/>
+          <w:rFonts w:hint="eastAsia" w:eastAsia="黑体"/>
         </w:rPr>
         <w:t xml:space="preserve">等效死区越小，可整流信号越小。</w:t>
       </w:r>
@@ -1379,16 +1517,19 @@
       </w:pPr>
       <w:r>
         <w:rPr>
-          <w:rFonts w:hint="eastAsia"/>
+          <w:rFonts w:hint="eastAsia" w:eastAsia="黑体"/>
         </w:rPr>
         <w:t xml:space="preserve">反馈电阻比例变化</w:t>
       </w:r>
       <w:r>
+        <w:rPr>
+          <w:rFonts w:eastAsia="黑体"/>
+        </w:rPr>
         <w:t xml:space="preserve"> → </w:t>
       </w:r>
       <w:r>
         <w:rPr>
-          <w:rFonts w:hint="eastAsia"/>
+          <w:rFonts w:hint="eastAsia" w:eastAsia="黑体"/>
         </w:rPr>
         <w:t xml:space="preserve">可调整整流增益。</w:t>
       </w:r>
@@ -1403,25 +1544,31 @@
       </w:pPr>
       <w:r>
         <w:rPr>
-          <w:rFonts w:hint="eastAsia"/>
+          <w:rFonts w:hint="eastAsia" w:eastAsia="黑体"/>
         </w:rPr>
         <w:t xml:space="preserve">二极管选择（快恢复</w:t>
       </w:r>
       <w:r>
+        <w:rPr>
+          <w:rFonts w:eastAsia="黑体"/>
+        </w:rPr>
         <w:t xml:space="preserve"> / </w:t>
       </w:r>
       <w:r>
         <w:rPr>
-          <w:rFonts w:hint="eastAsia"/>
+          <w:rFonts w:hint="eastAsia" w:eastAsia="黑体"/>
         </w:rPr>
         <w:t xml:space="preserve">肖特基）→</w:t>
       </w:r>
       <w:r>
+        <w:rPr>
+          <w:rFonts w:eastAsia="黑体"/>
+        </w:rPr>
         <w:t xml:space="preserve"> </w:t>
       </w:r>
       <w:r>
         <w:rPr>
-          <w:rFonts w:hint="eastAsia"/>
+          <w:rFonts w:hint="eastAsia" w:eastAsia="黑体"/>
         </w:rPr>
         <w:t xml:space="preserve">影响高频整流速度。</w:t>
       </w:r>
@@ -1436,16 +1583,19 @@
       </w:pPr>
       <w:r>
         <w:rPr>
-          <w:rFonts w:hint="eastAsia"/>
+          <w:rFonts w:hint="eastAsia" w:eastAsia="黑体"/>
         </w:rPr>
         <w:t xml:space="preserve">匹配电阻精度</w:t>
       </w:r>
       <w:r>
+        <w:rPr>
+          <w:rFonts w:eastAsia="黑体"/>
+        </w:rPr>
         <w:t xml:space="preserve"> → </w:t>
       </w:r>
       <w:r>
         <w:rPr>
-          <w:rFonts w:hint="eastAsia"/>
+          <w:rFonts w:hint="eastAsia" w:eastAsia="黑体"/>
         </w:rPr>
         <w:t xml:space="preserve">影响全波两半周对称性。</w:t>
       </w:r>
@@ -1458,7 +1608,7 @@
       </w:pPr>
       <w:r>
         <w:rPr>
-          <w:rFonts w:hint="eastAsia"/>
+          <w:rFonts w:hint="eastAsia" w:eastAsia="黑体"/>
         </w:rPr>
         <w:t xml:space="preserve">典型参数示例</w:t>
       </w:r>
@@ -1473,7 +1623,7 @@
       </w:pPr>
       <w:r>
         <w:rPr>
-          <w:rFonts w:hint="eastAsia"/>
+          <w:rFonts w:hint="eastAsia" w:eastAsia="黑体"/>
         </w:rPr>
         <w:t xml:space="preserve">全波精密整流：</w:t>
       </w:r>
@@ -1532,25 +1682,31 @@
       </m:oMath>
       <w:r>
         <w:rPr>
-          <w:rFonts w:hint="eastAsia"/>
+          <w:rFonts w:hint="eastAsia" w:eastAsia="黑体"/>
         </w:rPr>
         <w:t xml:space="preserve">，输入</w:t>
       </w:r>
       <w:r>
+        <w:rPr>
+          <w:rFonts w:eastAsia="黑体"/>
+        </w:rPr>
         <w:t xml:space="preserve"> ±1 V </w:t>
       </w:r>
       <w:r>
         <w:rPr>
-          <w:rFonts w:hint="eastAsia"/>
+          <w:rFonts w:hint="eastAsia" w:eastAsia="黑体"/>
         </w:rPr>
         <w:t xml:space="preserve">正弦波输出</w:t>
       </w:r>
       <w:r>
+        <w:rPr>
+          <w:rFonts w:eastAsia="黑体"/>
+        </w:rPr>
         <w:t xml:space="preserve"> 0~1 V </w:t>
       </w:r>
       <w:r>
         <w:rPr>
-          <w:rFonts w:hint="eastAsia"/>
+          <w:rFonts w:hint="eastAsia" w:eastAsia="黑体"/>
         </w:rPr>
         <w:t xml:space="preserve">全波整流信号。</w:t>
       </w:r>
@@ -1565,11 +1721,14 @@
       </w:pPr>
       <w:r>
         <w:rPr>
-          <w:rFonts w:hint="eastAsia"/>
+          <w:rFonts w:hint="eastAsia" w:eastAsia="黑体"/>
         </w:rPr>
         <w:t xml:space="preserve">若</w:t>
       </w:r>
       <w:r>
+        <w:rPr>
+          <w:rFonts w:eastAsia="黑体"/>
+        </w:rPr>
         <w:t xml:space="preserve"> </w:t>
       </w:r>
       <m:oMath>
@@ -1606,6 +1765,9 @@
         </m:r>
       </m:oMath>
       <w:r>
+        <w:rPr>
+          <w:rFonts w:eastAsia="黑体"/>
+        </w:rPr>
         <w:t xml:space="preserve">、</w:t>
       </w:r>
       <m:oMath>
@@ -1645,7 +1807,7 @@
       </m:oMath>
       <w:r>
         <w:rPr>
-          <w:rFonts w:hint="eastAsia"/>
+          <w:rFonts w:hint="eastAsia" w:eastAsia="黑体"/>
         </w:rPr>
         <w:t xml:space="preserve">：</w:t>
       </w:r>
@@ -1720,7 +1882,7 @@
       </m:oMath>
       <w:r>
         <w:rPr>
-          <w:rFonts w:hint="eastAsia"/>
+          <w:rFonts w:hint="eastAsia" w:eastAsia="黑体"/>
         </w:rPr>
         <w:t xml:space="preserve">，死区可忽略。</w:t>
       </w:r>
@@ -1733,7 +1895,7 @@
       </w:pPr>
       <w:r>
         <w:rPr>
-          <w:rFonts w:hint="eastAsia"/>
+          <w:rFonts w:hint="eastAsia" w:eastAsia="黑体"/>
         </w:rPr>
         <w:t xml:space="preserve">常见器件型号</w:t>
       </w:r>
@@ -1748,7 +1910,7 @@
       </w:pPr>
       <w:r>
         <w:rPr>
-          <w:rFonts w:hint="eastAsia"/>
+          <w:rFonts w:hint="eastAsia" w:eastAsia="黑体"/>
         </w:rPr>
         <w:t xml:space="preserve">通用运放：TL072、LM358。</w:t>
       </w:r>
@@ -1763,7 +1925,7 @@
       </w:pPr>
       <w:r>
         <w:rPr>
-          <w:rFonts w:hint="eastAsia"/>
+          <w:rFonts w:hint="eastAsia" w:eastAsia="黑体"/>
         </w:rPr>
         <w:t xml:space="preserve">高速运放：OPA227、AD827。</w:t>
       </w:r>
@@ -1778,7 +1940,7 @@
       </w:pPr>
       <w:r>
         <w:rPr>
-          <w:rFonts w:hint="eastAsia"/>
+          <w:rFonts w:hint="eastAsia" w:eastAsia="黑体"/>
         </w:rPr>
         <w:t xml:space="preserve">二极管：1N4148、BAT54（肖特基）。</w:t>
       </w:r>
@@ -1791,7 +1953,7 @@
       </w:pPr>
       <w:r>
         <w:rPr>
-          <w:rFonts w:hint="eastAsia"/>
+          <w:rFonts w:hint="eastAsia" w:eastAsia="黑体"/>
         </w:rPr>
         <w:t xml:space="preserve">注意事项</w:t>
       </w:r>
@@ -1806,16 +1968,19 @@
       </w:pPr>
       <w:r>
         <w:rPr>
-          <w:rFonts w:hint="eastAsia"/>
+          <w:rFonts w:hint="eastAsia" w:eastAsia="黑体"/>
         </w:rPr>
         <w:t xml:space="preserve">精密整流消除了二极管死区，适合微弱信号；但高频受运放压摆率</w:t>
       </w:r>
       <w:r>
+        <w:rPr>
+          <w:rFonts w:eastAsia="黑体"/>
+        </w:rPr>
         <w:t xml:space="preserve"> / </w:t>
       </w:r>
       <w:r>
         <w:rPr>
-          <w:rFonts w:hint="eastAsia"/>
+          <w:rFonts w:hint="eastAsia" w:eastAsia="黑体"/>
         </w:rPr>
         <w:t xml:space="preserve">带宽限制。</w:t>
       </w:r>
@@ -1830,16 +1995,19 @@
       </w:pPr>
       <w:r>
         <w:rPr>
-          <w:rFonts w:hint="eastAsia"/>
+          <w:rFonts w:hint="eastAsia" w:eastAsia="黑体"/>
         </w:rPr>
         <w:t xml:space="preserve">普通整流（无运放）有约</w:t>
       </w:r>
       <w:r>
+        <w:rPr>
+          <w:rFonts w:eastAsia="黑体"/>
+        </w:rPr>
         <w:t xml:space="preserve"> 0.6 V </w:t>
       </w:r>
       <w:r>
         <w:rPr>
-          <w:rFonts w:hint="eastAsia"/>
+          <w:rFonts w:hint="eastAsia" w:eastAsia="黑体"/>
         </w:rPr>
         <w:t xml:space="preserve">死区，小信号直接失真，精密整流是必要方案。</w:t>
       </w:r>
@@ -1854,7 +2022,7 @@
       </w:pPr>
       <w:r>
         <w:rPr>
-          <w:rFonts w:hint="eastAsia"/>
+          <w:rFonts w:hint="eastAsia" w:eastAsia="黑体"/>
         </w:rPr>
         <w:t xml:space="preserve">全波整流的电阻需匹配，否则两半周增益不一致。</w:t>
       </w:r>
@@ -1869,16 +2037,19 @@
       </w:pPr>
       <w:r>
         <w:rPr>
-          <w:rFonts w:hint="eastAsia"/>
+          <w:rFonts w:hint="eastAsia" w:eastAsia="黑体"/>
         </w:rPr>
         <w:t xml:space="preserve">输出需低通滤波才能得到整流平均值</w:t>
       </w:r>
       <w:r>
+        <w:rPr>
+          <w:rFonts w:eastAsia="黑体"/>
+        </w:rPr>
         <w:t xml:space="preserve"> / </w:t>
       </w:r>
       <w:r>
         <w:rPr>
-          <w:rFonts w:hint="eastAsia"/>
+          <w:rFonts w:hint="eastAsia" w:eastAsia="黑体"/>
         </w:rPr>
         <w:t xml:space="preserve">包络。</w:t>
       </w:r>
@@ -1891,7 +2062,7 @@
       </w:pPr>
       <w:r>
         <w:rPr>
-          <w:rFonts w:hint="eastAsia"/>
+          <w:rFonts w:hint="eastAsia" w:eastAsia="黑体"/>
         </w:rPr>
         <w:t xml:space="preserve">参考资料</w:t>
       </w:r>
@@ -1905,6 +2076,9 @@
         </w:numPr>
       </w:pPr>
       <w:r>
+        <w:rPr>
+          <w:rFonts w:eastAsia="黑体"/>
+        </w:rPr>
         <w:t xml:space="preserve">Wikipedia: Precision rectifier。</w:t>
       </w:r>
     </w:p>
@@ -1917,6 +2091,9 @@
         </w:numPr>
       </w:pPr>
       <w:r>
+        <w:rPr>
+          <w:rFonts w:eastAsia="黑体"/>
+        </w:rPr>
         <w:t xml:space="preserve">Wikipedia: Absolute value circuit。</w:t>
       </w:r>
     </w:p>
@@ -1930,7 +2107,7 @@
       </w:pPr>
       <w:r>
         <w:rPr>
-          <w:rFonts w:hint="eastAsia"/>
+          <w:rFonts w:hint="eastAsia" w:eastAsia="黑体"/>
         </w:rPr>
         <w:t xml:space="preserve">《模拟电子技术基础》（童诗白、华成英）。</w:t>
       </w:r>
@@ -1944,11 +2121,11 @@
       </w:pPr>
       <w:r>
         <w:rPr>
-          <w:rFonts w:ascii="Times New Roman" w:hAnsi="Times New Roman"/>
+          <w:rFonts w:ascii="Times New Roman" w:hAnsi="Times New Roman" w:eastAsia="黑体"/>
           <w:color w:val="555555"/>
           <w:sz w:val="21"/>
         </w:rPr>
-        <w:t>材料收集者：杜文杰</w:t>
+        <w:t>材料收集者：杜文杰，WX手机：19519196569，QQ:3478827729</w:t>
       </w:r>
     </w:p>
     <w:sectPr>
@@ -1968,7 +2145,7 @@
 </file>
 
 <file path=word/footer1.xml><?xml version="1.0" encoding="utf-8"?>
-<w:ftr xmlns:m="http://schemas.openxmlformats.org/officeDocument/2006/math" xmlns:mc="http://schemas.openxmlformats.org/markup-compatibility/2006" xmlns:mo="http://schemas.microsoft.com/office/mac/office/2008/main" xmlns:mv="urn:schemas-microsoft-com:mac:vml" xmlns:o="urn:schemas-microsoft-com:office:office" xmlns:r="http://schemas.openxmlformats.org/officeDocument/2006/relationships" xmlns:v="urn:schemas-microsoft-com:vml" xmlns:w10="urn:schemas-microsoft-com:office:word" xmlns:w14="http://schemas.microsoft.com/office/word/2010/wordml" xmlns:w="http://schemas.openxmlformats.org/wordprocessingml/2006/main" xmlns:wne="http://schemas.microsoft.com/office/word/2006/wordml" xmlns:wp14="http://schemas.microsoft.com/office/word/2010/wordprocessingDrawing" xmlns:wp="http://schemas.openxmlformats.org/drawingml/2006/wordprocessingDrawing" xmlns:wpc="http://schemas.microsoft.com/office/word/2010/wordprocessingCanvas" xmlns:wpg="http://schemas.microsoft.com/office/word/2010/wordprocessingGroup" xmlns:wpi="http://schemas.microsoft.com/office/word/2010/wordprocessingInk" xmlns:wps="http://schemas.microsoft.com/office/word/2010/wordprocessingShape" mc:Ignorable="w14 wp14">
+<w:ftr xmlns:mc="http://schemas.openxmlformats.org/markup-compatibility/2006" xmlns:w="http://schemas.openxmlformats.org/wordprocessingml/2006/main" xmlns:m="http://schemas.openxmlformats.org/officeDocument/2006/math" xmlns:mo="http://schemas.microsoft.com/office/mac/office/2008/main" xmlns:mv="urn:schemas-microsoft-com:mac:vml" xmlns:o="urn:schemas-microsoft-com:office:office" xmlns:r="http://schemas.openxmlformats.org/officeDocument/2006/relationships" xmlns:v="urn:schemas-microsoft-com:vml" xmlns:w10="urn:schemas-microsoft-com:office:word" xmlns:w14="http://schemas.microsoft.com/office/word/2010/wordml" xmlns:wne="http://schemas.microsoft.com/office/word/2006/wordml" xmlns:wp14="http://schemas.microsoft.com/office/word/2010/wordprocessingDrawing" xmlns:wp="http://schemas.openxmlformats.org/drawingml/2006/wordprocessingDrawing" xmlns:wpc="http://schemas.microsoft.com/office/word/2010/wordprocessingCanvas" xmlns:wpg="http://schemas.microsoft.com/office/word/2010/wordprocessingGroup" xmlns:wpi="http://schemas.microsoft.com/office/word/2010/wordprocessingInk" xmlns:wps="http://schemas.microsoft.com/office/word/2010/wordprocessingShape" mc:Ignorable="w14 wp14">
   <w:p>
     <w:pPr>
       <w:pStyle w:val="Footer"/>
@@ -1976,12 +2153,14 @@
     </w:pPr>
     <w:r>
       <w:rPr>
+        <w:rFonts w:eastAsia="黑体"/>
         <w:sz w:val="18"/>
       </w:rPr>
       <w:t xml:space="preserve">第 </w:t>
     </w:r>
     <w:r>
       <w:rPr>
+        <w:rFonts w:eastAsia="黑体"/>
         <w:sz w:val="18"/>
       </w:rPr>
       <w:fldChar w:fldCharType="begin"/>
@@ -1990,6 +2169,7 @@
     </w:r>
     <w:r>
       <w:rPr>
+        <w:rFonts w:eastAsia="黑体"/>
         <w:sz w:val="18"/>
       </w:rPr>
       <w:t xml:space="preserve"> 页</w:t>
@@ -2003,6 +2183,9 @@
   <w:footnote w:type="continuationSeparator" w:id="0">
     <w:p>
       <w:r>
+        <w:rPr>
+          <w:rFonts w:eastAsia="黑体"/>
+        </w:rPr>
         <w:continuationSeparator/>
       </w:r>
     </w:p>
@@ -2010,6 +2193,9 @@
   <w:footnote w:type="separator" w:id="-1">
     <w:p>
       <w:r>
+        <w:rPr>
+          <w:rFonts w:eastAsia="黑体"/>
+        </w:rPr>
         <w:separator/>
       </w:r>
     </w:p>
@@ -2018,7 +2204,7 @@
 </file>
 
 <file path=word/header1.xml><?xml version="1.0" encoding="utf-8"?>
-<w:hdr xmlns:m="http://schemas.openxmlformats.org/officeDocument/2006/math" xmlns:mc="http://schemas.openxmlformats.org/markup-compatibility/2006" xmlns:mo="http://schemas.microsoft.com/office/mac/office/2008/main" xmlns:mv="urn:schemas-microsoft-com:mac:vml" xmlns:o="urn:schemas-microsoft-com:office:office" xmlns:r="http://schemas.openxmlformats.org/officeDocument/2006/relationships" xmlns:v="urn:schemas-microsoft-com:vml" xmlns:w10="urn:schemas-microsoft-com:office:word" xmlns:w14="http://schemas.microsoft.com/office/word/2010/wordml" xmlns:w="http://schemas.openxmlformats.org/wordprocessingml/2006/main" xmlns:wne="http://schemas.microsoft.com/office/word/2006/wordml" xmlns:wp14="http://schemas.microsoft.com/office/word/2010/wordprocessingDrawing" xmlns:wp="http://schemas.openxmlformats.org/drawingml/2006/wordprocessingDrawing" xmlns:wpc="http://schemas.microsoft.com/office/word/2010/wordprocessingCanvas" xmlns:wpg="http://schemas.microsoft.com/office/word/2010/wordprocessingGroup" xmlns:wpi="http://schemas.microsoft.com/office/word/2010/wordprocessingInk" xmlns:wps="http://schemas.microsoft.com/office/word/2010/wordprocessingShape" mc:Ignorable="w14 wp14">
+<w:hdr xmlns:mc="http://schemas.openxmlformats.org/markup-compatibility/2006" xmlns:w="http://schemas.openxmlformats.org/wordprocessingml/2006/main" xmlns:m="http://schemas.openxmlformats.org/officeDocument/2006/math" xmlns:mo="http://schemas.microsoft.com/office/mac/office/2008/main" xmlns:mv="urn:schemas-microsoft-com:mac:vml" xmlns:o="urn:schemas-microsoft-com:office:office" xmlns:r="http://schemas.openxmlformats.org/officeDocument/2006/relationships" xmlns:v="urn:schemas-microsoft-com:vml" xmlns:w10="urn:schemas-microsoft-com:office:word" xmlns:w14="http://schemas.microsoft.com/office/word/2010/wordml" xmlns:wne="http://schemas.microsoft.com/office/word/2006/wordml" xmlns:wp14="http://schemas.microsoft.com/office/word/2010/wordprocessingDrawing" xmlns:wp="http://schemas.openxmlformats.org/drawingml/2006/wordprocessingDrawing" xmlns:wpc="http://schemas.microsoft.com/office/word/2010/wordprocessingCanvas" xmlns:wpg="http://schemas.microsoft.com/office/word/2010/wordprocessingGroup" xmlns:wpi="http://schemas.microsoft.com/office/word/2010/wordprocessingInk" xmlns:wps="http://schemas.microsoft.com/office/word/2010/wordprocessingShape" mc:Ignorable="w14 wp14">
   <w:p>
     <w:pPr>
       <w:pStyle w:val="Header"/>
@@ -2026,7 +2212,7 @@
     </w:pPr>
     <w:r>
       <w:rPr>
-        <w:rFonts w:ascii="Times New Roman" w:hAnsi="Times New Roman"/>
+        <w:rFonts w:ascii="Times New Roman" w:hAnsi="Times New Roman" w:eastAsia="黑体"/>
         <w:sz w:val="18"/>
         <w:rFonts w:eastAsia="黑体"/>
         <w:rFonts w:eastAsia="黑体"/>
@@ -2038,7 +2224,7 @@
 </file>
 
 <file path=word/numbering.xml><?xml version="1.0" encoding="utf-8"?>
-<w:numbering xmlns:m="http://schemas.openxmlformats.org/officeDocument/2006/math" xmlns:mc="http://schemas.openxmlformats.org/markup-compatibility/2006" xmlns:mo="http://schemas.microsoft.com/office/mac/office/2008/main" xmlns:mv="urn:schemas-microsoft-com:mac:vml" xmlns:o="urn:schemas-microsoft-com:office:office" xmlns:r="http://schemas.openxmlformats.org/officeDocument/2006/relationships" xmlns:v="urn:schemas-microsoft-com:vml" xmlns:w="http://schemas.openxmlformats.org/wordprocessingml/2006/main" xmlns:w10="urn:schemas-microsoft-com:office:word" xmlns:w14="http://schemas.microsoft.com/office/word/2010/wordml" xmlns:wne="http://schemas.microsoft.com/office/word/2006/wordml" xmlns:wp="http://schemas.openxmlformats.org/drawingml/2006/wordprocessingDrawing" xmlns:wp14="http://schemas.microsoft.com/office/word/2010/wordprocessingDrawing" xmlns:wpc="http://schemas.microsoft.com/office/word/2010/wordprocessingCanvas" xmlns:wpg="http://schemas.microsoft.com/office/word/2010/wordprocessingGroup" xmlns:wpi="http://schemas.microsoft.com/office/word/2010/wordprocessingInk" xmlns:wps="http://schemas.microsoft.com/office/word/2010/wordprocessingShape" mc:Ignorable="w14 wp14">
+<w:numbering xmlns:mc="http://schemas.openxmlformats.org/markup-compatibility/2006" xmlns:w="http://schemas.openxmlformats.org/wordprocessingml/2006/main" xmlns:m="http://schemas.openxmlformats.org/officeDocument/2006/math" xmlns:mo="http://schemas.microsoft.com/office/mac/office/2008/main" xmlns:mv="urn:schemas-microsoft-com:mac:vml" xmlns:o="urn:schemas-microsoft-com:office:office" xmlns:r="http://schemas.openxmlformats.org/officeDocument/2006/relationships" xmlns:v="urn:schemas-microsoft-com:vml" xmlns:w10="urn:schemas-microsoft-com:office:word" xmlns:w14="http://schemas.microsoft.com/office/word/2010/wordml" xmlns:wne="http://schemas.microsoft.com/office/word/2006/wordml" xmlns:wp="http://schemas.openxmlformats.org/drawingml/2006/wordprocessingDrawing" xmlns:wp14="http://schemas.microsoft.com/office/word/2010/wordprocessingDrawing" xmlns:wpc="http://schemas.microsoft.com/office/word/2010/wordprocessingCanvas" xmlns:wpg="http://schemas.microsoft.com/office/word/2010/wordprocessingGroup" xmlns:wpi="http://schemas.microsoft.com/office/word/2010/wordprocessingInk" xmlns:wps="http://schemas.microsoft.com/office/word/2010/wordprocessingShape" mc:Ignorable="w14 wp14">
   <w:abstractNum w:abstractNumId="0">
     <w:nsid w:val="FFFFFF7C"/>
     <w:multiLevelType w:val="singleLevel"/>
@@ -2125,7 +2311,7 @@
         <w:ind w:hanging="360" w:left="1440"/>
       </w:pPr>
       <w:rPr>
-        <w:rFonts w:ascii="Symbol" w:hAnsi="Symbol" w:hint="default"/>
+        <w:rFonts w:ascii="Symbol" w:hAnsi="Symbol" w:hint="default" w:eastAsia="黑体"/>
       </w:rPr>
     </w:lvl>
   </w:abstractNum>
@@ -2146,7 +2332,7 @@
         <w:ind w:hanging="360" w:left="1080"/>
       </w:pPr>
       <w:rPr>
-        <w:rFonts w:ascii="Symbol" w:hAnsi="Symbol" w:hint="default"/>
+        <w:rFonts w:ascii="Symbol" w:hAnsi="Symbol" w:hint="default" w:eastAsia="黑体"/>
       </w:rPr>
     </w:lvl>
   </w:abstractNum>
@@ -2167,7 +2353,7 @@
         <w:ind w:hanging="360" w:left="720"/>
       </w:pPr>
       <w:rPr>
-        <w:rFonts w:ascii="Symbol" w:hAnsi="Symbol" w:hint="default"/>
+        <w:rFonts w:ascii="Symbol" w:hAnsi="Symbol" w:hint="default" w:eastAsia="黑体"/>
       </w:rPr>
     </w:lvl>
   </w:abstractNum>
@@ -2206,7 +2392,7 @@
         <w:ind w:hanging="360" w:left="360"/>
       </w:pPr>
       <w:rPr>
-        <w:rFonts w:ascii="Symbol" w:hAnsi="Symbol" w:hint="default"/>
+        <w:rFonts w:ascii="Symbol" w:hAnsi="Symbol" w:hint="default" w:eastAsia="黑体"/>
       </w:rPr>
     </w:lvl>
   </w:abstractNum>
@@ -2297,7 +2483,7 @@
         <w:ind w:left="720" w:hanging="360"/>
       </w:pPr>
       <w:rPr>
-        <w:rFonts w:ascii="Symbol" w:hAnsi="Symbol" w:cs="Symbol" w:hint="default"/>
+        <w:rFonts w:ascii="Symbol" w:hAnsi="Symbol" w:cs="Symbol" w:hint="default" w:eastAsia="黑体"/>
       </w:rPr>
     </w:lvl>
     <w:lvl w:ilvl="1">
@@ -2308,7 +2494,7 @@
         <w:ind w:left="1440" w:hanging="360"/>
       </w:pPr>
       <w:rPr>
-        <w:rFonts w:ascii="Courier New" w:hAnsi="Courier New" w:cs="Courier New" w:hint="default"/>
+        <w:rFonts w:ascii="Courier New" w:hAnsi="Courier New" w:cs="Courier New" w:hint="default" w:eastAsia="黑体"/>
       </w:rPr>
     </w:lvl>
     <w:lvl w:ilvl="2">
@@ -2319,7 +2505,7 @@
         <w:ind w:left="2160" w:hanging="360"/>
       </w:pPr>
       <w:rPr>
-        <w:rFonts w:ascii="Wingdings" w:hAnsi="Wingdings" w:cs="Wingdings" w:hint="default"/>
+        <w:rFonts w:ascii="Wingdings" w:hAnsi="Wingdings" w:cs="Wingdings" w:hint="default" w:eastAsia="黑体"/>
       </w:rPr>
     </w:lvl>
     <w:lvl w:ilvl="3">
@@ -2330,7 +2516,7 @@
         <w:ind w:left="2880" w:hanging="360"/>
       </w:pPr>
       <w:rPr>
-        <w:rFonts w:ascii="Symbol" w:hAnsi="Symbol" w:cs="Symbol" w:hint="default"/>
+        <w:rFonts w:ascii="Symbol" w:hAnsi="Symbol" w:cs="Symbol" w:hint="default" w:eastAsia="黑体"/>
       </w:rPr>
     </w:lvl>
     <w:lvl w:ilvl="4">
@@ -2341,7 +2527,7 @@
         <w:ind w:left="3600" w:hanging="360"/>
       </w:pPr>
       <w:rPr>
-        <w:rFonts w:ascii="Courier New" w:hAnsi="Courier New" w:cs="Courier New" w:hint="default"/>
+        <w:rFonts w:ascii="Courier New" w:hAnsi="Courier New" w:cs="Courier New" w:hint="default" w:eastAsia="黑体"/>
       </w:rPr>
     </w:lvl>
     <w:lvl w:ilvl="5">
@@ -2352,7 +2538,7 @@
         <w:ind w:left="4320" w:hanging="360"/>
       </w:pPr>
       <w:rPr>
-        <w:rFonts w:ascii="Wingdings" w:hAnsi="Wingdings" w:cs="Wingdings" w:hint="default"/>
+        <w:rFonts w:ascii="Wingdings" w:hAnsi="Wingdings" w:cs="Wingdings" w:hint="default" w:eastAsia="黑体"/>
       </w:rPr>
     </w:lvl>
     <w:lvl w:ilvl="6">
@@ -2363,7 +2549,7 @@
         <w:ind w:left="5040" w:hanging="360"/>
       </w:pPr>
       <w:rPr>
-        <w:rFonts w:ascii="Symbol" w:hAnsi="Symbol" w:cs="Symbol" w:hint="default"/>
+        <w:rFonts w:ascii="Symbol" w:hAnsi="Symbol" w:cs="Symbol" w:hint="default" w:eastAsia="黑体"/>
       </w:rPr>
     </w:lvl>
     <w:lvl w:ilvl="7">
@@ -2374,7 +2560,7 @@
         <w:ind w:left="5760" w:hanging="360"/>
       </w:pPr>
       <w:rPr>
-        <w:rFonts w:ascii="Courier New" w:hAnsi="Courier New" w:cs="Courier New" w:hint="default"/>
+        <w:rFonts w:ascii="Courier New" w:hAnsi="Courier New" w:cs="Courier New" w:hint="default" w:eastAsia="黑体"/>
       </w:rPr>
     </w:lvl>
     <w:lvl w:ilvl="8">
@@ -2385,7 +2571,7 @@
         <w:ind w:left="6480" w:hanging="360"/>
       </w:pPr>
       <w:rPr>
-        <w:rFonts w:ascii="Wingdings" w:hAnsi="Wingdings" w:cs="Wingdings" w:hint="default"/>
+        <w:rFonts w:ascii="Wingdings" w:hAnsi="Wingdings" w:cs="Wingdings" w:hint="default" w:eastAsia="黑体"/>
       </w:rPr>
     </w:lvl>
   </w:abstractNum>
@@ -2441,11 +2627,11 @@
 </file>
 
 <file path=word/styles.xml><?xml version="1.0" encoding="utf-8"?>
-<w:styles xmlns:mc="http://schemas.openxmlformats.org/markup-compatibility/2006" xmlns:r="http://schemas.openxmlformats.org/officeDocument/2006/relationships" xmlns:w="http://schemas.openxmlformats.org/wordprocessingml/2006/main" xmlns:w14="http://schemas.microsoft.com/office/word/2010/wordml" mc:Ignorable="w14">
+<w:styles xmlns:mc="http://schemas.openxmlformats.org/markup-compatibility/2006" xmlns:w="http://schemas.openxmlformats.org/wordprocessingml/2006/main" xmlns:r="http://schemas.openxmlformats.org/officeDocument/2006/relationships" xmlns:w14="http://schemas.microsoft.com/office/word/2010/wordml" mc:Ignorable="w14">
   <w:docDefaults>
     <w:rPrDefault>
       <w:rPr>
-        <w:rFonts w:asciiTheme="minorHAnsi" w:cstheme="minorBidi" w:eastAsiaTheme="minorEastAsia" w:hAnsiTheme="minorHAnsi"/>
+        <w:rFonts w:asciiTheme="minorHAnsi" w:cstheme="minorBidi" w:hAnsiTheme="minorHAnsi" w:eastAsia="黑体"/>
         <w:sz w:val="22"/>
         <w:szCs w:val="22"/>
         <w:lang w:bidi="ar-SA" w:eastAsia="en-US" w:val="en-US"/>
@@ -2667,7 +2853,7 @@
       <w:outlineLvl w:val="0"/>
     </w:pPr>
     <w:rPr>
-      <w:rFonts w:ascii="Times New Roman" w:asciiTheme="majorHAnsi" w:cstheme="majorBidi" w:eastAsia="黑体" w:eastAsiaTheme="majorEastAsia" w:hAnsi="Times New Roman" w:hAnsiTheme="majorHAnsi"/>
+      <w:rFonts w:ascii="Times New Roman" w:asciiTheme="majorHAnsi" w:cstheme="majorBidi" w:eastAsia="黑体" w:hAnsi="Times New Roman" w:hAnsiTheme="majorHAnsi"/>
       <w:b/>
       <w:bCs/>
       <w:color w:val="1F3864"/>
@@ -2691,7 +2877,7 @@
       <w:outlineLvl w:val="1"/>
     </w:pPr>
     <w:rPr>
-      <w:rFonts w:ascii="Times New Roman" w:asciiTheme="majorHAnsi" w:cstheme="majorBidi" w:eastAsia="黑体" w:eastAsiaTheme="majorEastAsia" w:hAnsi="Times New Roman" w:hAnsiTheme="majorHAnsi"/>
+      <w:rFonts w:ascii="Times New Roman" w:asciiTheme="majorHAnsi" w:cstheme="majorBidi" w:eastAsia="黑体" w:hAnsi="Times New Roman" w:hAnsiTheme="majorHAnsi"/>
       <w:b/>
       <w:bCs/>
       <w:color w:val="2E4E7E"/>
@@ -2715,7 +2901,7 @@
       <w:outlineLvl w:val="2"/>
     </w:pPr>
     <w:rPr>
-      <w:rFonts w:ascii="Times New Roman" w:asciiTheme="majorHAnsi" w:cstheme="majorBidi" w:eastAsia="黑体" w:eastAsiaTheme="majorEastAsia" w:hAnsi="Times New Roman" w:hAnsiTheme="majorHAnsi"/>
+      <w:rFonts w:ascii="Times New Roman" w:asciiTheme="majorHAnsi" w:cstheme="majorBidi" w:eastAsia="黑体" w:hAnsi="Times New Roman" w:hAnsiTheme="majorHAnsi"/>
       <w:b/>
       <w:bCs/>
       <w:color w:val="2E4E7E"/>
@@ -2739,7 +2925,7 @@
       <w:outlineLvl w:val="3"/>
     </w:pPr>
     <w:rPr>
-      <w:rFonts w:ascii="Times New Roman" w:asciiTheme="majorHAnsi" w:cstheme="majorBidi" w:eastAsia="黑体" w:eastAsiaTheme="majorEastAsia" w:hAnsi="Times New Roman" w:hAnsiTheme="majorHAnsi"/>
+      <w:rFonts w:ascii="Times New Roman" w:asciiTheme="majorHAnsi" w:cstheme="majorBidi" w:eastAsia="黑体" w:hAnsi="Times New Roman" w:hAnsiTheme="majorHAnsi"/>
       <w:b/>
       <w:bCs/>
       <w:i/>
@@ -2765,7 +2951,7 @@
       <w:outlineLvl w:val="4"/>
     </w:pPr>
     <w:rPr>
-      <w:rFonts w:ascii="Times New Roman" w:asciiTheme="majorHAnsi" w:cstheme="majorBidi" w:eastAsia="黑体" w:eastAsiaTheme="majorEastAsia" w:hAnsi="Times New Roman" w:hAnsiTheme="majorHAnsi"/>
+      <w:rFonts w:ascii="Times New Roman" w:asciiTheme="majorHAnsi" w:cstheme="majorBidi" w:eastAsia="黑体" w:hAnsi="Times New Roman" w:hAnsiTheme="majorHAnsi"/>
       <w:b/>
       <w:color w:val="333333"/>
       <w:sz w:val="22"/>
@@ -2788,7 +2974,7 @@
       <w:outlineLvl w:val="5"/>
     </w:pPr>
     <w:rPr>
-      <w:rFonts w:asciiTheme="majorHAnsi" w:cstheme="majorBidi" w:eastAsiaTheme="majorEastAsia" w:hAnsiTheme="majorHAnsi"/>
+      <w:rFonts w:asciiTheme="majorHAnsi" w:cstheme="majorBidi" w:hAnsiTheme="majorHAnsi" w:eastAsia="黑体"/>
       <w:i/>
       <w:iCs/>
       <w:color w:themeColor="accent1" w:themeShade="7F" w:val="243F60"/>
@@ -2811,7 +2997,7 @@
       <w:outlineLvl w:val="6"/>
     </w:pPr>
     <w:rPr>
-      <w:rFonts w:asciiTheme="majorHAnsi" w:cstheme="majorBidi" w:eastAsiaTheme="majorEastAsia" w:hAnsiTheme="majorHAnsi"/>
+      <w:rFonts w:asciiTheme="majorHAnsi" w:cstheme="majorBidi" w:hAnsiTheme="majorHAnsi" w:eastAsia="黑体"/>
       <w:i/>
       <w:iCs/>
       <w:color w:themeColor="text1" w:themeTint="BF" w:val="404040"/>
@@ -2834,7 +3020,7 @@
       <w:outlineLvl w:val="7"/>
     </w:pPr>
     <w:rPr>
-      <w:rFonts w:asciiTheme="majorHAnsi" w:cstheme="majorBidi" w:eastAsiaTheme="majorEastAsia" w:hAnsiTheme="majorHAnsi"/>
+      <w:rFonts w:asciiTheme="majorHAnsi" w:cstheme="majorBidi" w:hAnsiTheme="majorHAnsi" w:eastAsia="黑体"/>
       <w:color w:themeColor="accent1" w:val="4F81BD"/>
       <w:sz w:val="20"/>
       <w:szCs w:val="20"/>
@@ -2857,7 +3043,7 @@
       <w:outlineLvl w:val="8"/>
     </w:pPr>
     <w:rPr>
-      <w:rFonts w:asciiTheme="majorHAnsi" w:cstheme="majorBidi" w:eastAsiaTheme="majorEastAsia" w:hAnsiTheme="majorHAnsi"/>
+      <w:rFonts w:asciiTheme="majorHAnsi" w:cstheme="majorBidi" w:hAnsiTheme="majorHAnsi" w:eastAsia="黑体"/>
       <w:i/>
       <w:iCs/>
       <w:color w:themeColor="text1" w:themeTint="BF" w:val="404040"/>
@@ -2908,7 +3094,7 @@
     <w:uiPriority w:val="9"/>
     <w:rsid w:val="00FC693F"/>
     <w:rPr>
-      <w:rFonts w:asciiTheme="majorHAnsi" w:cstheme="majorBidi" w:eastAsiaTheme="majorEastAsia" w:hAnsiTheme="majorHAnsi"/>
+      <w:rFonts w:asciiTheme="majorHAnsi" w:cstheme="majorBidi" w:hAnsiTheme="majorHAnsi" w:eastAsia="黑体"/>
       <w:b/>
       <w:bCs/>
       <w:color w:themeColor="accent1" w:themeShade="BF" w:val="365F91"/>
@@ -2923,7 +3109,7 @@
     <w:uiPriority w:val="9"/>
     <w:rsid w:val="00FC693F"/>
     <w:rPr>
-      <w:rFonts w:asciiTheme="majorHAnsi" w:cstheme="majorBidi" w:eastAsiaTheme="majorEastAsia" w:hAnsiTheme="majorHAnsi"/>
+      <w:rFonts w:asciiTheme="majorHAnsi" w:cstheme="majorBidi" w:hAnsiTheme="majorHAnsi" w:eastAsia="黑体"/>
       <w:b/>
       <w:bCs/>
       <w:color w:themeColor="accent1" w:val="4F81BD"/>
@@ -2938,7 +3124,7 @@
     <w:uiPriority w:val="9"/>
     <w:rsid w:val="00FC693F"/>
     <w:rPr>
-      <w:rFonts w:asciiTheme="majorHAnsi" w:cstheme="majorBidi" w:eastAsiaTheme="majorEastAsia" w:hAnsiTheme="majorHAnsi"/>
+      <w:rFonts w:asciiTheme="majorHAnsi" w:cstheme="majorBidi" w:hAnsiTheme="majorHAnsi" w:eastAsia="黑体"/>
       <w:b/>
       <w:bCs/>
       <w:color w:themeColor="accent1" w:val="4F81BD"/>
@@ -2961,7 +3147,7 @@
       <w:contextualSpacing/>
     </w:pPr>
     <w:rPr>
-      <w:rFonts w:ascii="Times New Roman" w:asciiTheme="majorHAnsi" w:cstheme="majorBidi" w:eastAsia="黑体" w:eastAsiaTheme="majorEastAsia" w:hAnsi="Times New Roman" w:hAnsiTheme="majorHAnsi"/>
+      <w:rFonts w:ascii="Times New Roman" w:asciiTheme="majorHAnsi" w:cstheme="majorBidi" w:eastAsia="黑体" w:hAnsi="Times New Roman" w:hAnsiTheme="majorHAnsi"/>
       <w:b/>
       <w:color w:val="1F3864"/>
       <w:spacing w:val="5"/>
@@ -2977,7 +3163,7 @@
     <w:uiPriority w:val="10"/>
     <w:rsid w:val="00FC693F"/>
     <w:rPr>
-      <w:rFonts w:asciiTheme="majorHAnsi" w:cstheme="majorBidi" w:eastAsiaTheme="majorEastAsia" w:hAnsiTheme="majorHAnsi"/>
+      <w:rFonts w:asciiTheme="majorHAnsi" w:cstheme="majorBidi" w:hAnsiTheme="majorHAnsi" w:eastAsia="黑体"/>
       <w:color w:themeColor="text2" w:themeShade="BF" w:val="17365D"/>
       <w:spacing w:val="5"/>
       <w:kern w:val="28"/>
@@ -2999,7 +3185,7 @@
       </w:numPr>
     </w:pPr>
     <w:rPr>
-      <w:rFonts w:asciiTheme="majorHAnsi" w:cstheme="majorBidi" w:eastAsiaTheme="majorEastAsia" w:hAnsiTheme="majorHAnsi"/>
+      <w:rFonts w:asciiTheme="majorHAnsi" w:cstheme="majorBidi" w:hAnsiTheme="majorHAnsi" w:eastAsia="黑体"/>
       <w:i/>
       <w:iCs/>
       <w:color w:themeColor="accent1" w:val="4F81BD"/>
@@ -3015,7 +3201,7 @@
     <w:uiPriority w:val="11"/>
     <w:rsid w:val="00FC693F"/>
     <w:rPr>
-      <w:rFonts w:asciiTheme="majorHAnsi" w:cstheme="majorBidi" w:eastAsiaTheme="majorEastAsia" w:hAnsiTheme="majorHAnsi"/>
+      <w:rFonts w:asciiTheme="majorHAnsi" w:cstheme="majorBidi" w:hAnsiTheme="majorHAnsi" w:eastAsia="黑体"/>
       <w:i/>
       <w:iCs/>
       <w:color w:themeColor="accent1" w:val="4F81BD"/>
@@ -3082,6 +3268,7 @@
       <w:spacing w:after="120"/>
     </w:pPr>
     <w:rPr>
+      <w:rFonts w:eastAsia="黑体"/>
       <w:sz w:val="16"/>
       <w:szCs w:val="16"/>
     </w:rPr>
@@ -3093,6 +3280,7 @@
     <w:uiPriority w:val="99"/>
     <w:rsid w:val="00AA1D8D"/>
     <w:rPr>
+      <w:rFonts w:eastAsia="黑体"/>
       <w:sz w:val="16"/>
       <w:szCs w:val="16"/>
     </w:rPr>
@@ -3262,7 +3450,7 @@
       </w:tabs>
     </w:pPr>
     <w:rPr>
-      <w:rFonts w:ascii="Courier" w:hAnsi="Courier"/>
+      <w:rFonts w:ascii="Courier" w:hAnsi="Courier" w:eastAsia="黑体"/>
       <w:sz w:val="20"/>
       <w:szCs w:val="20"/>
     </w:rPr>
@@ -3274,7 +3462,7 @@
     <w:uiPriority w:val="99"/>
     <w:rsid w:val="0029639D"/>
     <w:rPr>
-      <w:rFonts w:ascii="Courier" w:hAnsi="Courier"/>
+      <w:rFonts w:ascii="Courier" w:hAnsi="Courier" w:eastAsia="黑体"/>
       <w:sz w:val="20"/>
       <w:szCs w:val="20"/>
     </w:rPr>
@@ -3310,6 +3498,7 @@
     <w:uiPriority w:val="29"/>
     <w:rsid w:val="00FC693F"/>
     <w:rPr>
+      <w:rFonts w:eastAsia="黑体"/>
       <w:i/>
       <w:iCs/>
       <w:color w:themeColor="text1" w:val="000000"/>
@@ -3323,7 +3512,7 @@
     <w:semiHidden/>
     <w:rsid w:val="00FC693F"/>
     <w:rPr>
-      <w:rFonts w:asciiTheme="majorHAnsi" w:cstheme="majorBidi" w:eastAsiaTheme="majorEastAsia" w:hAnsiTheme="majorHAnsi"/>
+      <w:rFonts w:asciiTheme="majorHAnsi" w:cstheme="majorBidi" w:hAnsiTheme="majorHAnsi" w:eastAsia="黑体"/>
       <w:b/>
       <w:bCs/>
       <w:i/>
@@ -3339,7 +3528,7 @@
     <w:semiHidden/>
     <w:rsid w:val="00FC693F"/>
     <w:rPr>
-      <w:rFonts w:asciiTheme="majorHAnsi" w:cstheme="majorBidi" w:eastAsiaTheme="majorEastAsia" w:hAnsiTheme="majorHAnsi"/>
+      <w:rFonts w:asciiTheme="majorHAnsi" w:cstheme="majorBidi" w:hAnsiTheme="majorHAnsi" w:eastAsia="黑体"/>
       <w:color w:themeColor="accent1" w:themeShade="7F" w:val="243F60"/>
     </w:rPr>
   </w:style>
@@ -3351,7 +3540,7 @@
     <w:semiHidden/>
     <w:rsid w:val="00FC693F"/>
     <w:rPr>
-      <w:rFonts w:asciiTheme="majorHAnsi" w:cstheme="majorBidi" w:eastAsiaTheme="majorEastAsia" w:hAnsiTheme="majorHAnsi"/>
+      <w:rFonts w:asciiTheme="majorHAnsi" w:cstheme="majorBidi" w:hAnsiTheme="majorHAnsi" w:eastAsia="黑体"/>
       <w:i/>
       <w:iCs/>
       <w:color w:themeColor="accent1" w:themeShade="7F" w:val="243F60"/>
@@ -3365,7 +3554,7 @@
     <w:semiHidden/>
     <w:rsid w:val="00FC693F"/>
     <w:rPr>
-      <w:rFonts w:asciiTheme="majorHAnsi" w:cstheme="majorBidi" w:eastAsiaTheme="majorEastAsia" w:hAnsiTheme="majorHAnsi"/>
+      <w:rFonts w:asciiTheme="majorHAnsi" w:cstheme="majorBidi" w:hAnsiTheme="majorHAnsi" w:eastAsia="黑体"/>
       <w:i/>
       <w:iCs/>
       <w:color w:themeColor="text1" w:themeTint="BF" w:val="404040"/>
@@ -3379,7 +3568,7 @@
     <w:semiHidden/>
     <w:rsid w:val="00FC693F"/>
     <w:rPr>
-      <w:rFonts w:asciiTheme="majorHAnsi" w:cstheme="majorBidi" w:eastAsiaTheme="majorEastAsia" w:hAnsiTheme="majorHAnsi"/>
+      <w:rFonts w:asciiTheme="majorHAnsi" w:cstheme="majorBidi" w:hAnsiTheme="majorHAnsi" w:eastAsia="黑体"/>
       <w:color w:themeColor="accent1" w:val="4F81BD"/>
       <w:sz w:val="20"/>
       <w:szCs w:val="20"/>
@@ -3393,7 +3582,7 @@
     <w:semiHidden/>
     <w:rsid w:val="00FC693F"/>
     <w:rPr>
-      <w:rFonts w:asciiTheme="majorHAnsi" w:cstheme="majorBidi" w:eastAsiaTheme="majorEastAsia" w:hAnsiTheme="majorHAnsi"/>
+      <w:rFonts w:asciiTheme="majorHAnsi" w:cstheme="majorBidi" w:hAnsiTheme="majorHAnsi" w:eastAsia="黑体"/>
       <w:i/>
       <w:iCs/>
       <w:color w:themeColor="text1" w:themeTint="BF" w:val="404040"/>
@@ -3414,6 +3603,7 @@
       <w:spacing w:line="240" w:lineRule="auto"/>
     </w:pPr>
     <w:rPr>
+      <w:rFonts w:eastAsia="黑体"/>
       <w:b/>
       <w:bCs/>
       <w:color w:themeColor="accent1" w:val="4F81BD"/>
@@ -3428,6 +3618,7 @@
     <w:qFormat/>
     <w:rsid w:val="00FC693F"/>
     <w:rPr>
+      <w:rFonts w:eastAsia="黑体"/>
       <w:b/>
       <w:bCs/>
     </w:rPr>
@@ -3439,6 +3630,7 @@
     <w:qFormat/>
     <w:rsid w:val="00FC693F"/>
     <w:rPr>
+      <w:rFonts w:eastAsia="黑体"/>
       <w:i/>
       <w:iCs/>
     </w:rPr>
@@ -3459,6 +3651,7 @@
       <w:ind w:left="936" w:right="936"/>
     </w:pPr>
     <w:rPr>
+      <w:rFonts w:eastAsia="黑体"/>
       <w:b/>
       <w:bCs/>
       <w:i/>
@@ -3473,6 +3666,7 @@
     <w:uiPriority w:val="30"/>
     <w:rsid w:val="00FC693F"/>
     <w:rPr>
+      <w:rFonts w:eastAsia="黑体"/>
       <w:b/>
       <w:bCs/>
       <w:i/>
@@ -3487,6 +3681,7 @@
     <w:qFormat/>
     <w:rsid w:val="00FC693F"/>
     <w:rPr>
+      <w:rFonts w:eastAsia="黑体"/>
       <w:i/>
       <w:iCs/>
       <w:color w:themeColor="text1" w:themeTint="7F" w:val="808080"/>
@@ -3499,6 +3694,7 @@
     <w:qFormat/>
     <w:rsid w:val="00FC693F"/>
     <w:rPr>
+      <w:rFonts w:eastAsia="黑体"/>
       <w:b/>
       <w:bCs/>
       <w:i/>
@@ -3513,6 +3709,7 @@
     <w:qFormat/>
     <w:rsid w:val="00FC693F"/>
     <w:rPr>
+      <w:rFonts w:eastAsia="黑体"/>
       <w:smallCaps/>
       <w:color w:themeColor="accent2" w:val="C0504D"/>
       <w:u w:val="single"/>
@@ -3525,6 +3722,7 @@
     <w:qFormat/>
     <w:rsid w:val="00FC693F"/>
     <w:rPr>
+      <w:rFonts w:eastAsia="黑体"/>
       <w:b/>
       <w:bCs/>
       <w:smallCaps/>
@@ -3540,6 +3738,7 @@
     <w:qFormat/>
     <w:rsid w:val="00FC693F"/>
     <w:rPr>
+      <w:rFonts w:eastAsia="黑体"/>
       <w:b/>
       <w:bCs/>
       <w:smallCaps/>
@@ -3594,6 +3793,7 @@
       <w:spacing w:after="0" w:line="240" w:lineRule="auto"/>
     </w:pPr>
     <w:rPr>
+      <w:rFonts w:eastAsia="黑体"/>
       <w:color w:themeColor="text1" w:themeShade="BF" w:val="000000"/>
     </w:rPr>
     <w:tblPr>
@@ -3616,6 +3816,7 @@
         <w:spacing w:after="0" w:before="0" w:line="240" w:lineRule="auto"/>
       </w:pPr>
       <w:rPr>
+        <w:rFonts w:eastAsia="黑体"/>
         <w:b/>
         <w:bCs/>
       </w:rPr>
@@ -3636,6 +3837,7 @@
         <w:spacing w:after="0" w:before="0" w:line="240" w:lineRule="auto"/>
       </w:pPr>
       <w:rPr>
+        <w:rFonts w:eastAsia="黑体"/>
         <w:b/>
         <w:bCs/>
       </w:rPr>
@@ -3653,12 +3855,14 @@
     </w:tblStylePr>
     <w:tblStylePr w:type="firstCol">
       <w:rPr>
+        <w:rFonts w:eastAsia="黑体"/>
         <w:b/>
         <w:bCs/>
       </w:rPr>
     </w:tblStylePr>
     <w:tblStylePr w:type="lastCol">
       <w:rPr>
+        <w:rFonts w:eastAsia="黑体"/>
         <w:b/>
         <w:bCs/>
       </w:rPr>
@@ -3697,6 +3901,7 @@
       <w:spacing w:after="0" w:line="240" w:lineRule="auto"/>
     </w:pPr>
     <w:rPr>
+      <w:rFonts w:eastAsia="黑体"/>
       <w:color w:themeColor="accent1" w:themeShade="BF" w:val="365F91"/>
     </w:rPr>
     <w:tblPr>
@@ -3719,6 +3924,7 @@
         <w:spacing w:after="0" w:before="0" w:line="240" w:lineRule="auto"/>
       </w:pPr>
       <w:rPr>
+        <w:rFonts w:eastAsia="黑体"/>
         <w:b/>
         <w:bCs/>
       </w:rPr>
@@ -3739,6 +3945,7 @@
         <w:spacing w:after="0" w:before="0" w:line="240" w:lineRule="auto"/>
       </w:pPr>
       <w:rPr>
+        <w:rFonts w:eastAsia="黑体"/>
         <w:b/>
         <w:bCs/>
       </w:rPr>
@@ -3756,12 +3963,14 @@
     </w:tblStylePr>
     <w:tblStylePr w:type="firstCol">
       <w:rPr>
+        <w:rFonts w:eastAsia="黑体"/>
         <w:b/>
         <w:bCs/>
       </w:rPr>
     </w:tblStylePr>
     <w:tblStylePr w:type="lastCol">
       <w:rPr>
+        <w:rFonts w:eastAsia="黑体"/>
         <w:b/>
         <w:bCs/>
       </w:rPr>
@@ -3800,6 +4009,7 @@
       <w:spacing w:after="0" w:line="240" w:lineRule="auto"/>
     </w:pPr>
     <w:rPr>
+      <w:rFonts w:eastAsia="黑体"/>
       <w:color w:themeColor="accent2" w:themeShade="BF" w:val="943634"/>
     </w:rPr>
     <w:tblPr>
@@ -3822,6 +4032,7 @@
         <w:spacing w:after="0" w:before="0" w:line="240" w:lineRule="auto"/>
       </w:pPr>
       <w:rPr>
+        <w:rFonts w:eastAsia="黑体"/>
         <w:b/>
         <w:bCs/>
       </w:rPr>
@@ -3842,6 +4053,7 @@
         <w:spacing w:after="0" w:before="0" w:line="240" w:lineRule="auto"/>
       </w:pPr>
       <w:rPr>
+        <w:rFonts w:eastAsia="黑体"/>
         <w:b/>
         <w:bCs/>
       </w:rPr>
@@ -3859,12 +4071,14 @@
     </w:tblStylePr>
     <w:tblStylePr w:type="firstCol">
       <w:rPr>
+        <w:rFonts w:eastAsia="黑体"/>
         <w:b/>
         <w:bCs/>
       </w:rPr>
     </w:tblStylePr>
     <w:tblStylePr w:type="lastCol">
       <w:rPr>
+        <w:rFonts w:eastAsia="黑体"/>
         <w:b/>
         <w:bCs/>
       </w:rPr>
@@ -3903,6 +4117,7 @@
       <w:spacing w:after="0" w:line="240" w:lineRule="auto"/>
     </w:pPr>
     <w:rPr>
+      <w:rFonts w:eastAsia="黑体"/>
       <w:color w:themeColor="accent3" w:themeShade="BF" w:val="76923C"/>
     </w:rPr>
     <w:tblPr>
@@ -3925,6 +4140,7 @@
         <w:spacing w:after="0" w:before="0" w:line="240" w:lineRule="auto"/>
       </w:pPr>
       <w:rPr>
+        <w:rFonts w:eastAsia="黑体"/>
         <w:b/>
         <w:bCs/>
       </w:rPr>
@@ -3945,6 +4161,7 @@
         <w:spacing w:after="0" w:before="0" w:line="240" w:lineRule="auto"/>
       </w:pPr>
       <w:rPr>
+        <w:rFonts w:eastAsia="黑体"/>
         <w:b/>
         <w:bCs/>
       </w:rPr>
@@ -3962,12 +4179,14 @@
     </w:tblStylePr>
     <w:tblStylePr w:type="firstCol">
       <w:rPr>
+        <w:rFonts w:eastAsia="黑体"/>
         <w:b/>
         <w:bCs/>
       </w:rPr>
     </w:tblStylePr>
     <w:tblStylePr w:type="lastCol">
       <w:rPr>
+        <w:rFonts w:eastAsia="黑体"/>
         <w:b/>
         <w:bCs/>
       </w:rPr>
@@ -4006,6 +4225,7 @@
       <w:spacing w:after="0" w:line="240" w:lineRule="auto"/>
     </w:pPr>
     <w:rPr>
+      <w:rFonts w:eastAsia="黑体"/>
       <w:color w:themeColor="accent4" w:themeShade="BF" w:val="5F497A"/>
     </w:rPr>
     <w:tblPr>
@@ -4028,6 +4248,7 @@
         <w:spacing w:after="0" w:before="0" w:line="240" w:lineRule="auto"/>
       </w:pPr>
       <w:rPr>
+        <w:rFonts w:eastAsia="黑体"/>
         <w:b/>
         <w:bCs/>
       </w:rPr>
@@ -4048,6 +4269,7 @@
         <w:spacing w:after="0" w:before="0" w:line="240" w:lineRule="auto"/>
       </w:pPr>
       <w:rPr>
+        <w:rFonts w:eastAsia="黑体"/>
         <w:b/>
         <w:bCs/>
       </w:rPr>
@@ -4065,12 +4287,14 @@
     </w:tblStylePr>
     <w:tblStylePr w:type="firstCol">
       <w:rPr>
+        <w:rFonts w:eastAsia="黑体"/>
         <w:b/>
         <w:bCs/>
       </w:rPr>
     </w:tblStylePr>
     <w:tblStylePr w:type="lastCol">
       <w:rPr>
+        <w:rFonts w:eastAsia="黑体"/>
         <w:b/>
         <w:bCs/>
       </w:rPr>
@@ -4109,6 +4333,7 @@
       <w:spacing w:after="0" w:line="240" w:lineRule="auto"/>
     </w:pPr>
     <w:rPr>
+      <w:rFonts w:eastAsia="黑体"/>
       <w:color w:themeColor="accent5" w:themeShade="BF" w:val="31849B"/>
     </w:rPr>
     <w:tblPr>
@@ -4131,6 +4356,7 @@
         <w:spacing w:after="0" w:before="0" w:line="240" w:lineRule="auto"/>
       </w:pPr>
       <w:rPr>
+        <w:rFonts w:eastAsia="黑体"/>
         <w:b/>
         <w:bCs/>
       </w:rPr>
@@ -4151,6 +4377,7 @@
         <w:spacing w:after="0" w:before="0" w:line="240" w:lineRule="auto"/>
       </w:pPr>
       <w:rPr>
+        <w:rFonts w:eastAsia="黑体"/>
         <w:b/>
         <w:bCs/>
       </w:rPr>
@@ -4168,12 +4395,14 @@
     </w:tblStylePr>
     <w:tblStylePr w:type="firstCol">
       <w:rPr>
+        <w:rFonts w:eastAsia="黑体"/>
         <w:b/>
         <w:bCs/>
       </w:rPr>
     </w:tblStylePr>
     <w:tblStylePr w:type="lastCol">
       <w:rPr>
+        <w:rFonts w:eastAsia="黑体"/>
         <w:b/>
         <w:bCs/>
       </w:rPr>
@@ -4212,6 +4441,7 @@
       <w:spacing w:after="0" w:line="240" w:lineRule="auto"/>
     </w:pPr>
     <w:rPr>
+      <w:rFonts w:eastAsia="黑体"/>
       <w:color w:themeColor="accent6" w:themeShade="BF" w:val="E36C0A"/>
     </w:rPr>
     <w:tblPr>
@@ -4234,6 +4464,7 @@
         <w:spacing w:after="0" w:before="0" w:line="240" w:lineRule="auto"/>
       </w:pPr>
       <w:rPr>
+        <w:rFonts w:eastAsia="黑体"/>
         <w:b/>
         <w:bCs/>
       </w:rPr>
@@ -4254,6 +4485,7 @@
         <w:spacing w:after="0" w:before="0" w:line="240" w:lineRule="auto"/>
       </w:pPr>
       <w:rPr>
+        <w:rFonts w:eastAsia="黑体"/>
         <w:b/>
         <w:bCs/>
       </w:rPr>
@@ -4271,12 +4503,14 @@
     </w:tblStylePr>
     <w:tblStylePr w:type="firstCol">
       <w:rPr>
+        <w:rFonts w:eastAsia="黑体"/>
         <w:b/>
         <w:bCs/>
       </w:rPr>
     </w:tblStylePr>
     <w:tblStylePr w:type="lastCol">
       <w:rPr>
+        <w:rFonts w:eastAsia="黑体"/>
         <w:b/>
         <w:bCs/>
       </w:rPr>
@@ -4336,6 +4570,7 @@
         <w:spacing w:after="0" w:before="0" w:line="240" w:lineRule="auto"/>
       </w:pPr>
       <w:rPr>
+        <w:rFonts w:eastAsia="黑体"/>
         <w:b/>
         <w:bCs/>
         <w:color w:themeColor="background1" w:val="FFFFFF"/>
@@ -4350,6 +4585,7 @@
         <w:spacing w:after="0" w:before="0" w:line="240" w:lineRule="auto"/>
       </w:pPr>
       <w:rPr>
+        <w:rFonts w:eastAsia="黑体"/>
         <w:b/>
         <w:bCs/>
       </w:rPr>
@@ -4365,12 +4601,14 @@
     </w:tblStylePr>
     <w:tblStylePr w:type="firstCol">
       <w:rPr>
+        <w:rFonts w:eastAsia="黑体"/>
         <w:b/>
         <w:bCs/>
       </w:rPr>
     </w:tblStylePr>
     <w:tblStylePr w:type="lastCol">
       <w:rPr>
+        <w:rFonts w:eastAsia="黑体"/>
         <w:b/>
         <w:bCs/>
       </w:rPr>
@@ -4428,6 +4666,7 @@
         <w:spacing w:after="0" w:before="0" w:line="240" w:lineRule="auto"/>
       </w:pPr>
       <w:rPr>
+        <w:rFonts w:eastAsia="黑体"/>
         <w:b/>
         <w:bCs/>
         <w:color w:themeColor="background1" w:val="FFFFFF"/>
@@ -4442,6 +4681,7 @@
         <w:spacing w:after="0" w:before="0" w:line="240" w:lineRule="auto"/>
       </w:pPr>
       <w:rPr>
+        <w:rFonts w:eastAsia="黑体"/>
         <w:b/>
         <w:bCs/>
       </w:rPr>
@@ -4457,12 +4697,14 @@
     </w:tblStylePr>
     <w:tblStylePr w:type="firstCol">
       <w:rPr>
+        <w:rFonts w:eastAsia="黑体"/>
         <w:b/>
         <w:bCs/>
       </w:rPr>
     </w:tblStylePr>
     <w:tblStylePr w:type="lastCol">
       <w:rPr>
+        <w:rFonts w:eastAsia="黑体"/>
         <w:b/>
         <w:bCs/>
       </w:rPr>
@@ -4520,6 +4762,7 @@
         <w:spacing w:after="0" w:before="0" w:line="240" w:lineRule="auto"/>
       </w:pPr>
       <w:rPr>
+        <w:rFonts w:eastAsia="黑体"/>
         <w:b/>
         <w:bCs/>
         <w:color w:themeColor="background1" w:val="FFFFFF"/>
@@ -4534,6 +4777,7 @@
         <w:spacing w:after="0" w:before="0" w:line="240" w:lineRule="auto"/>
       </w:pPr>
       <w:rPr>
+        <w:rFonts w:eastAsia="黑体"/>
         <w:b/>
         <w:bCs/>
       </w:rPr>
@@ -4549,12 +4793,14 @@
     </w:tblStylePr>
     <w:tblStylePr w:type="firstCol">
       <w:rPr>
+        <w:rFonts w:eastAsia="黑体"/>
         <w:b/>
         <w:bCs/>
       </w:rPr>
     </w:tblStylePr>
     <w:tblStylePr w:type="lastCol">
       <w:rPr>
+        <w:rFonts w:eastAsia="黑体"/>
         <w:b/>
         <w:bCs/>
       </w:rPr>
@@ -4612,6 +4858,7 @@
         <w:spacing w:after="0" w:before="0" w:line="240" w:lineRule="auto"/>
       </w:pPr>
       <w:rPr>
+        <w:rFonts w:eastAsia="黑体"/>
         <w:b/>
         <w:bCs/>
         <w:color w:themeColor="background1" w:val="FFFFFF"/>
@@ -4626,6 +4873,7 @@
         <w:spacing w:after="0" w:before="0" w:line="240" w:lineRule="auto"/>
       </w:pPr>
       <w:rPr>
+        <w:rFonts w:eastAsia="黑体"/>
         <w:b/>
         <w:bCs/>
       </w:rPr>
@@ -4641,12 +4889,14 @@
     </w:tblStylePr>
     <w:tblStylePr w:type="firstCol">
       <w:rPr>
+        <w:rFonts w:eastAsia="黑体"/>
         <w:b/>
         <w:bCs/>
       </w:rPr>
     </w:tblStylePr>
     <w:tblStylePr w:type="lastCol">
       <w:rPr>
+        <w:rFonts w:eastAsia="黑体"/>
         <w:b/>
         <w:bCs/>
       </w:rPr>
@@ -4704,6 +4954,7 @@
         <w:spacing w:after="0" w:before="0" w:line="240" w:lineRule="auto"/>
       </w:pPr>
       <w:rPr>
+        <w:rFonts w:eastAsia="黑体"/>
         <w:b/>
         <w:bCs/>
         <w:color w:themeColor="background1" w:val="FFFFFF"/>
@@ -4718,6 +4969,7 @@
         <w:spacing w:after="0" w:before="0" w:line="240" w:lineRule="auto"/>
       </w:pPr>
       <w:rPr>
+        <w:rFonts w:eastAsia="黑体"/>
         <w:b/>
         <w:bCs/>
       </w:rPr>
@@ -4733,12 +4985,14 @@
     </w:tblStylePr>
     <w:tblStylePr w:type="firstCol">
       <w:rPr>
+        <w:rFonts w:eastAsia="黑体"/>
         <w:b/>
         <w:bCs/>
       </w:rPr>
     </w:tblStylePr>
     <w:tblStylePr w:type="lastCol">
       <w:rPr>
+        <w:rFonts w:eastAsia="黑体"/>
         <w:b/>
         <w:bCs/>
       </w:rPr>
@@ -4796,6 +5050,7 @@
         <w:spacing w:after="0" w:before="0" w:line="240" w:lineRule="auto"/>
       </w:pPr>
       <w:rPr>
+        <w:rFonts w:eastAsia="黑体"/>
         <w:b/>
         <w:bCs/>
         <w:color w:themeColor="background1" w:val="FFFFFF"/>
@@ -4810,6 +5065,7 @@
         <w:spacing w:after="0" w:before="0" w:line="240" w:lineRule="auto"/>
       </w:pPr>
       <w:rPr>
+        <w:rFonts w:eastAsia="黑体"/>
         <w:b/>
         <w:bCs/>
       </w:rPr>
@@ -4825,12 +5081,14 @@
     </w:tblStylePr>
     <w:tblStylePr w:type="firstCol">
       <w:rPr>
+        <w:rFonts w:eastAsia="黑体"/>
         <w:b/>
         <w:bCs/>
       </w:rPr>
     </w:tblStylePr>
     <w:tblStylePr w:type="lastCol">
       <w:rPr>
+        <w:rFonts w:eastAsia="黑体"/>
         <w:b/>
         <w:bCs/>
       </w:rPr>
@@ -4888,6 +5146,7 @@
         <w:spacing w:after="0" w:before="0" w:line="240" w:lineRule="auto"/>
       </w:pPr>
       <w:rPr>
+        <w:rFonts w:eastAsia="黑体"/>
         <w:b/>
         <w:bCs/>
         <w:color w:themeColor="background1" w:val="FFFFFF"/>
@@ -4902,6 +5161,7 @@
         <w:spacing w:after="0" w:before="0" w:line="240" w:lineRule="auto"/>
       </w:pPr>
       <w:rPr>
+        <w:rFonts w:eastAsia="黑体"/>
         <w:b/>
         <w:bCs/>
       </w:rPr>
@@ -4917,12 +5177,14 @@
     </w:tblStylePr>
     <w:tblStylePr w:type="firstCol">
       <w:rPr>
+        <w:rFonts w:eastAsia="黑体"/>
         <w:b/>
         <w:bCs/>
       </w:rPr>
     </w:tblStylePr>
     <w:tblStylePr w:type="lastCol">
       <w:rPr>
+        <w:rFonts w:eastAsia="黑体"/>
         <w:b/>
         <w:bCs/>
       </w:rPr>
@@ -4982,7 +5244,7 @@
         <w:spacing w:after="0" w:before="0" w:line="240" w:lineRule="auto"/>
       </w:pPr>
       <w:rPr>
-        <w:rFonts w:asciiTheme="majorHAnsi" w:cstheme="majorBidi" w:eastAsiaTheme="majorEastAsia" w:hAnsiTheme="majorHAnsi"/>
+        <w:rFonts w:asciiTheme="majorHAnsi" w:cstheme="majorBidi" w:hAnsiTheme="majorHAnsi" w:eastAsia="黑体"/>
         <w:b/>
         <w:bCs/>
       </w:rPr>
@@ -5003,7 +5265,7 @@
         <w:spacing w:after="0" w:before="0" w:line="240" w:lineRule="auto"/>
       </w:pPr>
       <w:rPr>
-        <w:rFonts w:asciiTheme="majorHAnsi" w:cstheme="majorBidi" w:eastAsiaTheme="majorEastAsia" w:hAnsiTheme="majorHAnsi"/>
+        <w:rFonts w:asciiTheme="majorHAnsi" w:cstheme="majorBidi" w:hAnsiTheme="majorHAnsi" w:eastAsia="黑体"/>
         <w:b/>
         <w:bCs/>
       </w:rPr>
@@ -5021,14 +5283,14 @@
     </w:tblStylePr>
     <w:tblStylePr w:type="firstCol">
       <w:rPr>
-        <w:rFonts w:asciiTheme="majorHAnsi" w:cstheme="majorBidi" w:eastAsiaTheme="majorEastAsia" w:hAnsiTheme="majorHAnsi"/>
+        <w:rFonts w:asciiTheme="majorHAnsi" w:cstheme="majorBidi" w:hAnsiTheme="majorHAnsi" w:eastAsia="黑体"/>
         <w:b/>
         <w:bCs/>
       </w:rPr>
     </w:tblStylePr>
     <w:tblStylePr w:type="lastCol">
       <w:rPr>
-        <w:rFonts w:asciiTheme="majorHAnsi" w:cstheme="majorBidi" w:eastAsiaTheme="majorEastAsia" w:hAnsiTheme="majorHAnsi"/>
+        <w:rFonts w:asciiTheme="majorHAnsi" w:cstheme="majorBidi" w:hAnsiTheme="majorHAnsi" w:eastAsia="黑体"/>
         <w:b/>
         <w:bCs/>
       </w:rPr>
@@ -5112,7 +5374,7 @@
         <w:spacing w:after="0" w:before="0" w:line="240" w:lineRule="auto"/>
       </w:pPr>
       <w:rPr>
-        <w:rFonts w:asciiTheme="majorHAnsi" w:cstheme="majorBidi" w:eastAsiaTheme="majorEastAsia" w:hAnsiTheme="majorHAnsi"/>
+        <w:rFonts w:asciiTheme="majorHAnsi" w:cstheme="majorBidi" w:hAnsiTheme="majorHAnsi" w:eastAsia="黑体"/>
         <w:b/>
         <w:bCs/>
       </w:rPr>
@@ -5133,7 +5395,7 @@
         <w:spacing w:after="0" w:before="0" w:line="240" w:lineRule="auto"/>
       </w:pPr>
       <w:rPr>
-        <w:rFonts w:asciiTheme="majorHAnsi" w:cstheme="majorBidi" w:eastAsiaTheme="majorEastAsia" w:hAnsiTheme="majorHAnsi"/>
+        <w:rFonts w:asciiTheme="majorHAnsi" w:cstheme="majorBidi" w:hAnsiTheme="majorHAnsi" w:eastAsia="黑体"/>
         <w:b/>
         <w:bCs/>
       </w:rPr>
@@ -5151,14 +5413,14 @@
     </w:tblStylePr>
     <w:tblStylePr w:type="firstCol">
       <w:rPr>
-        <w:rFonts w:asciiTheme="majorHAnsi" w:cstheme="majorBidi" w:eastAsiaTheme="majorEastAsia" w:hAnsiTheme="majorHAnsi"/>
+        <w:rFonts w:asciiTheme="majorHAnsi" w:cstheme="majorBidi" w:hAnsiTheme="majorHAnsi" w:eastAsia="黑体"/>
         <w:b/>
         <w:bCs/>
       </w:rPr>
     </w:tblStylePr>
     <w:tblStylePr w:type="lastCol">
       <w:rPr>
-        <w:rFonts w:asciiTheme="majorHAnsi" w:cstheme="majorBidi" w:eastAsiaTheme="majorEastAsia" w:hAnsiTheme="majorHAnsi"/>
+        <w:rFonts w:asciiTheme="majorHAnsi" w:cstheme="majorBidi" w:hAnsiTheme="majorHAnsi" w:eastAsia="黑体"/>
         <w:b/>
         <w:bCs/>
       </w:rPr>
@@ -5242,7 +5504,7 @@
         <w:spacing w:after="0" w:before="0" w:line="240" w:lineRule="auto"/>
       </w:pPr>
       <w:rPr>
-        <w:rFonts w:asciiTheme="majorHAnsi" w:cstheme="majorBidi" w:eastAsiaTheme="majorEastAsia" w:hAnsiTheme="majorHAnsi"/>
+        <w:rFonts w:asciiTheme="majorHAnsi" w:cstheme="majorBidi" w:hAnsiTheme="majorHAnsi" w:eastAsia="黑体"/>
         <w:b/>
         <w:bCs/>
       </w:rPr>
@@ -5263,7 +5525,7 @@
         <w:spacing w:after="0" w:before="0" w:line="240" w:lineRule="auto"/>
       </w:pPr>
       <w:rPr>
-        <w:rFonts w:asciiTheme="majorHAnsi" w:cstheme="majorBidi" w:eastAsiaTheme="majorEastAsia" w:hAnsiTheme="majorHAnsi"/>
+        <w:rFonts w:asciiTheme="majorHAnsi" w:cstheme="majorBidi" w:hAnsiTheme="majorHAnsi" w:eastAsia="黑体"/>
         <w:b/>
         <w:bCs/>
       </w:rPr>
@@ -5281,14 +5543,14 @@
     </w:tblStylePr>
     <w:tblStylePr w:type="firstCol">
       <w:rPr>
-        <w:rFonts w:asciiTheme="majorHAnsi" w:cstheme="majorBidi" w:eastAsiaTheme="majorEastAsia" w:hAnsiTheme="majorHAnsi"/>
+        <w:rFonts w:asciiTheme="majorHAnsi" w:cstheme="majorBidi" w:hAnsiTheme="majorHAnsi" w:eastAsia="黑体"/>
         <w:b/>
         <w:bCs/>
       </w:rPr>
     </w:tblStylePr>
     <w:tblStylePr w:type="lastCol">
       <w:rPr>
-        <w:rFonts w:asciiTheme="majorHAnsi" w:cstheme="majorBidi" w:eastAsiaTheme="majorEastAsia" w:hAnsiTheme="majorHAnsi"/>
+        <w:rFonts w:asciiTheme="majorHAnsi" w:cstheme="majorBidi" w:hAnsiTheme="majorHAnsi" w:eastAsia="黑体"/>
         <w:b/>
         <w:bCs/>
       </w:rPr>
@@ -5372,7 +5634,7 @@
         <w:spacing w:after="0" w:before="0" w:line="240" w:lineRule="auto"/>
       </w:pPr>
       <w:rPr>
-        <w:rFonts w:asciiTheme="majorHAnsi" w:cstheme="majorBidi" w:eastAsiaTheme="majorEastAsia" w:hAnsiTheme="majorHAnsi"/>
+        <w:rFonts w:asciiTheme="majorHAnsi" w:cstheme="majorBidi" w:hAnsiTheme="majorHAnsi" w:eastAsia="黑体"/>
         <w:b/>
         <w:bCs/>
       </w:rPr>
@@ -5393,7 +5655,7 @@
         <w:spacing w:after="0" w:before="0" w:line="240" w:lineRule="auto"/>
       </w:pPr>
       <w:rPr>
-        <w:rFonts w:asciiTheme="majorHAnsi" w:cstheme="majorBidi" w:eastAsiaTheme="majorEastAsia" w:hAnsiTheme="majorHAnsi"/>
+        <w:rFonts w:asciiTheme="majorHAnsi" w:cstheme="majorBidi" w:hAnsiTheme="majorHAnsi" w:eastAsia="黑体"/>
         <w:b/>
         <w:bCs/>
       </w:rPr>
@@ -5411,14 +5673,14 @@
     </w:tblStylePr>
     <w:tblStylePr w:type="firstCol">
       <w:rPr>
-        <w:rFonts w:asciiTheme="majorHAnsi" w:cstheme="majorBidi" w:eastAsiaTheme="majorEastAsia" w:hAnsiTheme="majorHAnsi"/>
+        <w:rFonts w:asciiTheme="majorHAnsi" w:cstheme="majorBidi" w:hAnsiTheme="majorHAnsi" w:eastAsia="黑体"/>
         <w:b/>
         <w:bCs/>
       </w:rPr>
     </w:tblStylePr>
     <w:tblStylePr w:type="lastCol">
       <w:rPr>
-        <w:rFonts w:asciiTheme="majorHAnsi" w:cstheme="majorBidi" w:eastAsiaTheme="majorEastAsia" w:hAnsiTheme="majorHAnsi"/>
+        <w:rFonts w:asciiTheme="majorHAnsi" w:cstheme="majorBidi" w:hAnsiTheme="majorHAnsi" w:eastAsia="黑体"/>
         <w:b/>
         <w:bCs/>
       </w:rPr>
@@ -5502,7 +5764,7 @@
         <w:spacing w:after="0" w:before="0" w:line="240" w:lineRule="auto"/>
       </w:pPr>
       <w:rPr>
-        <w:rFonts w:asciiTheme="majorHAnsi" w:cstheme="majorBidi" w:eastAsiaTheme="majorEastAsia" w:hAnsiTheme="majorHAnsi"/>
+        <w:rFonts w:asciiTheme="majorHAnsi" w:cstheme="majorBidi" w:hAnsiTheme="majorHAnsi" w:eastAsia="黑体"/>
         <w:b/>
         <w:bCs/>
       </w:rPr>
@@ -5523,7 +5785,7 @@
         <w:spacing w:after="0" w:before="0" w:line="240" w:lineRule="auto"/>
       </w:pPr>
       <w:rPr>
-        <w:rFonts w:asciiTheme="majorHAnsi" w:cstheme="majorBidi" w:eastAsiaTheme="majorEastAsia" w:hAnsiTheme="majorHAnsi"/>
+        <w:rFonts w:asciiTheme="majorHAnsi" w:cstheme="majorBidi" w:hAnsiTheme="majorHAnsi" w:eastAsia="黑体"/>
         <w:b/>
         <w:bCs/>
       </w:rPr>
@@ -5541,14 +5803,14 @@
     </w:tblStylePr>
     <w:tblStylePr w:type="firstCol">
       <w:rPr>
-        <w:rFonts w:asciiTheme="majorHAnsi" w:cstheme="majorBidi" w:eastAsiaTheme="majorEastAsia" w:hAnsiTheme="majorHAnsi"/>
+        <w:rFonts w:asciiTheme="majorHAnsi" w:cstheme="majorBidi" w:hAnsiTheme="majorHAnsi" w:eastAsia="黑体"/>
         <w:b/>
         <w:bCs/>
       </w:rPr>
     </w:tblStylePr>
     <w:tblStylePr w:type="lastCol">
       <w:rPr>
-        <w:rFonts w:asciiTheme="majorHAnsi" w:cstheme="majorBidi" w:eastAsiaTheme="majorEastAsia" w:hAnsiTheme="majorHAnsi"/>
+        <w:rFonts w:asciiTheme="majorHAnsi" w:cstheme="majorBidi" w:hAnsiTheme="majorHAnsi" w:eastAsia="黑体"/>
         <w:b/>
         <w:bCs/>
       </w:rPr>
@@ -5632,7 +5894,7 @@
         <w:spacing w:after="0" w:before="0" w:line="240" w:lineRule="auto"/>
       </w:pPr>
       <w:rPr>
-        <w:rFonts w:asciiTheme="majorHAnsi" w:cstheme="majorBidi" w:eastAsiaTheme="majorEastAsia" w:hAnsiTheme="majorHAnsi"/>
+        <w:rFonts w:asciiTheme="majorHAnsi" w:cstheme="majorBidi" w:hAnsiTheme="majorHAnsi" w:eastAsia="黑体"/>
         <w:b/>
         <w:bCs/>
       </w:rPr>
@@ -5653,7 +5915,7 @@
         <w:spacing w:after="0" w:before="0" w:line="240" w:lineRule="auto"/>
       </w:pPr>
       <w:rPr>
-        <w:rFonts w:asciiTheme="majorHAnsi" w:cstheme="majorBidi" w:eastAsiaTheme="majorEastAsia" w:hAnsiTheme="majorHAnsi"/>
+        <w:rFonts w:asciiTheme="majorHAnsi" w:cstheme="majorBidi" w:hAnsiTheme="majorHAnsi" w:eastAsia="黑体"/>
         <w:b/>
         <w:bCs/>
       </w:rPr>
@@ -5671,14 +5933,14 @@
     </w:tblStylePr>
     <w:tblStylePr w:type="firstCol">
       <w:rPr>
-        <w:rFonts w:asciiTheme="majorHAnsi" w:cstheme="majorBidi" w:eastAsiaTheme="majorEastAsia" w:hAnsiTheme="majorHAnsi"/>
+        <w:rFonts w:asciiTheme="majorHAnsi" w:cstheme="majorBidi" w:hAnsiTheme="majorHAnsi" w:eastAsia="黑体"/>
         <w:b/>
         <w:bCs/>
       </w:rPr>
     </w:tblStylePr>
     <w:tblStylePr w:type="lastCol">
       <w:rPr>
-        <w:rFonts w:asciiTheme="majorHAnsi" w:cstheme="majorBidi" w:eastAsiaTheme="majorEastAsia" w:hAnsiTheme="majorHAnsi"/>
+        <w:rFonts w:asciiTheme="majorHAnsi" w:cstheme="majorBidi" w:hAnsiTheme="majorHAnsi" w:eastAsia="黑体"/>
         <w:b/>
         <w:bCs/>
       </w:rPr>
@@ -5762,7 +6024,7 @@
         <w:spacing w:after="0" w:before="0" w:line="240" w:lineRule="auto"/>
       </w:pPr>
       <w:rPr>
-        <w:rFonts w:asciiTheme="majorHAnsi" w:cstheme="majorBidi" w:eastAsiaTheme="majorEastAsia" w:hAnsiTheme="majorHAnsi"/>
+        <w:rFonts w:asciiTheme="majorHAnsi" w:cstheme="majorBidi" w:hAnsiTheme="majorHAnsi" w:eastAsia="黑体"/>
         <w:b/>
         <w:bCs/>
       </w:rPr>
@@ -5783,7 +6045,7 @@
         <w:spacing w:after="0" w:before="0" w:line="240" w:lineRule="auto"/>
       </w:pPr>
       <w:rPr>
-        <w:rFonts w:asciiTheme="majorHAnsi" w:cstheme="majorBidi" w:eastAsiaTheme="majorEastAsia" w:hAnsiTheme="majorHAnsi"/>
+        <w:rFonts w:asciiTheme="majorHAnsi" w:cstheme="majorBidi" w:hAnsiTheme="majorHAnsi" w:eastAsia="黑体"/>
         <w:b/>
         <w:bCs/>
       </w:rPr>
@@ -5801,14 +6063,14 @@
     </w:tblStylePr>
     <w:tblStylePr w:type="firstCol">
       <w:rPr>
-        <w:rFonts w:asciiTheme="majorHAnsi" w:cstheme="majorBidi" w:eastAsiaTheme="majorEastAsia" w:hAnsiTheme="majorHAnsi"/>
+        <w:rFonts w:asciiTheme="majorHAnsi" w:cstheme="majorBidi" w:hAnsiTheme="majorHAnsi" w:eastAsia="黑体"/>
         <w:b/>
         <w:bCs/>
       </w:rPr>
     </w:tblStylePr>
     <w:tblStylePr w:type="lastCol">
       <w:rPr>
-        <w:rFonts w:asciiTheme="majorHAnsi" w:cstheme="majorBidi" w:eastAsiaTheme="majorEastAsia" w:hAnsiTheme="majorHAnsi"/>
+        <w:rFonts w:asciiTheme="majorHAnsi" w:cstheme="majorBidi" w:hAnsiTheme="majorHAnsi" w:eastAsia="黑体"/>
         <w:b/>
         <w:bCs/>
       </w:rPr>
@@ -5891,6 +6153,7 @@
         <w:spacing w:after="0" w:before="0" w:line="240" w:lineRule="auto"/>
       </w:pPr>
       <w:rPr>
+        <w:rFonts w:eastAsia="黑体"/>
         <w:b/>
         <w:bCs/>
         <w:color w:themeColor="background1" w:val="FFFFFF"/>
@@ -5913,6 +6176,7 @@
         <w:spacing w:after="0" w:before="0" w:line="240" w:lineRule="auto"/>
       </w:pPr>
       <w:rPr>
+        <w:rFonts w:eastAsia="黑体"/>
         <w:b/>
         <w:bCs/>
       </w:rPr>
@@ -5930,12 +6194,14 @@
     </w:tblStylePr>
     <w:tblStylePr w:type="firstCol">
       <w:rPr>
+        <w:rFonts w:eastAsia="黑体"/>
         <w:b/>
         <w:bCs/>
       </w:rPr>
     </w:tblStylePr>
     <w:tblStylePr w:type="lastCol">
       <w:rPr>
+        <w:rFonts w:eastAsia="黑体"/>
         <w:b/>
         <w:bCs/>
       </w:rPr>
@@ -5997,6 +6263,7 @@
         <w:spacing w:after="0" w:before="0" w:line="240" w:lineRule="auto"/>
       </w:pPr>
       <w:rPr>
+        <w:rFonts w:eastAsia="黑体"/>
         <w:b/>
         <w:bCs/>
         <w:color w:themeColor="background1" w:val="FFFFFF"/>
@@ -6019,6 +6286,7 @@
         <w:spacing w:after="0" w:before="0" w:line="240" w:lineRule="auto"/>
       </w:pPr>
       <w:rPr>
+        <w:rFonts w:eastAsia="黑体"/>
         <w:b/>
         <w:bCs/>
       </w:rPr>
@@ -6036,12 +6304,14 @@
     </w:tblStylePr>
     <w:tblStylePr w:type="firstCol">
       <w:rPr>
+        <w:rFonts w:eastAsia="黑体"/>
         <w:b/>
         <w:bCs/>
       </w:rPr>
     </w:tblStylePr>
     <w:tblStylePr w:type="lastCol">
       <w:rPr>
+        <w:rFonts w:eastAsia="黑体"/>
         <w:b/>
         <w:bCs/>
       </w:rPr>
@@ -6103,6 +6373,7 @@
         <w:spacing w:after="0" w:before="0" w:line="240" w:lineRule="auto"/>
       </w:pPr>
       <w:rPr>
+        <w:rFonts w:eastAsia="黑体"/>
         <w:b/>
         <w:bCs/>
         <w:color w:themeColor="background1" w:val="FFFFFF"/>
@@ -6125,6 +6396,7 @@
         <w:spacing w:after="0" w:before="0" w:line="240" w:lineRule="auto"/>
       </w:pPr>
       <w:rPr>
+        <w:rFonts w:eastAsia="黑体"/>
         <w:b/>
         <w:bCs/>
       </w:rPr>
@@ -6142,12 +6414,14 @@
     </w:tblStylePr>
     <w:tblStylePr w:type="firstCol">
       <w:rPr>
+        <w:rFonts w:eastAsia="黑体"/>
         <w:b/>
         <w:bCs/>
       </w:rPr>
     </w:tblStylePr>
     <w:tblStylePr w:type="lastCol">
       <w:rPr>
+        <w:rFonts w:eastAsia="黑体"/>
         <w:b/>
         <w:bCs/>
       </w:rPr>
@@ -6209,6 +6483,7 @@
         <w:spacing w:after="0" w:before="0" w:line="240" w:lineRule="auto"/>
       </w:pPr>
       <w:rPr>
+        <w:rFonts w:eastAsia="黑体"/>
         <w:b/>
         <w:bCs/>
         <w:color w:themeColor="background1" w:val="FFFFFF"/>
@@ -6231,6 +6506,7 @@
         <w:spacing w:after="0" w:before="0" w:line="240" w:lineRule="auto"/>
       </w:pPr>
       <w:rPr>
+        <w:rFonts w:eastAsia="黑体"/>
         <w:b/>
         <w:bCs/>
       </w:rPr>
@@ -6248,12 +6524,14 @@
     </w:tblStylePr>
     <w:tblStylePr w:type="firstCol">
       <w:rPr>
+        <w:rFonts w:eastAsia="黑体"/>
         <w:b/>
         <w:bCs/>
       </w:rPr>
     </w:tblStylePr>
     <w:tblStylePr w:type="lastCol">
       <w:rPr>
+        <w:rFonts w:eastAsia="黑体"/>
         <w:b/>
         <w:bCs/>
       </w:rPr>
@@ -6315,6 +6593,7 @@
         <w:spacing w:after="0" w:before="0" w:line="240" w:lineRule="auto"/>
       </w:pPr>
       <w:rPr>
+        <w:rFonts w:eastAsia="黑体"/>
         <w:b/>
         <w:bCs/>
         <w:color w:themeColor="background1" w:val="FFFFFF"/>
@@ -6337,6 +6616,7 @@
         <w:spacing w:after="0" w:before="0" w:line="240" w:lineRule="auto"/>
       </w:pPr>
       <w:rPr>
+        <w:rFonts w:eastAsia="黑体"/>
         <w:b/>
         <w:bCs/>
       </w:rPr>
@@ -6354,12 +6634,14 @@
     </w:tblStylePr>
     <w:tblStylePr w:type="firstCol">
       <w:rPr>
+        <w:rFonts w:eastAsia="黑体"/>
         <w:b/>
         <w:bCs/>
       </w:rPr>
     </w:tblStylePr>
     <w:tblStylePr w:type="lastCol">
       <w:rPr>
+        <w:rFonts w:eastAsia="黑体"/>
         <w:b/>
         <w:bCs/>
       </w:rPr>
@@ -6421,6 +6703,7 @@
         <w:spacing w:after="0" w:before="0" w:line="240" w:lineRule="auto"/>
       </w:pPr>
       <w:rPr>
+        <w:rFonts w:eastAsia="黑体"/>
         <w:b/>
         <w:bCs/>
         <w:color w:themeColor="background1" w:val="FFFFFF"/>
@@ -6443,6 +6726,7 @@
         <w:spacing w:after="0" w:before="0" w:line="240" w:lineRule="auto"/>
       </w:pPr>
       <w:rPr>
+        <w:rFonts w:eastAsia="黑体"/>
         <w:b/>
         <w:bCs/>
       </w:rPr>
@@ -6460,12 +6744,14 @@
     </w:tblStylePr>
     <w:tblStylePr w:type="firstCol">
       <w:rPr>
+        <w:rFonts w:eastAsia="黑体"/>
         <w:b/>
         <w:bCs/>
       </w:rPr>
     </w:tblStylePr>
     <w:tblStylePr w:type="lastCol">
       <w:rPr>
+        <w:rFonts w:eastAsia="黑体"/>
         <w:b/>
         <w:bCs/>
       </w:rPr>
@@ -6527,6 +6813,7 @@
         <w:spacing w:after="0" w:before="0" w:line="240" w:lineRule="auto"/>
       </w:pPr>
       <w:rPr>
+        <w:rFonts w:eastAsia="黑体"/>
         <w:b/>
         <w:bCs/>
         <w:color w:themeColor="background1" w:val="FFFFFF"/>
@@ -6549,6 +6836,7 @@
         <w:spacing w:after="0" w:before="0" w:line="240" w:lineRule="auto"/>
       </w:pPr>
       <w:rPr>
+        <w:rFonts w:eastAsia="黑体"/>
         <w:b/>
         <w:bCs/>
       </w:rPr>
@@ -6566,12 +6854,14 @@
     </w:tblStylePr>
     <w:tblStylePr w:type="firstCol">
       <w:rPr>
+        <w:rFonts w:eastAsia="黑体"/>
         <w:b/>
         <w:bCs/>
       </w:rPr>
     </w:tblStylePr>
     <w:tblStylePr w:type="lastCol">
       <w:rPr>
+        <w:rFonts w:eastAsia="黑体"/>
         <w:b/>
         <w:bCs/>
       </w:rPr>
@@ -6630,6 +6920,7 @@
         <w:spacing w:after="0" w:before="0" w:line="240" w:lineRule="auto"/>
       </w:pPr>
       <w:rPr>
+        <w:rFonts w:eastAsia="黑体"/>
         <w:b/>
         <w:bCs/>
         <w:color w:themeColor="background1" w:val="FFFFFF"/>
@@ -6652,6 +6943,7 @@
         <w:spacing w:after="0" w:before="0" w:line="240" w:lineRule="auto"/>
       </w:pPr>
       <w:rPr>
+        <w:rFonts w:eastAsia="黑体"/>
         <w:color w:val="auto"/>
       </w:rPr>
       <w:tblPr/>
@@ -6669,6 +6961,7 @@
     </w:tblStylePr>
     <w:tblStylePr w:type="firstCol">
       <w:rPr>
+        <w:rFonts w:eastAsia="黑体"/>
         <w:b/>
         <w:bCs/>
         <w:color w:themeColor="background1" w:val="FFFFFF"/>
@@ -6688,6 +6981,7 @@
     </w:tblStylePr>
     <w:tblStylePr w:type="lastCol">
       <w:rPr>
+        <w:rFonts w:eastAsia="黑体"/>
         <w:b/>
         <w:bCs/>
         <w:color w:themeColor="background1" w:val="FFFFFF"/>
@@ -6736,6 +7030,7 @@
     </w:tblStylePr>
     <w:tblStylePr w:type="nwCell">
       <w:rPr>
+        <w:rFonts w:eastAsia="黑体"/>
         <w:color w:themeColor="background1" w:val="FFFFFF"/>
       </w:rPr>
       <w:tblPr/>
@@ -6779,6 +7074,7 @@
         <w:spacing w:after="0" w:before="0" w:line="240" w:lineRule="auto"/>
       </w:pPr>
       <w:rPr>
+        <w:rFonts w:eastAsia="黑体"/>
         <w:b/>
         <w:bCs/>
         <w:color w:themeColor="background1" w:val="FFFFFF"/>
@@ -6801,6 +7097,7 @@
         <w:spacing w:after="0" w:before="0" w:line="240" w:lineRule="auto"/>
       </w:pPr>
       <w:rPr>
+        <w:rFonts w:eastAsia="黑体"/>
         <w:color w:val="auto"/>
       </w:rPr>
       <w:tblPr/>
@@ -6818,6 +7115,7 @@
     </w:tblStylePr>
     <w:tblStylePr w:type="firstCol">
       <w:rPr>
+        <w:rFonts w:eastAsia="黑体"/>
         <w:b/>
         <w:bCs/>
         <w:color w:themeColor="background1" w:val="FFFFFF"/>
@@ -6837,6 +7135,7 @@
     </w:tblStylePr>
     <w:tblStylePr w:type="lastCol">
       <w:rPr>
+        <w:rFonts w:eastAsia="黑体"/>
         <w:b/>
         <w:bCs/>
         <w:color w:themeColor="background1" w:val="FFFFFF"/>
@@ -6885,6 +7184,7 @@
     </w:tblStylePr>
     <w:tblStylePr w:type="nwCell">
       <w:rPr>
+        <w:rFonts w:eastAsia="黑体"/>
         <w:color w:themeColor="background1" w:val="FFFFFF"/>
       </w:rPr>
       <w:tblPr/>
@@ -6928,6 +7228,7 @@
         <w:spacing w:after="0" w:before="0" w:line="240" w:lineRule="auto"/>
       </w:pPr>
       <w:rPr>
+        <w:rFonts w:eastAsia="黑体"/>
         <w:b/>
         <w:bCs/>
         <w:color w:themeColor="background1" w:val="FFFFFF"/>
@@ -6950,6 +7251,7 @@
         <w:spacing w:after="0" w:before="0" w:line="240" w:lineRule="auto"/>
       </w:pPr>
       <w:rPr>
+        <w:rFonts w:eastAsia="黑体"/>
         <w:color w:val="auto"/>
       </w:rPr>
       <w:tblPr/>
@@ -6967,6 +7269,7 @@
     </w:tblStylePr>
     <w:tblStylePr w:type="firstCol">
       <w:rPr>
+        <w:rFonts w:eastAsia="黑体"/>
         <w:b/>
         <w:bCs/>
         <w:color w:themeColor="background1" w:val="FFFFFF"/>
@@ -6986,6 +7289,7 @@
     </w:tblStylePr>
     <w:tblStylePr w:type="lastCol">
       <w:rPr>
+        <w:rFonts w:eastAsia="黑体"/>
         <w:b/>
         <w:bCs/>
         <w:color w:themeColor="background1" w:val="FFFFFF"/>
@@ -7034,6 +7338,7 @@
     </w:tblStylePr>
     <w:tblStylePr w:type="nwCell">
       <w:rPr>
+        <w:rFonts w:eastAsia="黑体"/>
         <w:color w:themeColor="background1" w:val="FFFFFF"/>
       </w:rPr>
       <w:tblPr/>
@@ -7077,6 +7382,7 @@
         <w:spacing w:after="0" w:before="0" w:line="240" w:lineRule="auto"/>
       </w:pPr>
       <w:rPr>
+        <w:rFonts w:eastAsia="黑体"/>
         <w:b/>
         <w:bCs/>
         <w:color w:themeColor="background1" w:val="FFFFFF"/>
@@ -7099,6 +7405,7 @@
         <w:spacing w:after="0" w:before="0" w:line="240" w:lineRule="auto"/>
       </w:pPr>
       <w:rPr>
+        <w:rFonts w:eastAsia="黑体"/>
         <w:color w:val="auto"/>
       </w:rPr>
       <w:tblPr/>
@@ -7116,6 +7423,7 @@
     </w:tblStylePr>
     <w:tblStylePr w:type="firstCol">
       <w:rPr>
+        <w:rFonts w:eastAsia="黑体"/>
         <w:b/>
         <w:bCs/>
         <w:color w:themeColor="background1" w:val="FFFFFF"/>
@@ -7135,6 +7443,7 @@
     </w:tblStylePr>
     <w:tblStylePr w:type="lastCol">
       <w:rPr>
+        <w:rFonts w:eastAsia="黑体"/>
         <w:b/>
         <w:bCs/>
         <w:color w:themeColor="background1" w:val="FFFFFF"/>
@@ -7183,6 +7492,7 @@
     </w:tblStylePr>
     <w:tblStylePr w:type="nwCell">
       <w:rPr>
+        <w:rFonts w:eastAsia="黑体"/>
         <w:color w:themeColor="background1" w:val="FFFFFF"/>
       </w:rPr>
       <w:tblPr/>
@@ -7226,6 +7536,7 @@
         <w:spacing w:after="0" w:before="0" w:line="240" w:lineRule="auto"/>
       </w:pPr>
       <w:rPr>
+        <w:rFonts w:eastAsia="黑体"/>
         <w:b/>
         <w:bCs/>
         <w:color w:themeColor="background1" w:val="FFFFFF"/>
@@ -7248,6 +7559,7 @@
         <w:spacing w:after="0" w:before="0" w:line="240" w:lineRule="auto"/>
       </w:pPr>
       <w:rPr>
+        <w:rFonts w:eastAsia="黑体"/>
         <w:color w:val="auto"/>
       </w:rPr>
       <w:tblPr/>
@@ -7265,6 +7577,7 @@
     </w:tblStylePr>
     <w:tblStylePr w:type="firstCol">
       <w:rPr>
+        <w:rFonts w:eastAsia="黑体"/>
         <w:b/>
         <w:bCs/>
         <w:color w:themeColor="background1" w:val="FFFFFF"/>
@@ -7284,6 +7597,7 @@
     </w:tblStylePr>
     <w:tblStylePr w:type="lastCol">
       <w:rPr>
+        <w:rFonts w:eastAsia="黑体"/>
         <w:b/>
         <w:bCs/>
         <w:color w:themeColor="background1" w:val="FFFFFF"/>
@@ -7332,6 +7646,7 @@
     </w:tblStylePr>
     <w:tblStylePr w:type="nwCell">
       <w:rPr>
+        <w:rFonts w:eastAsia="黑体"/>
         <w:color w:themeColor="background1" w:val="FFFFFF"/>
       </w:rPr>
       <w:tblPr/>
@@ -7375,6 +7690,7 @@
         <w:spacing w:after="0" w:before="0" w:line="240" w:lineRule="auto"/>
       </w:pPr>
       <w:rPr>
+        <w:rFonts w:eastAsia="黑体"/>
         <w:b/>
         <w:bCs/>
         <w:color w:themeColor="background1" w:val="FFFFFF"/>
@@ -7397,6 +7713,7 @@
         <w:spacing w:after="0" w:before="0" w:line="240" w:lineRule="auto"/>
       </w:pPr>
       <w:rPr>
+        <w:rFonts w:eastAsia="黑体"/>
         <w:color w:val="auto"/>
       </w:rPr>
       <w:tblPr/>
@@ -7414,6 +7731,7 @@
     </w:tblStylePr>
     <w:tblStylePr w:type="firstCol">
       <w:rPr>
+        <w:rFonts w:eastAsia="黑体"/>
         <w:b/>
         <w:bCs/>
         <w:color w:themeColor="background1" w:val="FFFFFF"/>
@@ -7433,6 +7751,7 @@
     </w:tblStylePr>
     <w:tblStylePr w:type="lastCol">
       <w:rPr>
+        <w:rFonts w:eastAsia="黑体"/>
         <w:b/>
         <w:bCs/>
         <w:color w:themeColor="background1" w:val="FFFFFF"/>
@@ -7481,6 +7800,7 @@
     </w:tblStylePr>
     <w:tblStylePr w:type="nwCell">
       <w:rPr>
+        <w:rFonts w:eastAsia="黑体"/>
         <w:color w:themeColor="background1" w:val="FFFFFF"/>
       </w:rPr>
       <w:tblPr/>
@@ -7524,6 +7844,7 @@
         <w:spacing w:after="0" w:before="0" w:line="240" w:lineRule="auto"/>
       </w:pPr>
       <w:rPr>
+        <w:rFonts w:eastAsia="黑体"/>
         <w:b/>
         <w:bCs/>
         <w:color w:themeColor="background1" w:val="FFFFFF"/>
@@ -7546,6 +7867,7 @@
         <w:spacing w:after="0" w:before="0" w:line="240" w:lineRule="auto"/>
       </w:pPr>
       <w:rPr>
+        <w:rFonts w:eastAsia="黑体"/>
         <w:color w:val="auto"/>
       </w:rPr>
       <w:tblPr/>
@@ -7563,6 +7885,7 @@
     </w:tblStylePr>
     <w:tblStylePr w:type="firstCol">
       <w:rPr>
+        <w:rFonts w:eastAsia="黑体"/>
         <w:b/>
         <w:bCs/>
         <w:color w:themeColor="background1" w:val="FFFFFF"/>
@@ -7582,6 +7905,7 @@
     </w:tblStylePr>
     <w:tblStylePr w:type="lastCol">
       <w:rPr>
+        <w:rFonts w:eastAsia="黑体"/>
         <w:b/>
         <w:bCs/>
         <w:color w:themeColor="background1" w:val="FFFFFF"/>
@@ -7630,6 +7954,7 @@
     </w:tblStylePr>
     <w:tblStylePr w:type="nwCell">
       <w:rPr>
+        <w:rFonts w:eastAsia="黑体"/>
         <w:color w:themeColor="background1" w:val="FFFFFF"/>
       </w:rPr>
       <w:tblPr/>
@@ -7654,6 +7979,7 @@
       <w:spacing w:after="0" w:line="240" w:lineRule="auto"/>
     </w:pPr>
     <w:rPr>
+      <w:rFonts w:eastAsia="黑体"/>
       <w:color w:themeColor="text1" w:val="000000"/>
     </w:rPr>
     <w:tblPr>
@@ -7673,7 +7999,7 @@
     </w:tblPr>
     <w:tblStylePr w:type="firstRow">
       <w:rPr>
-        <w:rFonts w:asciiTheme="majorHAnsi" w:cstheme="majorBidi" w:eastAsiaTheme="majorEastAsia" w:hAnsiTheme="majorHAnsi"/>
+        <w:rFonts w:asciiTheme="majorHAnsi" w:cstheme="majorBidi" w:hAnsiTheme="majorHAnsi" w:eastAsia="黑体"/>
       </w:rPr>
       <w:tblPr/>
       <w:tcPr>
@@ -7685,6 +8011,7 @@
     </w:tblStylePr>
     <w:tblStylePr w:type="lastRow">
       <w:rPr>
+        <w:rFonts w:eastAsia="黑体"/>
         <w:b/>
         <w:bCs/>
         <w:color w:themeColor="text2" w:val="1F497D"/>
@@ -7699,12 +8026,14 @@
     </w:tblStylePr>
     <w:tblStylePr w:type="firstCol">
       <w:rPr>
+        <w:rFonts w:eastAsia="黑体"/>
         <w:b/>
         <w:bCs/>
       </w:rPr>
     </w:tblStylePr>
     <w:tblStylePr w:type="lastCol">
       <w:rPr>
+        <w:rFonts w:eastAsia="黑体"/>
         <w:b/>
         <w:bCs/>
       </w:rPr>
@@ -7738,6 +8067,7 @@
       <w:spacing w:after="0" w:line="240" w:lineRule="auto"/>
     </w:pPr>
     <w:rPr>
+      <w:rFonts w:eastAsia="黑体"/>
       <w:color w:themeColor="text1" w:val="000000"/>
     </w:rPr>
     <w:tblPr>
@@ -7757,7 +8087,7 @@
     </w:tblPr>
     <w:tblStylePr w:type="firstRow">
       <w:rPr>
-        <w:rFonts w:asciiTheme="majorHAnsi" w:cstheme="majorBidi" w:eastAsiaTheme="majorEastAsia" w:hAnsiTheme="majorHAnsi"/>
+        <w:rFonts w:asciiTheme="majorHAnsi" w:cstheme="majorBidi" w:hAnsiTheme="majorHAnsi" w:eastAsia="黑体"/>
       </w:rPr>
       <w:tblPr/>
       <w:tcPr>
@@ -7769,6 +8099,7 @@
     </w:tblStylePr>
     <w:tblStylePr w:type="lastRow">
       <w:rPr>
+        <w:rFonts w:eastAsia="黑体"/>
         <w:b/>
         <w:bCs/>
         <w:color w:themeColor="text2" w:val="1F497D"/>
@@ -7783,12 +8114,14 @@
     </w:tblStylePr>
     <w:tblStylePr w:type="firstCol">
       <w:rPr>
+        <w:rFonts w:eastAsia="黑体"/>
         <w:b/>
         <w:bCs/>
       </w:rPr>
     </w:tblStylePr>
     <w:tblStylePr w:type="lastCol">
       <w:rPr>
+        <w:rFonts w:eastAsia="黑体"/>
         <w:b/>
         <w:bCs/>
       </w:rPr>
@@ -7822,6 +8155,7 @@
       <w:spacing w:after="0" w:line="240" w:lineRule="auto"/>
     </w:pPr>
     <w:rPr>
+      <w:rFonts w:eastAsia="黑体"/>
       <w:color w:themeColor="text1" w:val="000000"/>
     </w:rPr>
     <w:tblPr>
@@ -7841,7 +8175,7 @@
     </w:tblPr>
     <w:tblStylePr w:type="firstRow">
       <w:rPr>
-        <w:rFonts w:asciiTheme="majorHAnsi" w:cstheme="majorBidi" w:eastAsiaTheme="majorEastAsia" w:hAnsiTheme="majorHAnsi"/>
+        <w:rFonts w:asciiTheme="majorHAnsi" w:cstheme="majorBidi" w:hAnsiTheme="majorHAnsi" w:eastAsia="黑体"/>
       </w:rPr>
       <w:tblPr/>
       <w:tcPr>
@@ -7853,6 +8187,7 @@
     </w:tblStylePr>
     <w:tblStylePr w:type="lastRow">
       <w:rPr>
+        <w:rFonts w:eastAsia="黑体"/>
         <w:b/>
         <w:bCs/>
         <w:color w:themeColor="text2" w:val="1F497D"/>
@@ -7867,12 +8202,14 @@
     </w:tblStylePr>
     <w:tblStylePr w:type="firstCol">
       <w:rPr>
+        <w:rFonts w:eastAsia="黑体"/>
         <w:b/>
         <w:bCs/>
       </w:rPr>
     </w:tblStylePr>
     <w:tblStylePr w:type="lastCol">
       <w:rPr>
+        <w:rFonts w:eastAsia="黑体"/>
         <w:b/>
         <w:bCs/>
       </w:rPr>
@@ -7906,6 +8243,7 @@
       <w:spacing w:after="0" w:line="240" w:lineRule="auto"/>
     </w:pPr>
     <w:rPr>
+      <w:rFonts w:eastAsia="黑体"/>
       <w:color w:themeColor="text1" w:val="000000"/>
     </w:rPr>
     <w:tblPr>
@@ -7925,7 +8263,7 @@
     </w:tblPr>
     <w:tblStylePr w:type="firstRow">
       <w:rPr>
-        <w:rFonts w:asciiTheme="majorHAnsi" w:cstheme="majorBidi" w:eastAsiaTheme="majorEastAsia" w:hAnsiTheme="majorHAnsi"/>
+        <w:rFonts w:asciiTheme="majorHAnsi" w:cstheme="majorBidi" w:hAnsiTheme="majorHAnsi" w:eastAsia="黑体"/>
       </w:rPr>
       <w:tblPr/>
       <w:tcPr>
@@ -7937,6 +8275,7 @@
     </w:tblStylePr>
     <w:tblStylePr w:type="lastRow">
       <w:rPr>
+        <w:rFonts w:eastAsia="黑体"/>
         <w:b/>
         <w:bCs/>
         <w:color w:themeColor="text2" w:val="1F497D"/>
@@ -7951,12 +8290,14 @@
     </w:tblStylePr>
     <w:tblStylePr w:type="firstCol">
       <w:rPr>
+        <w:rFonts w:eastAsia="黑体"/>
         <w:b/>
         <w:bCs/>
       </w:rPr>
     </w:tblStylePr>
     <w:tblStylePr w:type="lastCol">
       <w:rPr>
+        <w:rFonts w:eastAsia="黑体"/>
         <w:b/>
         <w:bCs/>
       </w:rPr>
@@ -7990,6 +8331,7 @@
       <w:spacing w:after="0" w:line="240" w:lineRule="auto"/>
     </w:pPr>
     <w:rPr>
+      <w:rFonts w:eastAsia="黑体"/>
       <w:color w:themeColor="text1" w:val="000000"/>
     </w:rPr>
     <w:tblPr>
@@ -8009,7 +8351,7 @@
     </w:tblPr>
     <w:tblStylePr w:type="firstRow">
       <w:rPr>
-        <w:rFonts w:asciiTheme="majorHAnsi" w:cstheme="majorBidi" w:eastAsiaTheme="majorEastAsia" w:hAnsiTheme="majorHAnsi"/>
+        <w:rFonts w:asciiTheme="majorHAnsi" w:cstheme="majorBidi" w:hAnsiTheme="majorHAnsi" w:eastAsia="黑体"/>
       </w:rPr>
       <w:tblPr/>
       <w:tcPr>
@@ -8021,6 +8363,7 @@
     </w:tblStylePr>
     <w:tblStylePr w:type="lastRow">
       <w:rPr>
+        <w:rFonts w:eastAsia="黑体"/>
         <w:b/>
         <w:bCs/>
         <w:color w:themeColor="text2" w:val="1F497D"/>
@@ -8035,12 +8378,14 @@
     </w:tblStylePr>
     <w:tblStylePr w:type="firstCol">
       <w:rPr>
+        <w:rFonts w:eastAsia="黑体"/>
         <w:b/>
         <w:bCs/>
       </w:rPr>
     </w:tblStylePr>
     <w:tblStylePr w:type="lastCol">
       <w:rPr>
+        <w:rFonts w:eastAsia="黑体"/>
         <w:b/>
         <w:bCs/>
       </w:rPr>
@@ -8074,6 +8419,7 @@
       <w:spacing w:after="0" w:line="240" w:lineRule="auto"/>
     </w:pPr>
     <w:rPr>
+      <w:rFonts w:eastAsia="黑体"/>
       <w:color w:themeColor="text1" w:val="000000"/>
     </w:rPr>
     <w:tblPr>
@@ -8093,7 +8439,7 @@
     </w:tblPr>
     <w:tblStylePr w:type="firstRow">
       <w:rPr>
-        <w:rFonts w:asciiTheme="majorHAnsi" w:cstheme="majorBidi" w:eastAsiaTheme="majorEastAsia" w:hAnsiTheme="majorHAnsi"/>
+        <w:rFonts w:asciiTheme="majorHAnsi" w:cstheme="majorBidi" w:hAnsiTheme="majorHAnsi" w:eastAsia="黑体"/>
       </w:rPr>
       <w:tblPr/>
       <w:tcPr>
@@ -8105,6 +8451,7 @@
     </w:tblStylePr>
     <w:tblStylePr w:type="lastRow">
       <w:rPr>
+        <w:rFonts w:eastAsia="黑体"/>
         <w:b/>
         <w:bCs/>
         <w:color w:themeColor="text2" w:val="1F497D"/>
@@ -8119,12 +8466,14 @@
     </w:tblStylePr>
     <w:tblStylePr w:type="firstCol">
       <w:rPr>
+        <w:rFonts w:eastAsia="黑体"/>
         <w:b/>
         <w:bCs/>
       </w:rPr>
     </w:tblStylePr>
     <w:tblStylePr w:type="lastCol">
       <w:rPr>
+        <w:rFonts w:eastAsia="黑体"/>
         <w:b/>
         <w:bCs/>
       </w:rPr>
@@ -8158,6 +8507,7 @@
       <w:spacing w:after="0" w:line="240" w:lineRule="auto"/>
     </w:pPr>
     <w:rPr>
+      <w:rFonts w:eastAsia="黑体"/>
       <w:color w:themeColor="text1" w:val="000000"/>
     </w:rPr>
     <w:tblPr>
@@ -8177,7 +8527,7 @@
     </w:tblPr>
     <w:tblStylePr w:type="firstRow">
       <w:rPr>
-        <w:rFonts w:asciiTheme="majorHAnsi" w:cstheme="majorBidi" w:eastAsiaTheme="majorEastAsia" w:hAnsiTheme="majorHAnsi"/>
+        <w:rFonts w:asciiTheme="majorHAnsi" w:cstheme="majorBidi" w:hAnsiTheme="majorHAnsi" w:eastAsia="黑体"/>
       </w:rPr>
       <w:tblPr/>
       <w:tcPr>
@@ -8189,6 +8539,7 @@
     </w:tblStylePr>
     <w:tblStylePr w:type="lastRow">
       <w:rPr>
+        <w:rFonts w:eastAsia="黑体"/>
         <w:b/>
         <w:bCs/>
         <w:color w:themeColor="text2" w:val="1F497D"/>
@@ -8203,12 +8554,14 @@
     </w:tblStylePr>
     <w:tblStylePr w:type="firstCol">
       <w:rPr>
+        <w:rFonts w:eastAsia="黑体"/>
         <w:b/>
         <w:bCs/>
       </w:rPr>
     </w:tblStylePr>
     <w:tblStylePr w:type="lastCol">
       <w:rPr>
+        <w:rFonts w:eastAsia="黑体"/>
         <w:b/>
         <w:bCs/>
       </w:rPr>
@@ -8242,7 +8595,7 @@
       <w:spacing w:after="0" w:line="240" w:lineRule="auto"/>
     </w:pPr>
     <w:rPr>
-      <w:rFonts w:asciiTheme="majorHAnsi" w:cstheme="majorBidi" w:eastAsiaTheme="majorEastAsia" w:hAnsiTheme="majorHAnsi"/>
+      <w:rFonts w:asciiTheme="majorHAnsi" w:cstheme="majorBidi" w:hAnsiTheme="majorHAnsi" w:eastAsia="黑体"/>
       <w:color w:themeColor="text1" w:val="000000"/>
     </w:rPr>
     <w:tblPr>
@@ -8264,6 +8617,7 @@
     </w:tblPr>
     <w:tblStylePr w:type="firstRow">
       <w:rPr>
+        <w:rFonts w:eastAsia="黑体"/>
         <w:sz w:val="24"/>
         <w:szCs w:val="24"/>
       </w:rPr>
@@ -8370,7 +8724,7 @@
       <w:spacing w:after="0" w:line="240" w:lineRule="auto"/>
     </w:pPr>
     <w:rPr>
-      <w:rFonts w:asciiTheme="majorHAnsi" w:cstheme="majorBidi" w:eastAsiaTheme="majorEastAsia" w:hAnsiTheme="majorHAnsi"/>
+      <w:rFonts w:asciiTheme="majorHAnsi" w:cstheme="majorBidi" w:hAnsiTheme="majorHAnsi" w:eastAsia="黑体"/>
       <w:color w:themeColor="text1" w:val="000000"/>
     </w:rPr>
     <w:tblPr>
@@ -8392,6 +8746,7 @@
     </w:tblPr>
     <w:tblStylePr w:type="firstRow">
       <w:rPr>
+        <w:rFonts w:eastAsia="黑体"/>
         <w:sz w:val="24"/>
         <w:szCs w:val="24"/>
       </w:rPr>
@@ -8498,7 +8853,7 @@
       <w:spacing w:after="0" w:line="240" w:lineRule="auto"/>
     </w:pPr>
     <w:rPr>
-      <w:rFonts w:asciiTheme="majorHAnsi" w:cstheme="majorBidi" w:eastAsiaTheme="majorEastAsia" w:hAnsiTheme="majorHAnsi"/>
+      <w:rFonts w:asciiTheme="majorHAnsi" w:cstheme="majorBidi" w:hAnsiTheme="majorHAnsi" w:eastAsia="黑体"/>
       <w:color w:themeColor="text1" w:val="000000"/>
     </w:rPr>
     <w:tblPr>
@@ -8520,6 +8875,7 @@
     </w:tblPr>
     <w:tblStylePr w:type="firstRow">
       <w:rPr>
+        <w:rFonts w:eastAsia="黑体"/>
         <w:sz w:val="24"/>
         <w:szCs w:val="24"/>
       </w:rPr>
@@ -8626,7 +8982,7 @@
       <w:spacing w:after="0" w:line="240" w:lineRule="auto"/>
     </w:pPr>
     <w:rPr>
-      <w:rFonts w:asciiTheme="majorHAnsi" w:cstheme="majorBidi" w:eastAsiaTheme="majorEastAsia" w:hAnsiTheme="majorHAnsi"/>
+      <w:rFonts w:asciiTheme="majorHAnsi" w:cstheme="majorBidi" w:hAnsiTheme="majorHAnsi" w:eastAsia="黑体"/>
       <w:color w:themeColor="text1" w:val="000000"/>
     </w:rPr>
     <w:tblPr>
@@ -8648,6 +9004,7 @@
     </w:tblPr>
     <w:tblStylePr w:type="firstRow">
       <w:rPr>
+        <w:rFonts w:eastAsia="黑体"/>
         <w:sz w:val="24"/>
         <w:szCs w:val="24"/>
       </w:rPr>
@@ -8754,7 +9111,7 @@
       <w:spacing w:after="0" w:line="240" w:lineRule="auto"/>
     </w:pPr>
     <w:rPr>
-      <w:rFonts w:asciiTheme="majorHAnsi" w:cstheme="majorBidi" w:eastAsiaTheme="majorEastAsia" w:hAnsiTheme="majorHAnsi"/>
+      <w:rFonts w:asciiTheme="majorHAnsi" w:cstheme="majorBidi" w:hAnsiTheme="majorHAnsi" w:eastAsia="黑体"/>
       <w:color w:themeColor="text1" w:val="000000"/>
     </w:rPr>
     <w:tblPr>
@@ -8776,6 +9133,7 @@
     </w:tblPr>
     <w:tblStylePr w:type="firstRow">
       <w:rPr>
+        <w:rFonts w:eastAsia="黑体"/>
         <w:sz w:val="24"/>
         <w:szCs w:val="24"/>
       </w:rPr>
@@ -8882,7 +9240,7 @@
       <w:spacing w:after="0" w:line="240" w:lineRule="auto"/>
     </w:pPr>
     <w:rPr>
-      <w:rFonts w:asciiTheme="majorHAnsi" w:cstheme="majorBidi" w:eastAsiaTheme="majorEastAsia" w:hAnsiTheme="majorHAnsi"/>
+      <w:rFonts w:asciiTheme="majorHAnsi" w:cstheme="majorBidi" w:hAnsiTheme="majorHAnsi" w:eastAsia="黑体"/>
       <w:color w:themeColor="text1" w:val="000000"/>
     </w:rPr>
     <w:tblPr>
@@ -8904,6 +9262,7 @@
     </w:tblPr>
     <w:tblStylePr w:type="firstRow">
       <w:rPr>
+        <w:rFonts w:eastAsia="黑体"/>
         <w:sz w:val="24"/>
         <w:szCs w:val="24"/>
       </w:rPr>
@@ -9010,7 +9369,7 @@
       <w:spacing w:after="0" w:line="240" w:lineRule="auto"/>
     </w:pPr>
     <w:rPr>
-      <w:rFonts w:asciiTheme="majorHAnsi" w:cstheme="majorBidi" w:eastAsiaTheme="majorEastAsia" w:hAnsiTheme="majorHAnsi"/>
+      <w:rFonts w:asciiTheme="majorHAnsi" w:cstheme="majorBidi" w:hAnsiTheme="majorHAnsi" w:eastAsia="黑体"/>
       <w:color w:themeColor="text1" w:val="000000"/>
     </w:rPr>
     <w:tblPr>
@@ -9032,6 +9391,7 @@
     </w:tblPr>
     <w:tblStylePr w:type="firstRow">
       <w:rPr>
+        <w:rFonts w:eastAsia="黑体"/>
         <w:sz w:val="24"/>
         <w:szCs w:val="24"/>
       </w:rPr>
@@ -9161,12 +9521,14 @@
     </w:tcPr>
     <w:tblStylePr w:type="firstRow">
       <w:rPr>
+        <w:rFonts w:eastAsia="黑体"/>
         <w:b/>
         <w:bCs/>
       </w:rPr>
     </w:tblStylePr>
     <w:tblStylePr w:type="lastRow">
       <w:rPr>
+        <w:rFonts w:eastAsia="黑体"/>
         <w:b/>
         <w:bCs/>
       </w:rPr>
@@ -9179,12 +9541,14 @@
     </w:tblStylePr>
     <w:tblStylePr w:type="firstCol">
       <w:rPr>
+        <w:rFonts w:eastAsia="黑体"/>
         <w:b/>
         <w:bCs/>
       </w:rPr>
     </w:tblStylePr>
     <w:tblStylePr w:type="lastCol">
       <w:rPr>
+        <w:rFonts w:eastAsia="黑体"/>
         <w:b/>
         <w:bCs/>
       </w:rPr>
@@ -9234,12 +9598,14 @@
     </w:tcPr>
     <w:tblStylePr w:type="firstRow">
       <w:rPr>
+        <w:rFonts w:eastAsia="黑体"/>
         <w:b/>
         <w:bCs/>
       </w:rPr>
     </w:tblStylePr>
     <w:tblStylePr w:type="lastRow">
       <w:rPr>
+        <w:rFonts w:eastAsia="黑体"/>
         <w:b/>
         <w:bCs/>
       </w:rPr>
@@ -9252,12 +9618,14 @@
     </w:tblStylePr>
     <w:tblStylePr w:type="firstCol">
       <w:rPr>
+        <w:rFonts w:eastAsia="黑体"/>
         <w:b/>
         <w:bCs/>
       </w:rPr>
     </w:tblStylePr>
     <w:tblStylePr w:type="lastCol">
       <w:rPr>
+        <w:rFonts w:eastAsia="黑体"/>
         <w:b/>
         <w:bCs/>
       </w:rPr>
@@ -9307,12 +9675,14 @@
     </w:tcPr>
     <w:tblStylePr w:type="firstRow">
       <w:rPr>
+        <w:rFonts w:eastAsia="黑体"/>
         <w:b/>
         <w:bCs/>
       </w:rPr>
     </w:tblStylePr>
     <w:tblStylePr w:type="lastRow">
       <w:rPr>
+        <w:rFonts w:eastAsia="黑体"/>
         <w:b/>
         <w:bCs/>
       </w:rPr>
@@ -9325,12 +9695,14 @@
     </w:tblStylePr>
     <w:tblStylePr w:type="firstCol">
       <w:rPr>
+        <w:rFonts w:eastAsia="黑体"/>
         <w:b/>
         <w:bCs/>
       </w:rPr>
     </w:tblStylePr>
     <w:tblStylePr w:type="lastCol">
       <w:rPr>
+        <w:rFonts w:eastAsia="黑体"/>
         <w:b/>
         <w:bCs/>
       </w:rPr>
@@ -9380,12 +9752,14 @@
     </w:tcPr>
     <w:tblStylePr w:type="firstRow">
       <w:rPr>
+        <w:rFonts w:eastAsia="黑体"/>
         <w:b/>
         <w:bCs/>
       </w:rPr>
     </w:tblStylePr>
     <w:tblStylePr w:type="lastRow">
       <w:rPr>
+        <w:rFonts w:eastAsia="黑体"/>
         <w:b/>
         <w:bCs/>
       </w:rPr>
@@ -9398,12 +9772,14 @@
     </w:tblStylePr>
     <w:tblStylePr w:type="firstCol">
       <w:rPr>
+        <w:rFonts w:eastAsia="黑体"/>
         <w:b/>
         <w:bCs/>
       </w:rPr>
     </w:tblStylePr>
     <w:tblStylePr w:type="lastCol">
       <w:rPr>
+        <w:rFonts w:eastAsia="黑体"/>
         <w:b/>
         <w:bCs/>
       </w:rPr>
@@ -9453,12 +9829,14 @@
     </w:tcPr>
     <w:tblStylePr w:type="firstRow">
       <w:rPr>
+        <w:rFonts w:eastAsia="黑体"/>
         <w:b/>
         <w:bCs/>
       </w:rPr>
     </w:tblStylePr>
     <w:tblStylePr w:type="lastRow">
       <w:rPr>
+        <w:rFonts w:eastAsia="黑体"/>
         <w:b/>
         <w:bCs/>
       </w:rPr>
@@ -9471,12 +9849,14 @@
     </w:tblStylePr>
     <w:tblStylePr w:type="firstCol">
       <w:rPr>
+        <w:rFonts w:eastAsia="黑体"/>
         <w:b/>
         <w:bCs/>
       </w:rPr>
     </w:tblStylePr>
     <w:tblStylePr w:type="lastCol">
       <w:rPr>
+        <w:rFonts w:eastAsia="黑体"/>
         <w:b/>
         <w:bCs/>
       </w:rPr>
@@ -9526,12 +9906,14 @@
     </w:tcPr>
     <w:tblStylePr w:type="firstRow">
       <w:rPr>
+        <w:rFonts w:eastAsia="黑体"/>
         <w:b/>
         <w:bCs/>
       </w:rPr>
     </w:tblStylePr>
     <w:tblStylePr w:type="lastRow">
       <w:rPr>
+        <w:rFonts w:eastAsia="黑体"/>
         <w:b/>
         <w:bCs/>
       </w:rPr>
@@ -9544,12 +9926,14 @@
     </w:tblStylePr>
     <w:tblStylePr w:type="firstCol">
       <w:rPr>
+        <w:rFonts w:eastAsia="黑体"/>
         <w:b/>
         <w:bCs/>
       </w:rPr>
     </w:tblStylePr>
     <w:tblStylePr w:type="lastCol">
       <w:rPr>
+        <w:rFonts w:eastAsia="黑体"/>
         <w:b/>
         <w:bCs/>
       </w:rPr>
@@ -9599,12 +9983,14 @@
     </w:tcPr>
     <w:tblStylePr w:type="firstRow">
       <w:rPr>
+        <w:rFonts w:eastAsia="黑体"/>
         <w:b/>
         <w:bCs/>
       </w:rPr>
     </w:tblStylePr>
     <w:tblStylePr w:type="lastRow">
       <w:rPr>
+        <w:rFonts w:eastAsia="黑体"/>
         <w:b/>
         <w:bCs/>
       </w:rPr>
@@ -9617,12 +10003,14 @@
     </w:tblStylePr>
     <w:tblStylePr w:type="firstCol">
       <w:rPr>
+        <w:rFonts w:eastAsia="黑体"/>
         <w:b/>
         <w:bCs/>
       </w:rPr>
     </w:tblStylePr>
     <w:tblStylePr w:type="lastCol">
       <w:rPr>
+        <w:rFonts w:eastAsia="黑体"/>
         <w:b/>
         <w:bCs/>
       </w:rPr>
@@ -9649,7 +10037,7 @@
       <w:spacing w:after="0" w:line="240" w:lineRule="auto"/>
     </w:pPr>
     <w:rPr>
-      <w:rFonts w:asciiTheme="majorHAnsi" w:cstheme="majorBidi" w:eastAsiaTheme="majorEastAsia" w:hAnsiTheme="majorHAnsi"/>
+      <w:rFonts w:asciiTheme="majorHAnsi" w:cstheme="majorBidi" w:hAnsiTheme="majorHAnsi" w:eastAsia="黑体"/>
       <w:color w:themeColor="text1" w:val="000000"/>
     </w:rPr>
     <w:tblPr>
@@ -9676,6 +10064,7 @@
     </w:tcPr>
     <w:tblStylePr w:type="firstRow">
       <w:rPr>
+        <w:rFonts w:eastAsia="黑体"/>
         <w:b/>
         <w:bCs/>
         <w:color w:themeColor="text1" w:val="000000"/>
@@ -9687,6 +10076,7 @@
     </w:tblStylePr>
     <w:tblStylePr w:type="lastRow">
       <w:rPr>
+        <w:rFonts w:eastAsia="黑体"/>
         <w:b/>
         <w:bCs/>
         <w:color w:themeColor="text1" w:val="000000"/>
@@ -9706,6 +10096,7 @@
     </w:tblStylePr>
     <w:tblStylePr w:type="firstCol">
       <w:rPr>
+        <w:rFonts w:eastAsia="黑体"/>
         <w:b/>
         <w:bCs/>
         <w:color w:themeColor="text1" w:val="000000"/>
@@ -9725,6 +10116,7 @@
     </w:tblStylePr>
     <w:tblStylePr w:type="lastCol">
       <w:rPr>
+        <w:rFonts w:eastAsia="黑体"/>
         <w:b w:val="0"/>
         <w:bCs w:val="0"/>
         <w:color w:themeColor="text1" w:val="000000"/>
@@ -9774,7 +10166,7 @@
       <w:spacing w:after="0" w:line="240" w:lineRule="auto"/>
     </w:pPr>
     <w:rPr>
-      <w:rFonts w:asciiTheme="majorHAnsi" w:cstheme="majorBidi" w:eastAsiaTheme="majorEastAsia" w:hAnsiTheme="majorHAnsi"/>
+      <w:rFonts w:asciiTheme="majorHAnsi" w:cstheme="majorBidi" w:hAnsiTheme="majorHAnsi" w:eastAsia="黑体"/>
       <w:color w:themeColor="text1" w:val="000000"/>
     </w:rPr>
     <w:tblPr>
@@ -9801,6 +10193,7 @@
     </w:tcPr>
     <w:tblStylePr w:type="firstRow">
       <w:rPr>
+        <w:rFonts w:eastAsia="黑体"/>
         <w:b/>
         <w:bCs/>
         <w:color w:themeColor="text1" w:val="000000"/>
@@ -9812,6 +10205,7 @@
     </w:tblStylePr>
     <w:tblStylePr w:type="lastRow">
       <w:rPr>
+        <w:rFonts w:eastAsia="黑体"/>
         <w:b/>
         <w:bCs/>
         <w:color w:themeColor="text1" w:val="000000"/>
@@ -9831,6 +10225,7 @@
     </w:tblStylePr>
     <w:tblStylePr w:type="firstCol">
       <w:rPr>
+        <w:rFonts w:eastAsia="黑体"/>
         <w:b/>
         <w:bCs/>
         <w:color w:themeColor="text1" w:val="000000"/>
@@ -9850,6 +10245,7 @@
     </w:tblStylePr>
     <w:tblStylePr w:type="lastCol">
       <w:rPr>
+        <w:rFonts w:eastAsia="黑体"/>
         <w:b w:val="0"/>
         <w:bCs w:val="0"/>
         <w:color w:themeColor="text1" w:val="000000"/>
@@ -9899,7 +10295,7 @@
       <w:spacing w:after="0" w:line="240" w:lineRule="auto"/>
     </w:pPr>
     <w:rPr>
-      <w:rFonts w:asciiTheme="majorHAnsi" w:cstheme="majorBidi" w:eastAsiaTheme="majorEastAsia" w:hAnsiTheme="majorHAnsi"/>
+      <w:rFonts w:asciiTheme="majorHAnsi" w:cstheme="majorBidi" w:hAnsiTheme="majorHAnsi" w:eastAsia="黑体"/>
       <w:color w:themeColor="text1" w:val="000000"/>
     </w:rPr>
     <w:tblPr>
@@ -9926,6 +10322,7 @@
     </w:tcPr>
     <w:tblStylePr w:type="firstRow">
       <w:rPr>
+        <w:rFonts w:eastAsia="黑体"/>
         <w:b/>
         <w:bCs/>
         <w:color w:themeColor="text1" w:val="000000"/>
@@ -9937,6 +10334,7 @@
     </w:tblStylePr>
     <w:tblStylePr w:type="lastRow">
       <w:rPr>
+        <w:rFonts w:eastAsia="黑体"/>
         <w:b/>
         <w:bCs/>
         <w:color w:themeColor="text1" w:val="000000"/>
@@ -9956,6 +10354,7 @@
     </w:tblStylePr>
     <w:tblStylePr w:type="firstCol">
       <w:rPr>
+        <w:rFonts w:eastAsia="黑体"/>
         <w:b/>
         <w:bCs/>
         <w:color w:themeColor="text1" w:val="000000"/>
@@ -9975,6 +10374,7 @@
     </w:tblStylePr>
     <w:tblStylePr w:type="lastCol">
       <w:rPr>
+        <w:rFonts w:eastAsia="黑体"/>
         <w:b w:val="0"/>
         <w:bCs w:val="0"/>
         <w:color w:themeColor="text1" w:val="000000"/>
@@ -10024,7 +10424,7 @@
       <w:spacing w:after="0" w:line="240" w:lineRule="auto"/>
     </w:pPr>
     <w:rPr>
-      <w:rFonts w:asciiTheme="majorHAnsi" w:cstheme="majorBidi" w:eastAsiaTheme="majorEastAsia" w:hAnsiTheme="majorHAnsi"/>
+      <w:rFonts w:asciiTheme="majorHAnsi" w:cstheme="majorBidi" w:hAnsiTheme="majorHAnsi" w:eastAsia="黑体"/>
       <w:color w:themeColor="text1" w:val="000000"/>
     </w:rPr>
     <w:tblPr>
@@ -10051,6 +10451,7 @@
     </w:tcPr>
     <w:tblStylePr w:type="firstRow">
       <w:rPr>
+        <w:rFonts w:eastAsia="黑体"/>
         <w:b/>
         <w:bCs/>
         <w:color w:themeColor="text1" w:val="000000"/>
@@ -10062,6 +10463,7 @@
     </w:tblStylePr>
     <w:tblStylePr w:type="lastRow">
       <w:rPr>
+        <w:rFonts w:eastAsia="黑体"/>
         <w:b/>
         <w:bCs/>
         <w:color w:themeColor="text1" w:val="000000"/>
@@ -10081,6 +10483,7 @@
     </w:tblStylePr>
     <w:tblStylePr w:type="firstCol">
       <w:rPr>
+        <w:rFonts w:eastAsia="黑体"/>
         <w:b/>
         <w:bCs/>
         <w:color w:themeColor="text1" w:val="000000"/>
@@ -10100,6 +10503,7 @@
     </w:tblStylePr>
     <w:tblStylePr w:type="lastCol">
       <w:rPr>
+        <w:rFonts w:eastAsia="黑体"/>
         <w:b w:val="0"/>
         <w:bCs w:val="0"/>
         <w:color w:themeColor="text1" w:val="000000"/>
@@ -10149,7 +10553,7 @@
       <w:spacing w:after="0" w:line="240" w:lineRule="auto"/>
     </w:pPr>
     <w:rPr>
-      <w:rFonts w:asciiTheme="majorHAnsi" w:cstheme="majorBidi" w:eastAsiaTheme="majorEastAsia" w:hAnsiTheme="majorHAnsi"/>
+      <w:rFonts w:asciiTheme="majorHAnsi" w:cstheme="majorBidi" w:hAnsiTheme="majorHAnsi" w:eastAsia="黑体"/>
       <w:color w:themeColor="text1" w:val="000000"/>
     </w:rPr>
     <w:tblPr>
@@ -10176,6 +10580,7 @@
     </w:tcPr>
     <w:tblStylePr w:type="firstRow">
       <w:rPr>
+        <w:rFonts w:eastAsia="黑体"/>
         <w:b/>
         <w:bCs/>
         <w:color w:themeColor="text1" w:val="000000"/>
@@ -10187,6 +10592,7 @@
     </w:tblStylePr>
     <w:tblStylePr w:type="lastRow">
       <w:rPr>
+        <w:rFonts w:eastAsia="黑体"/>
         <w:b/>
         <w:bCs/>
         <w:color w:themeColor="text1" w:val="000000"/>
@@ -10206,6 +10612,7 @@
     </w:tblStylePr>
     <w:tblStylePr w:type="firstCol">
       <w:rPr>
+        <w:rFonts w:eastAsia="黑体"/>
         <w:b/>
         <w:bCs/>
         <w:color w:themeColor="text1" w:val="000000"/>
@@ -10225,6 +10632,7 @@
     </w:tblStylePr>
     <w:tblStylePr w:type="lastCol">
       <w:rPr>
+        <w:rFonts w:eastAsia="黑体"/>
         <w:b w:val="0"/>
         <w:bCs w:val="0"/>
         <w:color w:themeColor="text1" w:val="000000"/>
@@ -10274,7 +10682,7 @@
       <w:spacing w:after="0" w:line="240" w:lineRule="auto"/>
     </w:pPr>
     <w:rPr>
-      <w:rFonts w:asciiTheme="majorHAnsi" w:cstheme="majorBidi" w:eastAsiaTheme="majorEastAsia" w:hAnsiTheme="majorHAnsi"/>
+      <w:rFonts w:asciiTheme="majorHAnsi" w:cstheme="majorBidi" w:hAnsiTheme="majorHAnsi" w:eastAsia="黑体"/>
       <w:color w:themeColor="text1" w:val="000000"/>
     </w:rPr>
     <w:tblPr>
@@ -10301,6 +10709,7 @@
     </w:tcPr>
     <w:tblStylePr w:type="firstRow">
       <w:rPr>
+        <w:rFonts w:eastAsia="黑体"/>
         <w:b/>
         <w:bCs/>
         <w:color w:themeColor="text1" w:val="000000"/>
@@ -10312,6 +10721,7 @@
     </w:tblStylePr>
     <w:tblStylePr w:type="lastRow">
       <w:rPr>
+        <w:rFonts w:eastAsia="黑体"/>
         <w:b/>
         <w:bCs/>
         <w:color w:themeColor="text1" w:val="000000"/>
@@ -10331,6 +10741,7 @@
     </w:tblStylePr>
     <w:tblStylePr w:type="firstCol">
       <w:rPr>
+        <w:rFonts w:eastAsia="黑体"/>
         <w:b/>
         <w:bCs/>
         <w:color w:themeColor="text1" w:val="000000"/>
@@ -10350,6 +10761,7 @@
     </w:tblStylePr>
     <w:tblStylePr w:type="lastCol">
       <w:rPr>
+        <w:rFonts w:eastAsia="黑体"/>
         <w:b w:val="0"/>
         <w:bCs w:val="0"/>
         <w:color w:themeColor="text1" w:val="000000"/>
@@ -10399,7 +10811,7 @@
       <w:spacing w:after="0" w:line="240" w:lineRule="auto"/>
     </w:pPr>
     <w:rPr>
-      <w:rFonts w:asciiTheme="majorHAnsi" w:cstheme="majorBidi" w:eastAsiaTheme="majorEastAsia" w:hAnsiTheme="majorHAnsi"/>
+      <w:rFonts w:asciiTheme="majorHAnsi" w:cstheme="majorBidi" w:hAnsiTheme="majorHAnsi" w:eastAsia="黑体"/>
       <w:color w:themeColor="text1" w:val="000000"/>
     </w:rPr>
     <w:tblPr>
@@ -10426,6 +10838,7 @@
     </w:tcPr>
     <w:tblStylePr w:type="firstRow">
       <w:rPr>
+        <w:rFonts w:eastAsia="黑体"/>
         <w:b/>
         <w:bCs/>
         <w:color w:themeColor="text1" w:val="000000"/>
@@ -10437,6 +10850,7 @@
     </w:tblStylePr>
     <w:tblStylePr w:type="lastRow">
       <w:rPr>
+        <w:rFonts w:eastAsia="黑体"/>
         <w:b/>
         <w:bCs/>
         <w:color w:themeColor="text1" w:val="000000"/>
@@ -10456,6 +10870,7 @@
     </w:tblStylePr>
     <w:tblStylePr w:type="firstCol">
       <w:rPr>
+        <w:rFonts w:eastAsia="黑体"/>
         <w:b/>
         <w:bCs/>
         <w:color w:themeColor="text1" w:val="000000"/>
@@ -10475,6 +10890,7 @@
     </w:tblStylePr>
     <w:tblStylePr w:type="lastCol">
       <w:rPr>
+        <w:rFonts w:eastAsia="黑体"/>
         <w:b w:val="0"/>
         <w:bCs w:val="0"/>
         <w:color w:themeColor="text1" w:val="000000"/>
@@ -10547,6 +10963,7 @@
     </w:tcPr>
     <w:tblStylePr w:type="firstRow">
       <w:rPr>
+        <w:rFonts w:eastAsia="黑体"/>
         <w:b/>
         <w:bCs/>
         <w:i w:val="0"/>
@@ -10568,6 +10985,7 @@
     </w:tblStylePr>
     <w:tblStylePr w:type="lastRow">
       <w:rPr>
+        <w:rFonts w:eastAsia="黑体"/>
         <w:b/>
         <w:bCs/>
         <w:i w:val="0"/>
@@ -10589,6 +11007,7 @@
     </w:tblStylePr>
     <w:tblStylePr w:type="firstCol">
       <w:rPr>
+        <w:rFonts w:eastAsia="黑体"/>
         <w:b/>
         <w:bCs/>
         <w:i w:val="0"/>
@@ -10608,6 +11027,7 @@
     </w:tblStylePr>
     <w:tblStylePr w:type="lastCol">
       <w:rPr>
+        <w:rFonts w:eastAsia="黑体"/>
         <w:b/>
         <w:bCs/>
         <w:i w:val="0"/>
@@ -10688,6 +11108,7 @@
     </w:tcPr>
     <w:tblStylePr w:type="firstRow">
       <w:rPr>
+        <w:rFonts w:eastAsia="黑体"/>
         <w:b/>
         <w:bCs/>
         <w:i w:val="0"/>
@@ -10709,6 +11130,7 @@
     </w:tblStylePr>
     <w:tblStylePr w:type="lastRow">
       <w:rPr>
+        <w:rFonts w:eastAsia="黑体"/>
         <w:b/>
         <w:bCs/>
         <w:i w:val="0"/>
@@ -10730,6 +11152,7 @@
     </w:tblStylePr>
     <w:tblStylePr w:type="firstCol">
       <w:rPr>
+        <w:rFonts w:eastAsia="黑体"/>
         <w:b/>
         <w:bCs/>
         <w:i w:val="0"/>
@@ -10749,6 +11172,7 @@
     </w:tblStylePr>
     <w:tblStylePr w:type="lastCol">
       <w:rPr>
+        <w:rFonts w:eastAsia="黑体"/>
         <w:b/>
         <w:bCs/>
         <w:i w:val="0"/>
@@ -10829,6 +11253,7 @@
     </w:tcPr>
     <w:tblStylePr w:type="firstRow">
       <w:rPr>
+        <w:rFonts w:eastAsia="黑体"/>
         <w:b/>
         <w:bCs/>
         <w:i w:val="0"/>
@@ -10850,6 +11275,7 @@
     </w:tblStylePr>
     <w:tblStylePr w:type="lastRow">
       <w:rPr>
+        <w:rFonts w:eastAsia="黑体"/>
         <w:b/>
         <w:bCs/>
         <w:i w:val="0"/>
@@ -10871,6 +11297,7 @@
     </w:tblStylePr>
     <w:tblStylePr w:type="firstCol">
       <w:rPr>
+        <w:rFonts w:eastAsia="黑体"/>
         <w:b/>
         <w:bCs/>
         <w:i w:val="0"/>
@@ -10890,6 +11317,7 @@
     </w:tblStylePr>
     <w:tblStylePr w:type="lastCol">
       <w:rPr>
+        <w:rFonts w:eastAsia="黑体"/>
         <w:b/>
         <w:bCs/>
         <w:i w:val="0"/>
@@ -10970,6 +11398,7 @@
     </w:tcPr>
     <w:tblStylePr w:type="firstRow">
       <w:rPr>
+        <w:rFonts w:eastAsia="黑体"/>
         <w:b/>
         <w:bCs/>
         <w:i w:val="0"/>
@@ -10991,6 +11420,7 @@
     </w:tblStylePr>
     <w:tblStylePr w:type="lastRow">
       <w:rPr>
+        <w:rFonts w:eastAsia="黑体"/>
         <w:b/>
         <w:bCs/>
         <w:i w:val="0"/>
@@ -11012,6 +11442,7 @@
     </w:tblStylePr>
     <w:tblStylePr w:type="firstCol">
       <w:rPr>
+        <w:rFonts w:eastAsia="黑体"/>
         <w:b/>
         <w:bCs/>
         <w:i w:val="0"/>
@@ -11031,6 +11462,7 @@
     </w:tblStylePr>
     <w:tblStylePr w:type="lastCol">
       <w:rPr>
+        <w:rFonts w:eastAsia="黑体"/>
         <w:b/>
         <w:bCs/>
         <w:i w:val="0"/>
@@ -11111,6 +11543,7 @@
     </w:tcPr>
     <w:tblStylePr w:type="firstRow">
       <w:rPr>
+        <w:rFonts w:eastAsia="黑体"/>
         <w:b/>
         <w:bCs/>
         <w:i w:val="0"/>
@@ -11132,6 +11565,7 @@
     </w:tblStylePr>
     <w:tblStylePr w:type="lastRow">
       <w:rPr>
+        <w:rFonts w:eastAsia="黑体"/>
         <w:b/>
         <w:bCs/>
         <w:i w:val="0"/>
@@ -11153,6 +11587,7 @@
     </w:tblStylePr>
     <w:tblStylePr w:type="firstCol">
       <w:rPr>
+        <w:rFonts w:eastAsia="黑体"/>
         <w:b/>
         <w:bCs/>
         <w:i w:val="0"/>
@@ -11172,6 +11607,7 @@
     </w:tblStylePr>
     <w:tblStylePr w:type="lastCol">
       <w:rPr>
+        <w:rFonts w:eastAsia="黑体"/>
         <w:b/>
         <w:bCs/>
         <w:i w:val="0"/>
@@ -11252,6 +11688,7 @@
     </w:tcPr>
     <w:tblStylePr w:type="firstRow">
       <w:rPr>
+        <w:rFonts w:eastAsia="黑体"/>
         <w:b/>
         <w:bCs/>
         <w:i w:val="0"/>
@@ -11273,6 +11710,7 @@
     </w:tblStylePr>
     <w:tblStylePr w:type="lastRow">
       <w:rPr>
+        <w:rFonts w:eastAsia="黑体"/>
         <w:b/>
         <w:bCs/>
         <w:i w:val="0"/>
@@ -11294,6 +11732,7 @@
     </w:tblStylePr>
     <w:tblStylePr w:type="firstCol">
       <w:rPr>
+        <w:rFonts w:eastAsia="黑体"/>
         <w:b/>
         <w:bCs/>
         <w:i w:val="0"/>
@@ -11313,6 +11752,7 @@
     </w:tblStylePr>
     <w:tblStylePr w:type="lastCol">
       <w:rPr>
+        <w:rFonts w:eastAsia="黑体"/>
         <w:b/>
         <w:bCs/>
         <w:i w:val="0"/>
@@ -11393,6 +11833,7 @@
     </w:tcPr>
     <w:tblStylePr w:type="firstRow">
       <w:rPr>
+        <w:rFonts w:eastAsia="黑体"/>
         <w:b/>
         <w:bCs/>
         <w:i w:val="0"/>
@@ -11414,6 +11855,7 @@
     </w:tblStylePr>
     <w:tblStylePr w:type="lastRow">
       <w:rPr>
+        <w:rFonts w:eastAsia="黑体"/>
         <w:b/>
         <w:bCs/>
         <w:i w:val="0"/>
@@ -11435,6 +11877,7 @@
     </w:tblStylePr>
     <w:tblStylePr w:type="firstCol">
       <w:rPr>
+        <w:rFonts w:eastAsia="黑体"/>
         <w:b/>
         <w:bCs/>
         <w:i w:val="0"/>
@@ -11454,6 +11897,7 @@
     </w:tblStylePr>
     <w:tblStylePr w:type="lastCol">
       <w:rPr>
+        <w:rFonts w:eastAsia="黑体"/>
         <w:b/>
         <w:bCs/>
         <w:i w:val="0"/>
@@ -11511,6 +11955,7 @@
       <w:spacing w:after="0" w:line="240" w:lineRule="auto"/>
     </w:pPr>
     <w:rPr>
+      <w:rFonts w:eastAsia="黑体"/>
       <w:color w:themeColor="background1" w:val="FFFFFF"/>
     </w:rPr>
     <w:tblPr>
@@ -11529,6 +11974,7 @@
     </w:tcPr>
     <w:tblStylePr w:type="firstRow">
       <w:rPr>
+        <w:rFonts w:eastAsia="黑体"/>
         <w:b/>
         <w:bCs/>
       </w:rPr>
@@ -11625,6 +12071,7 @@
       <w:spacing w:after="0" w:line="240" w:lineRule="auto"/>
     </w:pPr>
     <w:rPr>
+      <w:rFonts w:eastAsia="黑体"/>
       <w:color w:themeColor="background1" w:val="FFFFFF"/>
     </w:rPr>
     <w:tblPr>
@@ -11643,6 +12090,7 @@
     </w:tcPr>
     <w:tblStylePr w:type="firstRow">
       <w:rPr>
+        <w:rFonts w:eastAsia="黑体"/>
         <w:b/>
         <w:bCs/>
       </w:rPr>
@@ -11739,6 +12187,7 @@
       <w:spacing w:after="0" w:line="240" w:lineRule="auto"/>
     </w:pPr>
     <w:rPr>
+      <w:rFonts w:eastAsia="黑体"/>
       <w:color w:themeColor="background1" w:val="FFFFFF"/>
     </w:rPr>
     <w:tblPr>
@@ -11757,6 +12206,7 @@
     </w:tcPr>
     <w:tblStylePr w:type="firstRow">
       <w:rPr>
+        <w:rFonts w:eastAsia="黑体"/>
         <w:b/>
         <w:bCs/>
       </w:rPr>
@@ -11853,6 +12303,7 @@
       <w:spacing w:after="0" w:line="240" w:lineRule="auto"/>
     </w:pPr>
     <w:rPr>
+      <w:rFonts w:eastAsia="黑体"/>
       <w:color w:themeColor="background1" w:val="FFFFFF"/>
     </w:rPr>
     <w:tblPr>
@@ -11871,6 +12322,7 @@
     </w:tcPr>
     <w:tblStylePr w:type="firstRow">
       <w:rPr>
+        <w:rFonts w:eastAsia="黑体"/>
         <w:b/>
         <w:bCs/>
       </w:rPr>
@@ -11967,6 +12419,7 @@
       <w:spacing w:after="0" w:line="240" w:lineRule="auto"/>
     </w:pPr>
     <w:rPr>
+      <w:rFonts w:eastAsia="黑体"/>
       <w:color w:themeColor="background1" w:val="FFFFFF"/>
     </w:rPr>
     <w:tblPr>
@@ -11985,6 +12438,7 @@
     </w:tcPr>
     <w:tblStylePr w:type="firstRow">
       <w:rPr>
+        <w:rFonts w:eastAsia="黑体"/>
         <w:b/>
         <w:bCs/>
       </w:rPr>
@@ -12081,6 +12535,7 @@
       <w:spacing w:after="0" w:line="240" w:lineRule="auto"/>
     </w:pPr>
     <w:rPr>
+      <w:rFonts w:eastAsia="黑体"/>
       <w:color w:themeColor="background1" w:val="FFFFFF"/>
     </w:rPr>
     <w:tblPr>
@@ -12099,6 +12554,7 @@
     </w:tcPr>
     <w:tblStylePr w:type="firstRow">
       <w:rPr>
+        <w:rFonts w:eastAsia="黑体"/>
         <w:b/>
         <w:bCs/>
       </w:rPr>
@@ -12195,6 +12651,7 @@
       <w:spacing w:after="0" w:line="240" w:lineRule="auto"/>
     </w:pPr>
     <w:rPr>
+      <w:rFonts w:eastAsia="黑体"/>
       <w:color w:themeColor="background1" w:val="FFFFFF"/>
     </w:rPr>
     <w:tblPr>
@@ -12213,6 +12670,7 @@
     </w:tcPr>
     <w:tblStylePr w:type="firstRow">
       <w:rPr>
+        <w:rFonts w:eastAsia="黑体"/>
         <w:b/>
         <w:bCs/>
       </w:rPr>
@@ -12309,6 +12767,7 @@
       <w:spacing w:after="0" w:line="240" w:lineRule="auto"/>
     </w:pPr>
     <w:rPr>
+      <w:rFonts w:eastAsia="黑体"/>
       <w:color w:themeColor="text1" w:val="000000"/>
     </w:rPr>
     <w:tblPr>
@@ -12335,6 +12794,7 @@
     </w:tcPr>
     <w:tblStylePr w:type="firstRow">
       <w:rPr>
+        <w:rFonts w:eastAsia="黑体"/>
         <w:b/>
         <w:bCs/>
       </w:rPr>
@@ -12353,6 +12813,7 @@
     </w:tblStylePr>
     <w:tblStylePr w:type="lastRow">
       <w:rPr>
+        <w:rFonts w:eastAsia="黑体"/>
         <w:b/>
         <w:bCs/>
         <w:color w:themeColor="background1" w:val="FFFFFF"/>
@@ -12367,6 +12828,7 @@
     </w:tblStylePr>
     <w:tblStylePr w:type="firstCol">
       <w:rPr>
+        <w:rFonts w:eastAsia="黑体"/>
         <w:color w:themeColor="background1" w:val="FFFFFF"/>
       </w:rPr>
       <w:tblPr/>
@@ -12384,6 +12846,7 @@
     </w:tblStylePr>
     <w:tblStylePr w:type="lastCol">
       <w:rPr>
+        <w:rFonts w:eastAsia="黑体"/>
         <w:color w:themeColor="background1" w:val="FFFFFF"/>
       </w:rPr>
       <w:tblPr/>
@@ -12413,11 +12876,13 @@
     </w:tblStylePr>
     <w:tblStylePr w:type="neCell">
       <w:rPr>
+        <w:rFonts w:eastAsia="黑体"/>
         <w:color w:themeColor="text1" w:val="000000"/>
       </w:rPr>
     </w:tblStylePr>
     <w:tblStylePr w:type="nwCell">
       <w:rPr>
+        <w:rFonts w:eastAsia="黑体"/>
         <w:color w:themeColor="text1" w:val="000000"/>
       </w:rPr>
     </w:tblStylePr>
@@ -12431,6 +12896,7 @@
       <w:spacing w:after="0" w:line="240" w:lineRule="auto"/>
     </w:pPr>
     <w:rPr>
+      <w:rFonts w:eastAsia="黑体"/>
       <w:color w:themeColor="text1" w:val="000000"/>
     </w:rPr>
     <w:tblPr>
@@ -12457,6 +12923,7 @@
     </w:tcPr>
     <w:tblStylePr w:type="firstRow">
       <w:rPr>
+        <w:rFonts w:eastAsia="黑体"/>
         <w:b/>
         <w:bCs/>
       </w:rPr>
@@ -12475,6 +12942,7 @@
     </w:tblStylePr>
     <w:tblStylePr w:type="lastRow">
       <w:rPr>
+        <w:rFonts w:eastAsia="黑体"/>
         <w:b/>
         <w:bCs/>
         <w:color w:themeColor="background1" w:val="FFFFFF"/>
@@ -12489,6 +12957,7 @@
     </w:tblStylePr>
     <w:tblStylePr w:type="firstCol">
       <w:rPr>
+        <w:rFonts w:eastAsia="黑体"/>
         <w:color w:themeColor="background1" w:val="FFFFFF"/>
       </w:rPr>
       <w:tblPr/>
@@ -12506,6 +12975,7 @@
     </w:tblStylePr>
     <w:tblStylePr w:type="lastCol">
       <w:rPr>
+        <w:rFonts w:eastAsia="黑体"/>
         <w:color w:themeColor="background1" w:val="FFFFFF"/>
       </w:rPr>
       <w:tblPr/>
@@ -12535,11 +13005,13 @@
     </w:tblStylePr>
     <w:tblStylePr w:type="neCell">
       <w:rPr>
+        <w:rFonts w:eastAsia="黑体"/>
         <w:color w:themeColor="text1" w:val="000000"/>
       </w:rPr>
     </w:tblStylePr>
     <w:tblStylePr w:type="nwCell">
       <w:rPr>
+        <w:rFonts w:eastAsia="黑体"/>
         <w:color w:themeColor="text1" w:val="000000"/>
       </w:rPr>
     </w:tblStylePr>
@@ -12553,6 +13025,7 @@
       <w:spacing w:after="0" w:line="240" w:lineRule="auto"/>
     </w:pPr>
     <w:rPr>
+      <w:rFonts w:eastAsia="黑体"/>
       <w:color w:themeColor="text1" w:val="000000"/>
     </w:rPr>
     <w:tblPr>
@@ -12579,6 +13052,7 @@
     </w:tcPr>
     <w:tblStylePr w:type="firstRow">
       <w:rPr>
+        <w:rFonts w:eastAsia="黑体"/>
         <w:b/>
         <w:bCs/>
       </w:rPr>
@@ -12597,6 +13071,7 @@
     </w:tblStylePr>
     <w:tblStylePr w:type="lastRow">
       <w:rPr>
+        <w:rFonts w:eastAsia="黑体"/>
         <w:b/>
         <w:bCs/>
         <w:color w:themeColor="background1" w:val="FFFFFF"/>
@@ -12611,6 +13086,7 @@
     </w:tblStylePr>
     <w:tblStylePr w:type="firstCol">
       <w:rPr>
+        <w:rFonts w:eastAsia="黑体"/>
         <w:color w:themeColor="background1" w:val="FFFFFF"/>
       </w:rPr>
       <w:tblPr/>
@@ -12628,6 +13104,7 @@
     </w:tblStylePr>
     <w:tblStylePr w:type="lastCol">
       <w:rPr>
+        <w:rFonts w:eastAsia="黑体"/>
         <w:color w:themeColor="background1" w:val="FFFFFF"/>
       </w:rPr>
       <w:tblPr/>
@@ -12657,11 +13134,13 @@
     </w:tblStylePr>
     <w:tblStylePr w:type="neCell">
       <w:rPr>
+        <w:rFonts w:eastAsia="黑体"/>
         <w:color w:themeColor="text1" w:val="000000"/>
       </w:rPr>
     </w:tblStylePr>
     <w:tblStylePr w:type="nwCell">
       <w:rPr>
+        <w:rFonts w:eastAsia="黑体"/>
         <w:color w:themeColor="text1" w:val="000000"/>
       </w:rPr>
     </w:tblStylePr>
@@ -12675,6 +13154,7 @@
       <w:spacing w:after="0" w:line="240" w:lineRule="auto"/>
     </w:pPr>
     <w:rPr>
+      <w:rFonts w:eastAsia="黑体"/>
       <w:color w:themeColor="text1" w:val="000000"/>
     </w:rPr>
     <w:tblPr>
@@ -12701,6 +13181,7 @@
     </w:tcPr>
     <w:tblStylePr w:type="firstRow">
       <w:rPr>
+        <w:rFonts w:eastAsia="黑体"/>
         <w:b/>
         <w:bCs/>
       </w:rPr>
@@ -12719,6 +13200,7 @@
     </w:tblStylePr>
     <w:tblStylePr w:type="lastRow">
       <w:rPr>
+        <w:rFonts w:eastAsia="黑体"/>
         <w:b/>
         <w:bCs/>
         <w:color w:themeColor="background1" w:val="FFFFFF"/>
@@ -12733,6 +13215,7 @@
     </w:tblStylePr>
     <w:tblStylePr w:type="firstCol">
       <w:rPr>
+        <w:rFonts w:eastAsia="黑体"/>
         <w:color w:themeColor="background1" w:val="FFFFFF"/>
       </w:rPr>
       <w:tblPr/>
@@ -12750,6 +13233,7 @@
     </w:tblStylePr>
     <w:tblStylePr w:type="lastCol">
       <w:rPr>
+        <w:rFonts w:eastAsia="黑体"/>
         <w:color w:themeColor="background1" w:val="FFFFFF"/>
       </w:rPr>
       <w:tblPr/>
@@ -12787,6 +13271,7 @@
       <w:spacing w:after="0" w:line="240" w:lineRule="auto"/>
     </w:pPr>
     <w:rPr>
+      <w:rFonts w:eastAsia="黑体"/>
       <w:color w:themeColor="text1" w:val="000000"/>
     </w:rPr>
     <w:tblPr>
@@ -12813,6 +13298,7 @@
     </w:tcPr>
     <w:tblStylePr w:type="firstRow">
       <w:rPr>
+        <w:rFonts w:eastAsia="黑体"/>
         <w:b/>
         <w:bCs/>
       </w:rPr>
@@ -12831,6 +13317,7 @@
     </w:tblStylePr>
     <w:tblStylePr w:type="lastRow">
       <w:rPr>
+        <w:rFonts w:eastAsia="黑体"/>
         <w:b/>
         <w:bCs/>
         <w:color w:themeColor="background1" w:val="FFFFFF"/>
@@ -12845,6 +13332,7 @@
     </w:tblStylePr>
     <w:tblStylePr w:type="firstCol">
       <w:rPr>
+        <w:rFonts w:eastAsia="黑体"/>
         <w:color w:themeColor="background1" w:val="FFFFFF"/>
       </w:rPr>
       <w:tblPr/>
@@ -12862,6 +13350,7 @@
     </w:tblStylePr>
     <w:tblStylePr w:type="lastCol">
       <w:rPr>
+        <w:rFonts w:eastAsia="黑体"/>
         <w:color w:themeColor="background1" w:val="FFFFFF"/>
       </w:rPr>
       <w:tblPr/>
@@ -12891,11 +13380,13 @@
     </w:tblStylePr>
     <w:tblStylePr w:type="neCell">
       <w:rPr>
+        <w:rFonts w:eastAsia="黑体"/>
         <w:color w:themeColor="text1" w:val="000000"/>
       </w:rPr>
     </w:tblStylePr>
     <w:tblStylePr w:type="nwCell">
       <w:rPr>
+        <w:rFonts w:eastAsia="黑体"/>
         <w:color w:themeColor="text1" w:val="000000"/>
       </w:rPr>
     </w:tblStylePr>
@@ -12909,6 +13400,7 @@
       <w:spacing w:after="0" w:line="240" w:lineRule="auto"/>
     </w:pPr>
     <w:rPr>
+      <w:rFonts w:eastAsia="黑体"/>
       <w:color w:themeColor="text1" w:val="000000"/>
     </w:rPr>
     <w:tblPr>
@@ -12935,6 +13427,7 @@
     </w:tcPr>
     <w:tblStylePr w:type="firstRow">
       <w:rPr>
+        <w:rFonts w:eastAsia="黑体"/>
         <w:b/>
         <w:bCs/>
       </w:rPr>
@@ -12953,6 +13446,7 @@
     </w:tblStylePr>
     <w:tblStylePr w:type="lastRow">
       <w:rPr>
+        <w:rFonts w:eastAsia="黑体"/>
         <w:b/>
         <w:bCs/>
         <w:color w:themeColor="background1" w:val="FFFFFF"/>
@@ -12967,6 +13461,7 @@
     </w:tblStylePr>
     <w:tblStylePr w:type="firstCol">
       <w:rPr>
+        <w:rFonts w:eastAsia="黑体"/>
         <w:color w:themeColor="background1" w:val="FFFFFF"/>
       </w:rPr>
       <w:tblPr/>
@@ -12984,6 +13479,7 @@
     </w:tblStylePr>
     <w:tblStylePr w:type="lastCol">
       <w:rPr>
+        <w:rFonts w:eastAsia="黑体"/>
         <w:color w:themeColor="background1" w:val="FFFFFF"/>
       </w:rPr>
       <w:tblPr/>
@@ -13013,11 +13509,13 @@
     </w:tblStylePr>
     <w:tblStylePr w:type="neCell">
       <w:rPr>
+        <w:rFonts w:eastAsia="黑体"/>
         <w:color w:themeColor="text1" w:val="000000"/>
       </w:rPr>
     </w:tblStylePr>
     <w:tblStylePr w:type="nwCell">
       <w:rPr>
+        <w:rFonts w:eastAsia="黑体"/>
         <w:color w:themeColor="text1" w:val="000000"/>
       </w:rPr>
     </w:tblStylePr>
@@ -13031,6 +13529,7 @@
       <w:spacing w:after="0" w:line="240" w:lineRule="auto"/>
     </w:pPr>
     <w:rPr>
+      <w:rFonts w:eastAsia="黑体"/>
       <w:color w:themeColor="text1" w:val="000000"/>
     </w:rPr>
     <w:tblPr>
@@ -13057,6 +13556,7 @@
     </w:tcPr>
     <w:tblStylePr w:type="firstRow">
       <w:rPr>
+        <w:rFonts w:eastAsia="黑体"/>
         <w:b/>
         <w:bCs/>
       </w:rPr>
@@ -13075,6 +13575,7 @@
     </w:tblStylePr>
     <w:tblStylePr w:type="lastRow">
       <w:rPr>
+        <w:rFonts w:eastAsia="黑体"/>
         <w:b/>
         <w:bCs/>
         <w:color w:themeColor="background1" w:val="FFFFFF"/>
@@ -13089,6 +13590,7 @@
     </w:tblStylePr>
     <w:tblStylePr w:type="firstCol">
       <w:rPr>
+        <w:rFonts w:eastAsia="黑体"/>
         <w:color w:themeColor="background1" w:val="FFFFFF"/>
       </w:rPr>
       <w:tblPr/>
@@ -13106,6 +13608,7 @@
     </w:tblStylePr>
     <w:tblStylePr w:type="lastCol">
       <w:rPr>
+        <w:rFonts w:eastAsia="黑体"/>
         <w:color w:themeColor="background1" w:val="FFFFFF"/>
       </w:rPr>
       <w:tblPr/>
@@ -13135,11 +13638,13 @@
     </w:tblStylePr>
     <w:tblStylePr w:type="neCell">
       <w:rPr>
+        <w:rFonts w:eastAsia="黑体"/>
         <w:color w:themeColor="text1" w:val="000000"/>
       </w:rPr>
     </w:tblStylePr>
     <w:tblStylePr w:type="nwCell">
       <w:rPr>
+        <w:rFonts w:eastAsia="黑体"/>
         <w:color w:themeColor="text1" w:val="000000"/>
       </w:rPr>
     </w:tblStylePr>
@@ -13153,6 +13658,7 @@
       <w:spacing w:after="0" w:line="240" w:lineRule="auto"/>
     </w:pPr>
     <w:rPr>
+      <w:rFonts w:eastAsia="黑体"/>
       <w:color w:themeColor="text1" w:val="000000"/>
     </w:rPr>
     <w:tblPr>
@@ -13171,6 +13677,7 @@
     </w:tcPr>
     <w:tblStylePr w:type="firstRow">
       <w:rPr>
+        <w:rFonts w:eastAsia="黑体"/>
         <w:b/>
         <w:bCs/>
         <w:color w:themeColor="background1" w:val="FFFFFF"/>
@@ -13185,6 +13692,7 @@
     </w:tblStylePr>
     <w:tblStylePr w:type="lastRow">
       <w:rPr>
+        <w:rFonts w:eastAsia="黑体"/>
         <w:b/>
         <w:bCs/>
         <w:color w:themeColor="accent2" w:themeShade="CC" w:val="9E3A38"/>
@@ -13199,12 +13707,14 @@
     </w:tblStylePr>
     <w:tblStylePr w:type="firstCol">
       <w:rPr>
+        <w:rFonts w:eastAsia="黑体"/>
         <w:b/>
         <w:bCs/>
       </w:rPr>
     </w:tblStylePr>
     <w:tblStylePr w:type="lastCol">
       <w:rPr>
+        <w:rFonts w:eastAsia="黑体"/>
         <w:b/>
         <w:bCs/>
       </w:rPr>
@@ -13239,6 +13749,7 @@
       <w:spacing w:after="0" w:line="240" w:lineRule="auto"/>
     </w:pPr>
     <w:rPr>
+      <w:rFonts w:eastAsia="黑体"/>
       <w:color w:themeColor="text1" w:val="000000"/>
     </w:rPr>
     <w:tblPr>
@@ -13257,6 +13768,7 @@
     </w:tcPr>
     <w:tblStylePr w:type="firstRow">
       <w:rPr>
+        <w:rFonts w:eastAsia="黑体"/>
         <w:b/>
         <w:bCs/>
         <w:color w:themeColor="background1" w:val="FFFFFF"/>
@@ -13271,6 +13783,7 @@
     </w:tblStylePr>
     <w:tblStylePr w:type="lastRow">
       <w:rPr>
+        <w:rFonts w:eastAsia="黑体"/>
         <w:b/>
         <w:bCs/>
         <w:color w:themeColor="accent2" w:themeShade="CC" w:val="9E3A38"/>
@@ -13285,12 +13798,14 @@
     </w:tblStylePr>
     <w:tblStylePr w:type="firstCol">
       <w:rPr>
+        <w:rFonts w:eastAsia="黑体"/>
         <w:b/>
         <w:bCs/>
       </w:rPr>
     </w:tblStylePr>
     <w:tblStylePr w:type="lastCol">
       <w:rPr>
+        <w:rFonts w:eastAsia="黑体"/>
         <w:b/>
         <w:bCs/>
       </w:rPr>
@@ -13325,6 +13840,7 @@
       <w:spacing w:after="0" w:line="240" w:lineRule="auto"/>
     </w:pPr>
     <w:rPr>
+      <w:rFonts w:eastAsia="黑体"/>
       <w:color w:themeColor="text1" w:val="000000"/>
     </w:rPr>
     <w:tblPr>
@@ -13343,6 +13859,7 @@
     </w:tcPr>
     <w:tblStylePr w:type="firstRow">
       <w:rPr>
+        <w:rFonts w:eastAsia="黑体"/>
         <w:b/>
         <w:bCs/>
         <w:color w:themeColor="background1" w:val="FFFFFF"/>
@@ -13357,6 +13874,7 @@
     </w:tblStylePr>
     <w:tblStylePr w:type="lastRow">
       <w:rPr>
+        <w:rFonts w:eastAsia="黑体"/>
         <w:b/>
         <w:bCs/>
         <w:color w:themeColor="accent2" w:themeShade="CC" w:val="9E3A38"/>
@@ -13371,12 +13889,14 @@
     </w:tblStylePr>
     <w:tblStylePr w:type="firstCol">
       <w:rPr>
+        <w:rFonts w:eastAsia="黑体"/>
         <w:b/>
         <w:bCs/>
       </w:rPr>
     </w:tblStylePr>
     <w:tblStylePr w:type="lastCol">
       <w:rPr>
+        <w:rFonts w:eastAsia="黑体"/>
         <w:b/>
         <w:bCs/>
       </w:rPr>
@@ -13411,6 +13931,7 @@
       <w:spacing w:after="0" w:line="240" w:lineRule="auto"/>
     </w:pPr>
     <w:rPr>
+      <w:rFonts w:eastAsia="黑体"/>
       <w:color w:themeColor="text1" w:val="000000"/>
     </w:rPr>
     <w:tblPr>
@@ -13429,6 +13950,7 @@
     </w:tcPr>
     <w:tblStylePr w:type="firstRow">
       <w:rPr>
+        <w:rFonts w:eastAsia="黑体"/>
         <w:b/>
         <w:bCs/>
         <w:color w:themeColor="background1" w:val="FFFFFF"/>
@@ -13443,6 +13965,7 @@
     </w:tblStylePr>
     <w:tblStylePr w:type="lastRow">
       <w:rPr>
+        <w:rFonts w:eastAsia="黑体"/>
         <w:b/>
         <w:bCs/>
         <w:color w:themeColor="accent4" w:themeShade="CC" w:val="664E82"/>
@@ -13457,12 +13980,14 @@
     </w:tblStylePr>
     <w:tblStylePr w:type="firstCol">
       <w:rPr>
+        <w:rFonts w:eastAsia="黑体"/>
         <w:b/>
         <w:bCs/>
       </w:rPr>
     </w:tblStylePr>
     <w:tblStylePr w:type="lastCol">
       <w:rPr>
+        <w:rFonts w:eastAsia="黑体"/>
         <w:b/>
         <w:bCs/>
       </w:rPr>
@@ -13497,6 +14022,7 @@
       <w:spacing w:after="0" w:line="240" w:lineRule="auto"/>
     </w:pPr>
     <w:rPr>
+      <w:rFonts w:eastAsia="黑体"/>
       <w:color w:themeColor="text1" w:val="000000"/>
     </w:rPr>
     <w:tblPr>
@@ -13515,6 +14041,7 @@
     </w:tcPr>
     <w:tblStylePr w:type="firstRow">
       <w:rPr>
+        <w:rFonts w:eastAsia="黑体"/>
         <w:b/>
         <w:bCs/>
         <w:color w:themeColor="background1" w:val="FFFFFF"/>
@@ -13529,6 +14056,7 @@
     </w:tblStylePr>
     <w:tblStylePr w:type="lastRow">
       <w:rPr>
+        <w:rFonts w:eastAsia="黑体"/>
         <w:b/>
         <w:bCs/>
         <w:color w:themeColor="accent3" w:themeShade="CC" w:val="7E9C40"/>
@@ -13543,12 +14071,14 @@
     </w:tblStylePr>
     <w:tblStylePr w:type="firstCol">
       <w:rPr>
+        <w:rFonts w:eastAsia="黑体"/>
         <w:b/>
         <w:bCs/>
       </w:rPr>
     </w:tblStylePr>
     <w:tblStylePr w:type="lastCol">
       <w:rPr>
+        <w:rFonts w:eastAsia="黑体"/>
         <w:b/>
         <w:bCs/>
       </w:rPr>
@@ -13583,6 +14113,7 @@
       <w:spacing w:after="0" w:line="240" w:lineRule="auto"/>
     </w:pPr>
     <w:rPr>
+      <w:rFonts w:eastAsia="黑体"/>
       <w:color w:themeColor="text1" w:val="000000"/>
     </w:rPr>
     <w:tblPr>
@@ -13601,6 +14132,7 @@
     </w:tcPr>
     <w:tblStylePr w:type="firstRow">
       <w:rPr>
+        <w:rFonts w:eastAsia="黑体"/>
         <w:b/>
         <w:bCs/>
         <w:color w:themeColor="background1" w:val="FFFFFF"/>
@@ -13615,6 +14147,7 @@
     </w:tblStylePr>
     <w:tblStylePr w:type="lastRow">
       <w:rPr>
+        <w:rFonts w:eastAsia="黑体"/>
         <w:b/>
         <w:bCs/>
         <w:color w:themeColor="accent6" w:themeShade="CC" w:val="F2730A"/>
@@ -13629,12 +14162,14 @@
     </w:tblStylePr>
     <w:tblStylePr w:type="firstCol">
       <w:rPr>
+        <w:rFonts w:eastAsia="黑体"/>
         <w:b/>
         <w:bCs/>
       </w:rPr>
     </w:tblStylePr>
     <w:tblStylePr w:type="lastCol">
       <w:rPr>
+        <w:rFonts w:eastAsia="黑体"/>
         <w:b/>
         <w:bCs/>
       </w:rPr>
@@ -13669,6 +14204,7 @@
       <w:spacing w:after="0" w:line="240" w:lineRule="auto"/>
     </w:pPr>
     <w:rPr>
+      <w:rFonts w:eastAsia="黑体"/>
       <w:color w:themeColor="text1" w:val="000000"/>
     </w:rPr>
     <w:tblPr>
@@ -13687,6 +14223,7 @@
     </w:tcPr>
     <w:tblStylePr w:type="firstRow">
       <w:rPr>
+        <w:rFonts w:eastAsia="黑体"/>
         <w:b/>
         <w:bCs/>
         <w:color w:themeColor="background1" w:val="FFFFFF"/>
@@ -13701,6 +14238,7 @@
     </w:tblStylePr>
     <w:tblStylePr w:type="lastRow">
       <w:rPr>
+        <w:rFonts w:eastAsia="黑体"/>
         <w:b/>
         <w:bCs/>
         <w:color w:themeColor="accent5" w:themeShade="CC" w:val="348DA5"/>
@@ -13715,12 +14253,14 @@
     </w:tblStylePr>
     <w:tblStylePr w:type="firstCol">
       <w:rPr>
+        <w:rFonts w:eastAsia="黑体"/>
         <w:b/>
         <w:bCs/>
       </w:rPr>
     </w:tblStylePr>
     <w:tblStylePr w:type="lastCol">
       <w:rPr>
+        <w:rFonts w:eastAsia="黑体"/>
         <w:b/>
         <w:bCs/>
       </w:rPr>
@@ -13755,6 +14295,7 @@
       <w:spacing w:after="0" w:line="240" w:lineRule="auto"/>
     </w:pPr>
     <w:rPr>
+      <w:rFonts w:eastAsia="黑体"/>
       <w:color w:themeColor="text1" w:val="000000"/>
     </w:rPr>
     <w:tblPr>
@@ -13776,6 +14317,7 @@
     </w:tcPr>
     <w:tblStylePr w:type="firstRow">
       <w:rPr>
+        <w:rFonts w:eastAsia="黑体"/>
         <w:b/>
         <w:bCs/>
       </w:rPr>
@@ -13786,6 +14328,7 @@
     </w:tblStylePr>
     <w:tblStylePr w:type="lastRow">
       <w:rPr>
+        <w:rFonts w:eastAsia="黑体"/>
         <w:b/>
         <w:bCs/>
         <w:color w:themeColor="text1" w:val="000000"/>
@@ -13797,6 +14340,7 @@
     </w:tblStylePr>
     <w:tblStylePr w:type="firstCol">
       <w:rPr>
+        <w:rFonts w:eastAsia="黑体"/>
         <w:color w:themeColor="background1" w:val="FFFFFF"/>
       </w:rPr>
       <w:tblPr/>
@@ -13806,6 +14350,7 @@
     </w:tblStylePr>
     <w:tblStylePr w:type="lastCol">
       <w:rPr>
+        <w:rFonts w:eastAsia="黑体"/>
         <w:color w:themeColor="background1" w:val="FFFFFF"/>
       </w:rPr>
       <w:tblPr/>
@@ -13835,6 +14380,7 @@
       <w:spacing w:after="0" w:line="240" w:lineRule="auto"/>
     </w:pPr>
     <w:rPr>
+      <w:rFonts w:eastAsia="黑体"/>
       <w:color w:themeColor="text1" w:val="000000"/>
     </w:rPr>
     <w:tblPr>
@@ -13856,6 +14402,7 @@
     </w:tcPr>
     <w:tblStylePr w:type="firstRow">
       <w:rPr>
+        <w:rFonts w:eastAsia="黑体"/>
         <w:b/>
         <w:bCs/>
       </w:rPr>
@@ -13866,6 +14413,7 @@
     </w:tblStylePr>
     <w:tblStylePr w:type="lastRow">
       <w:rPr>
+        <w:rFonts w:eastAsia="黑体"/>
         <w:b/>
         <w:bCs/>
         <w:color w:themeColor="text1" w:val="000000"/>
@@ -13877,6 +14425,7 @@
     </w:tblStylePr>
     <w:tblStylePr w:type="firstCol">
       <w:rPr>
+        <w:rFonts w:eastAsia="黑体"/>
         <w:color w:themeColor="background1" w:val="FFFFFF"/>
       </w:rPr>
       <w:tblPr/>
@@ -13886,6 +14435,7 @@
     </w:tblStylePr>
     <w:tblStylePr w:type="lastCol">
       <w:rPr>
+        <w:rFonts w:eastAsia="黑体"/>
         <w:color w:themeColor="background1" w:val="FFFFFF"/>
       </w:rPr>
       <w:tblPr/>
@@ -13915,6 +14465,7 @@
       <w:spacing w:after="0" w:line="240" w:lineRule="auto"/>
     </w:pPr>
     <w:rPr>
+      <w:rFonts w:eastAsia="黑体"/>
       <w:color w:themeColor="text1" w:val="000000"/>
     </w:rPr>
     <w:tblPr>
@@ -13936,6 +14487,7 @@
     </w:tcPr>
     <w:tblStylePr w:type="firstRow">
       <w:rPr>
+        <w:rFonts w:eastAsia="黑体"/>
         <w:b/>
         <w:bCs/>
       </w:rPr>
@@ -13946,6 +14498,7 @@
     </w:tblStylePr>
     <w:tblStylePr w:type="lastRow">
       <w:rPr>
+        <w:rFonts w:eastAsia="黑体"/>
         <w:b/>
         <w:bCs/>
         <w:color w:themeColor="text1" w:val="000000"/>
@@ -13957,6 +14510,7 @@
     </w:tblStylePr>
     <w:tblStylePr w:type="firstCol">
       <w:rPr>
+        <w:rFonts w:eastAsia="黑体"/>
         <w:color w:themeColor="background1" w:val="FFFFFF"/>
       </w:rPr>
       <w:tblPr/>
@@ -13966,6 +14520,7 @@
     </w:tblStylePr>
     <w:tblStylePr w:type="lastCol">
       <w:rPr>
+        <w:rFonts w:eastAsia="黑体"/>
         <w:color w:themeColor="background1" w:val="FFFFFF"/>
       </w:rPr>
       <w:tblPr/>
@@ -13995,6 +14550,7 @@
       <w:spacing w:after="0" w:line="240" w:lineRule="auto"/>
     </w:pPr>
     <w:rPr>
+      <w:rFonts w:eastAsia="黑体"/>
       <w:color w:themeColor="text1" w:val="000000"/>
     </w:rPr>
     <w:tblPr>
@@ -14016,6 +14572,7 @@
     </w:tcPr>
     <w:tblStylePr w:type="firstRow">
       <w:rPr>
+        <w:rFonts w:eastAsia="黑体"/>
         <w:b/>
         <w:bCs/>
       </w:rPr>
@@ -14026,6 +14583,7 @@
     </w:tblStylePr>
     <w:tblStylePr w:type="lastRow">
       <w:rPr>
+        <w:rFonts w:eastAsia="黑体"/>
         <w:b/>
         <w:bCs/>
         <w:color w:themeColor="text1" w:val="000000"/>
@@ -14037,6 +14595,7 @@
     </w:tblStylePr>
     <w:tblStylePr w:type="firstCol">
       <w:rPr>
+        <w:rFonts w:eastAsia="黑体"/>
         <w:color w:themeColor="background1" w:val="FFFFFF"/>
       </w:rPr>
       <w:tblPr/>
@@ -14046,6 +14605,7 @@
     </w:tblStylePr>
     <w:tblStylePr w:type="lastCol">
       <w:rPr>
+        <w:rFonts w:eastAsia="黑体"/>
         <w:color w:themeColor="background1" w:val="FFFFFF"/>
       </w:rPr>
       <w:tblPr/>
@@ -14075,6 +14635,7 @@
       <w:spacing w:after="0" w:line="240" w:lineRule="auto"/>
     </w:pPr>
     <w:rPr>
+      <w:rFonts w:eastAsia="黑体"/>
       <w:color w:themeColor="text1" w:val="000000"/>
     </w:rPr>
     <w:tblPr>
@@ -14096,6 +14657,7 @@
     </w:tcPr>
     <w:tblStylePr w:type="firstRow">
       <w:rPr>
+        <w:rFonts w:eastAsia="黑体"/>
         <w:b/>
         <w:bCs/>
       </w:rPr>
@@ -14106,6 +14668,7 @@
     </w:tblStylePr>
     <w:tblStylePr w:type="lastRow">
       <w:rPr>
+        <w:rFonts w:eastAsia="黑体"/>
         <w:b/>
         <w:bCs/>
         <w:color w:themeColor="text1" w:val="000000"/>
@@ -14117,6 +14680,7 @@
     </w:tblStylePr>
     <w:tblStylePr w:type="firstCol">
       <w:rPr>
+        <w:rFonts w:eastAsia="黑体"/>
         <w:color w:themeColor="background1" w:val="FFFFFF"/>
       </w:rPr>
       <w:tblPr/>
@@ -14126,6 +14690,7 @@
     </w:tblStylePr>
     <w:tblStylePr w:type="lastCol">
       <w:rPr>
+        <w:rFonts w:eastAsia="黑体"/>
         <w:color w:themeColor="background1" w:val="FFFFFF"/>
       </w:rPr>
       <w:tblPr/>
@@ -14155,6 +14720,7 @@
       <w:spacing w:after="0" w:line="240" w:lineRule="auto"/>
     </w:pPr>
     <w:rPr>
+      <w:rFonts w:eastAsia="黑体"/>
       <w:color w:themeColor="text1" w:val="000000"/>
     </w:rPr>
     <w:tblPr>
@@ -14176,6 +14742,7 @@
     </w:tcPr>
     <w:tblStylePr w:type="firstRow">
       <w:rPr>
+        <w:rFonts w:eastAsia="黑体"/>
         <w:b/>
         <w:bCs/>
       </w:rPr>
@@ -14186,6 +14753,7 @@
     </w:tblStylePr>
     <w:tblStylePr w:type="lastRow">
       <w:rPr>
+        <w:rFonts w:eastAsia="黑体"/>
         <w:b/>
         <w:bCs/>
         <w:color w:themeColor="text1" w:val="000000"/>
@@ -14197,6 +14765,7 @@
     </w:tblStylePr>
     <w:tblStylePr w:type="firstCol">
       <w:rPr>
+        <w:rFonts w:eastAsia="黑体"/>
         <w:color w:themeColor="background1" w:val="FFFFFF"/>
       </w:rPr>
       <w:tblPr/>
@@ -14206,6 +14775,7 @@
     </w:tblStylePr>
     <w:tblStylePr w:type="lastCol">
       <w:rPr>
+        <w:rFonts w:eastAsia="黑体"/>
         <w:color w:themeColor="background1" w:val="FFFFFF"/>
       </w:rPr>
       <w:tblPr/>
@@ -14235,6 +14805,7 @@
       <w:spacing w:after="0" w:line="240" w:lineRule="auto"/>
     </w:pPr>
     <w:rPr>
+      <w:rFonts w:eastAsia="黑体"/>
       <w:color w:themeColor="text1" w:val="000000"/>
     </w:rPr>
     <w:tblPr>
@@ -14256,6 +14827,7 @@
     </w:tcPr>
     <w:tblStylePr w:type="firstRow">
       <w:rPr>
+        <w:rFonts w:eastAsia="黑体"/>
         <w:b/>
         <w:bCs/>
       </w:rPr>
@@ -14266,6 +14838,7 @@
     </w:tblStylePr>
     <w:tblStylePr w:type="lastRow">
       <w:rPr>
+        <w:rFonts w:eastAsia="黑体"/>
         <w:b/>
         <w:bCs/>
         <w:color w:themeColor="text1" w:val="000000"/>
@@ -14277,6 +14850,7 @@
     </w:tblStylePr>
     <w:tblStylePr w:type="firstCol">
       <w:rPr>
+        <w:rFonts w:eastAsia="黑体"/>
         <w:color w:themeColor="background1" w:val="FFFFFF"/>
       </w:rPr>
       <w:tblPr/>
@@ -14286,6 +14860,7 @@
     </w:tblStylePr>
     <w:tblStylePr w:type="lastCol">
       <w:rPr>
+        <w:rFonts w:eastAsia="黑体"/>
         <w:color w:themeColor="background1" w:val="FFFFFF"/>
       </w:rPr>
       <w:tblPr/>
@@ -14318,6 +14893,7 @@
     <w:name w:val="KeywordTok"/>
     <w:basedOn w:val="VerbatimChar"/>
     <w:rPr>
+      <w:rFonts w:eastAsia="黑体"/>
       <w:b/>
       <w:color w:val="007020"/>
     </w:rPr>
@@ -14326,6 +14902,7 @@
     <w:name w:val="DataTypeTok"/>
     <w:basedOn w:val="VerbatimChar"/>
     <w:rPr>
+      <w:rFonts w:eastAsia="黑体"/>
       <w:color w:val="902000"/>
     </w:rPr>
   </w:style>
@@ -14333,6 +14910,7 @@
     <w:name w:val="DecValTok"/>
     <w:basedOn w:val="VerbatimChar"/>
     <w:rPr>
+      <w:rFonts w:eastAsia="黑体"/>
       <w:color w:val="40a070"/>
     </w:rPr>
   </w:style>
@@ -14340,6 +14918,7 @@
     <w:name w:val="BaseNTok"/>
     <w:basedOn w:val="VerbatimChar"/>
     <w:rPr>
+      <w:rFonts w:eastAsia="黑体"/>
       <w:color w:val="40a070"/>
     </w:rPr>
   </w:style>
@@ -14347,6 +14926,7 @@
     <w:name w:val="FloatTok"/>
     <w:basedOn w:val="VerbatimChar"/>
     <w:rPr>
+      <w:rFonts w:eastAsia="黑体"/>
       <w:color w:val="40a070"/>
     </w:rPr>
   </w:style>
@@ -14354,6 +14934,7 @@
     <w:name w:val="ConstantTok"/>
     <w:basedOn w:val="VerbatimChar"/>
     <w:rPr>
+      <w:rFonts w:eastAsia="黑体"/>
       <w:color w:val="880000"/>
     </w:rPr>
   </w:style>
@@ -14361,6 +14942,7 @@
     <w:name w:val="CharTok"/>
     <w:basedOn w:val="VerbatimChar"/>
     <w:rPr>
+      <w:rFonts w:eastAsia="黑体"/>
       <w:color w:val="4070a0"/>
     </w:rPr>
   </w:style>
@@ -14368,6 +14950,7 @@
     <w:name w:val="SpecialCharTok"/>
     <w:basedOn w:val="VerbatimChar"/>
     <w:rPr>
+      <w:rFonts w:eastAsia="黑体"/>
       <w:color w:val="4070a0"/>
     </w:rPr>
   </w:style>
@@ -14375,6 +14958,7 @@
     <w:name w:val="StringTok"/>
     <w:basedOn w:val="VerbatimChar"/>
     <w:rPr>
+      <w:rFonts w:eastAsia="黑体"/>
       <w:color w:val="4070a0"/>
     </w:rPr>
   </w:style>
@@ -14382,6 +14966,7 @@
     <w:name w:val="VerbatimStringTok"/>
     <w:basedOn w:val="VerbatimChar"/>
     <w:rPr>
+      <w:rFonts w:eastAsia="黑体"/>
       <w:color w:val="4070a0"/>
     </w:rPr>
   </w:style>
@@ -14389,6 +14974,7 @@
     <w:name w:val="SpecialStringTok"/>
     <w:basedOn w:val="VerbatimChar"/>
     <w:rPr>
+      <w:rFonts w:eastAsia="黑体"/>
       <w:color w:val="bb6688"/>
     </w:rPr>
   </w:style>
@@ -14396,6 +14982,7 @@
     <w:name w:val="ImportTok"/>
     <w:basedOn w:val="VerbatimChar"/>
     <w:rPr>
+      <w:rFonts w:eastAsia="黑体"/>
       <w:b/>
       <w:color w:val="008000"/>
     </w:rPr>
@@ -14404,6 +14991,7 @@
     <w:name w:val="CommentTok"/>
     <w:basedOn w:val="VerbatimChar"/>
     <w:rPr>
+      <w:rFonts w:eastAsia="黑体"/>
       <w:i/>
       <w:color w:val="60a0b0"/>
     </w:rPr>
@@ -14412,6 +15000,7 @@
     <w:name w:val="DocumentationTok"/>
     <w:basedOn w:val="VerbatimChar"/>
     <w:rPr>
+      <w:rFonts w:eastAsia="黑体"/>
       <w:i/>
       <w:color w:val="ba2121"/>
     </w:rPr>
@@ -14420,6 +15009,7 @@
     <w:name w:val="AnnotationTok"/>
     <w:basedOn w:val="VerbatimChar"/>
     <w:rPr>
+      <w:rFonts w:eastAsia="黑体"/>
       <w:b/>
       <w:i/>
       <w:color w:val="60a0b0"/>
@@ -14429,6 +15019,7 @@
     <w:name w:val="CommentVarTok"/>
     <w:basedOn w:val="VerbatimChar"/>
     <w:rPr>
+      <w:rFonts w:eastAsia="黑体"/>
       <w:b/>
       <w:i/>
       <w:color w:val="60a0b0"/>
@@ -14438,6 +15029,7 @@
     <w:name w:val="OtherTok"/>
     <w:basedOn w:val="VerbatimChar"/>
     <w:rPr>
+      <w:rFonts w:eastAsia="黑体"/>
       <w:color w:val="007020"/>
     </w:rPr>
   </w:style>
@@ -14445,6 +15037,7 @@
     <w:name w:val="FunctionTok"/>
     <w:basedOn w:val="VerbatimChar"/>
     <w:rPr>
+      <w:rFonts w:eastAsia="黑体"/>
       <w:color w:val="06287e"/>
     </w:rPr>
   </w:style>
@@ -14452,6 +15045,7 @@
     <w:name w:val="VariableTok"/>
     <w:basedOn w:val="VerbatimChar"/>
     <w:rPr>
+      <w:rFonts w:eastAsia="黑体"/>
       <w:color w:val="19177c"/>
     </w:rPr>
   </w:style>
@@ -14459,6 +15053,7 @@
     <w:name w:val="ControlFlowTok"/>
     <w:basedOn w:val="VerbatimChar"/>
     <w:rPr>
+      <w:rFonts w:eastAsia="黑体"/>
       <w:b/>
       <w:color w:val="007020"/>
     </w:rPr>
@@ -14467,6 +15062,7 @@
     <w:name w:val="OperatorTok"/>
     <w:basedOn w:val="VerbatimChar"/>
     <w:rPr>
+      <w:rFonts w:eastAsia="黑体"/>
       <w:color w:val="666666"/>
     </w:rPr>
   </w:style>
@@ -14474,18 +15070,22 @@
     <w:name w:val="BuiltInTok"/>
     <w:basedOn w:val="VerbatimChar"/>
     <w:rPr>
+      <w:rFonts w:eastAsia="黑体"/>
       <w:color w:val="008000"/>
     </w:rPr>
   </w:style>
   <w:style w:type="character" w:customStyle="1" w:styleId="ExtensionTok">
     <w:name w:val="ExtensionTok"/>
     <w:basedOn w:val="VerbatimChar"/>
-    <w:rPr/>
+    <w:rPr>
+      <w:rFonts w:eastAsia="黑体"/>
+    </w:rPr>
   </w:style>
   <w:style w:type="character" w:customStyle="1" w:styleId="PreprocessorTok">
     <w:name w:val="PreprocessorTok"/>
     <w:basedOn w:val="VerbatimChar"/>
     <w:rPr>
+      <w:rFonts w:eastAsia="黑体"/>
       <w:color w:val="bc7a00"/>
     </w:rPr>
   </w:style>
@@ -14493,18 +15093,22 @@
     <w:name w:val="AttributeTok"/>
     <w:basedOn w:val="VerbatimChar"/>
     <w:rPr>
+      <w:rFonts w:eastAsia="黑体"/>
       <w:color w:val="7d9029"/>
     </w:rPr>
   </w:style>
   <w:style w:type="character" w:customStyle="1" w:styleId="RegionMarkerTok">
     <w:name w:val="RegionMarkerTok"/>
     <w:basedOn w:val="VerbatimChar"/>
-    <w:rPr/>
+    <w:rPr>
+      <w:rFonts w:eastAsia="黑体"/>
+    </w:rPr>
   </w:style>
   <w:style w:type="character" w:customStyle="1" w:styleId="InformationTok">
     <w:name w:val="InformationTok"/>
     <w:basedOn w:val="VerbatimChar"/>
     <w:rPr>
+      <w:rFonts w:eastAsia="黑体"/>
       <w:b/>
       <w:i/>
       <w:color w:val="60a0b0"/>
@@ -14514,6 +15118,7 @@
     <w:name w:val="WarningTok"/>
     <w:basedOn w:val="VerbatimChar"/>
     <w:rPr>
+      <w:rFonts w:eastAsia="黑体"/>
       <w:b/>
       <w:i/>
       <w:color w:val="60a0b0"/>
@@ -14523,6 +15128,7 @@
     <w:name w:val="AlertTok"/>
     <w:basedOn w:val="VerbatimChar"/>
     <w:rPr>
+      <w:rFonts w:eastAsia="黑体"/>
       <w:b/>
       <w:color w:val="ff0000"/>
     </w:rPr>
@@ -14531,6 +15137,7 @@
     <w:name w:val="ErrorTok"/>
     <w:basedOn w:val="VerbatimChar"/>
     <w:rPr>
+      <w:rFonts w:eastAsia="黑体"/>
       <w:b/>
       <w:color w:val="ff0000"/>
     </w:rPr>
@@ -14538,7 +15145,9 @@
   <w:style w:type="character" w:customStyle="1" w:styleId="NormalTok">
     <w:name w:val="NormalTok"/>
     <w:basedOn w:val="VerbatimChar"/>
-    <w:rPr/>
+    <w:rPr>
+      <w:rFonts w:eastAsia="黑体"/>
+    </w:rPr>
   </w:style>
 </w:styles>
 </file>
@@ -14587,12 +15196,12 @@
     <a:fontScheme name="Office">
       <a:majorFont>
         <a:latin typeface="Calibri"/>
-        <a:ea typeface=""/>
+        <a:ea typeface="黑体"/>
         <a:cs typeface=""/>
         <a:font script="Jpan" typeface="ＭＳ ゴシック"/>
         <a:font script="Hang" typeface="맑은 고딕"/>
-        <a:font script="Hans" typeface="宋体"/>
-        <a:font script="Hant" typeface="新細明體"/>
+        <a:font script="Hans" typeface="黑体"/>
+        <a:font script="Hant" typeface="黑体"/>
         <a:font script="Arab" typeface="Times New Roman"/>
         <a:font script="Hebr" typeface="Times New Roman"/>
         <a:font script="Thai" typeface="Angsana New"/>
@@ -14622,12 +15231,12 @@
       </a:majorFont>
       <a:minorFont>
         <a:latin typeface="Cambria"/>
-        <a:ea typeface=""/>
+        <a:ea typeface="黑体"/>
         <a:cs typeface=""/>
         <a:font script="Jpan" typeface="ＭＳ 明朝"/>
         <a:font script="Hang" typeface="맑은 고딕"/>
-        <a:font script="Hans" typeface="宋体"/>
-        <a:font script="Hant" typeface="新細明體"/>
+        <a:font script="Hans" typeface="黑体"/>
+        <a:font script="Hant" typeface="黑体"/>
         <a:font script="Arab" typeface="Arial"/>
         <a:font script="Hebr" typeface="Arial"/>
         <a:font script="Thai" typeface="Cordia New"/>

--- a/02-放大电路/01-运算放大电路/精密整流电路/精密整流电路.docx
+++ b/02-放大电路/01-运算放大电路/精密整流电路/精密整流电路.docx
@@ -2125,7 +2125,7 @@
           <w:color w:val="555555"/>
           <w:sz w:val="21"/>
         </w:rPr>
-        <w:t>材料收集者：杜文杰，WX手机：19519196569，QQ:3478827729</w:t>
+        <w:t>材料收集者：杜文杰，微信/手机：19519196569，QQ:3478827729</w:t>
       </w:r>
     </w:p>
     <w:sectPr>
